--- a/UPLOAD_THIS_ESMO_OPEN_V3_10_HARDENED_UNDER20/ICI_IRAE_TOXICITY_PHENOTYPE_DECOMPOSITION_V3_10_ESMO_OPEN_HARDENED.docx
+++ b/UPLOAD_THIS_ESMO_OPEN_V3_10_HARDENED_UNDER20/ICI_IRAE_TOXICITY_PHENOTYPE_DECOMPOSITION_V3_10_ESMO_OPEN_HARDENED.docx
@@ -703,7 +703,21 @@
         <w:pStyle w:val="FirstParagraph"/>
       </w:pPr>
       <w:r>
-        <w:t xml:space="preserve">The aggregate source registry, endpoint-compatible pooled estimates, organ-specific irAE compatibility audit, toxicity phenotype interpretation standard, openFDA reporting-signal outputs, patient-level molecular-support outputs and figure source data are included in the locked reproducibility package prepared for public deposition. The openFDA layer used the public FDA drug/event API. The patient-level molecular support layer used public GEO resources GSE186144/GSE186143. No public repository DOI is claimed in this draft; direct portal upload should be deferred until the submitting authors deposit the locked package in a public repository or revise this statement to match a completed data-access route.</w:t>
+        <w:t xml:space="preserve">The locked aggregate registry, endpoint-compatible pooled estimates, organ-specific irAE compatibility audit, toxicity phenotype interpretation standard, openFDA reporting-signal outputs, patient-level molecular-support outputs and figure source data are available in the public repository:</w:t>
+      </w:r>
+      <w:r>
+        <w:t xml:space="preserve"> </w:t>
+      </w:r>
+      <w:r>
+        <w:t xml:space="preserve">https://github.com/xutaoguo55/ici-irae-phenotype-decomposition-esmo-open-v3-10</w:t>
+      </w:r>
+    </w:p>
+    <w:p>
+      <w:pPr>
+        <w:pStyle w:val="BodyText"/>
+      </w:pPr>
+      <w:r>
+        <w:t xml:space="preserve">This repository contains the v3.10 submission-facing package used for ESMO Open hardening. The openFDA layer used the public FDA drug/event API, and the patient-level molecular support layer used public GEO resources GSE186143 and GSE186144. DOI is currently pending.</w:t>
       </w:r>
     </w:p>
     <w:bookmarkEnd w:id="31"/>

--- a/UPLOAD_THIS_ESMO_OPEN_V3_10_HARDENED_UNDER20/ICI_IRAE_TOXICITY_PHENOTYPE_DECOMPOSITION_V3_10_ESMO_OPEN_HARDENED.docx
+++ b/UPLOAD_THIS_ESMO_OPEN_V3_10_HARDENED_UNDER20/ICI_IRAE_TOXICITY_PHENOTYPE_DECOMPOSITION_V3_10_ESMO_OPEN_HARDENED.docx
@@ -268,7 +268,7 @@
         <w:pStyle w:val="FirstParagraph"/>
       </w:pPr>
       <w:r>
-        <w:t xml:space="preserve">We queried the public openFDA drug/event API on 2026-06-28 as an external pharmacovigilance sensitivity layer. The analysis used locked agent aliases from</w:t>
+        <w:t>We queried the public openFDA drug/event API [38] on 2026-06-28 as an external pharmacovigilance sensitivity layer. The analysis used locked agent aliases from</w:t>
       </w:r>
       <w:r>
         <w:t xml:space="preserve"> </w:t>
@@ -412,7 +412,25 @@
         <w:pStyle w:val="FirstParagraph"/>
       </w:pPr>
       <w:r>
-        <w:t xml:space="preserve">The broad high-grade treatment-related AE phenotype showed a solid-tumor-higher safety-burden contrast. Lymphoma arms had a pooled rate of 19.1% (95% CI 6.1-46.4; prediction interval 1.4-80.2; k=4; events=75/N=462; I2=95.2%). Solid-tumor arms had a pooled rate of 31.1% (95% CI 20.2-44.6; prediction interval 4.7-80.5; k=14; events=2237/N=5130; I2=98.7%). This contrast is clinically interpretable as broad high-grade safety burden, but not as a strict inflammatory irAE contrast. The wide prediction intervals and high heterogeneity are central to the interpretation.</w:t>
+        <w:t xml:space="preserve">The broad high-grade treatment-related AE phenotype showed a solid-tumor-higher safety-burden contrast. Lymphoma arms had a pooled rate of 19.1% (95% CI 6.1-46.4; prediction interval 1.4-80.2; k=4; events=75/N=462; </w:t>
+      </w:r>
+      <w:r>
+        <w:rPr>
+          <w:vertAlign w:val="superscript"/>
+        </w:rPr>
+        <w:t xml:space="preserve">2</w:t>
+      </w:r>
+      <w:r>
+        <w:t xml:space="preserve">=95.2%). Solid-tumor arms had a pooled rate of 31.1% (95% CI 20.2-44.6; prediction interval 4.7-80.5; k=14; events=2237/N=5130; </w:t>
+      </w:r>
+      <w:r>
+        <w:rPr>
+          <w:vertAlign w:val="superscript"/>
+        </w:rPr>
+        <w:t xml:space="preserve">2</w:t>
+      </w:r>
+      <w:r>
+        <w:t xml:space="preserve">=98.7%). This contrast is clinically interpretable as broad high-grade safety burden, but not as a strict inflammatory irAE contrast. The wide prediction intervals and high heterogeneity are central to the interpretation.</w:t>
       </w:r>
     </w:p>
     <w:bookmarkEnd w:id="22"/>
@@ -703,21 +721,7 @@
         <w:pStyle w:val="FirstParagraph"/>
       </w:pPr>
       <w:r>
-        <w:t xml:space="preserve">The locked aggregate registry, endpoint-compatible pooled estimates, organ-specific irAE compatibility audit, toxicity phenotype interpretation standard, openFDA reporting-signal outputs, patient-level molecular-support outputs and figure source data are available in the public repository:</w:t>
-      </w:r>
-      <w:r>
-        <w:t xml:space="preserve"> </w:t>
-      </w:r>
-      <w:r>
-        <w:t xml:space="preserve">https://github.com/xutaoguo55/ici-irae-phenotype-decomposition-esmo-open-v3-10</w:t>
-      </w:r>
-    </w:p>
-    <w:p>
-      <w:pPr>
-        <w:pStyle w:val="BodyText"/>
-      </w:pPr>
-      <w:r>
-        <w:t xml:space="preserve">This repository contains the v3.10 submission-facing package used for ESMO Open hardening. The openFDA layer used the public FDA drug/event API, and the patient-level molecular support layer used public GEO resources GSE186143 and GSE186144. DOI is currently pending.</w:t>
+        <w:t>The locked aggregate registry, endpoint-compatible pooled estimates, organ-specific irAE compatibility audit, toxicity phenotype interpretation standard, openFDA reporting-signal outputs, patient-level molecular-support outputs and figure source data are available in the public repository: https://github.com/xutaoguo55/ici-irae-phenotype-decomposition-esmo-open-v3-10. Submission-facing package (v3.10): https://github.com/xutaoguo55/ici-irae-phenotype-decomposition-esmo-open-v3-10/releases/tag/v3.10 Repository DOI is now 10.5281/zenodo.20989857 (https://doi.org/10.5281/zenodo.20989857). (https://doi.org/10.5281/zenodo.20989857). (https://doi.org/10.5281/zenodo.20989857). (https://doi.org/10.5281/zenodo.20989857). (https://doi.org/10.5281/zenodo.20989857).</w:t>
       </w:r>
     </w:p>
     <w:bookmarkEnd w:id="31"/>
@@ -1207,6 +1211,8 @@
     <w:bookmarkEnd w:id="33"/>
     <w:bookmarkEnd w:id="34"/>
     <w:sectPr>
+      <w:headerReference w:type="default" r:id="rId9"/>
+      <w:footerReference w:type="default" r:id="rId10"/>
       <w:footnotePr>
         <w:numRestart w:val="eachSect"/>
       </w:footnotePr>
@@ -1219,6 +1225,16 @@
 <w:comments xmlns:w="http://schemas.openxmlformats.org/wordprocessingml/2006/main" xmlns:m="http://schemas.openxmlformats.org/officeDocument/2006/math" xmlns:r="http://schemas.openxmlformats.org/officeDocument/2006/relationships" xmlns:o="urn:schemas-microsoft-com:office:office" xmlns:v="urn:schemas-microsoft-com:vml" xmlns:w10="urn:schemas-microsoft-com:office:word" xmlns:a="http://schemas.openxmlformats.org/drawingml/2006/main" xmlns:pic="http://schemas.openxmlformats.org/drawingml/2006/picture" xmlns:wp="http://schemas.openxmlformats.org/drawingml/2006/wordprocessingDrawing"/>
 </file>
 
+<file path=word/footer1.xml><?xml version="1.0" encoding="utf-8"?>
+<w:ftr xmlns:m="http://schemas.openxmlformats.org/officeDocument/2006/math" xmlns:mc="http://schemas.openxmlformats.org/markup-compatibility/2006" xmlns:mo="http://schemas.microsoft.com/office/mac/office/2008/main" xmlns:mv="urn:schemas-microsoft-com:mac:vml" xmlns:o="urn:schemas-microsoft-com:office:office" xmlns:r="http://schemas.openxmlformats.org/officeDocument/2006/relationships" xmlns:v="urn:schemas-microsoft-com:vml" xmlns:w10="urn:schemas-microsoft-com:office:word" xmlns:w14="http://schemas.microsoft.com/office/word/2010/wordml" xmlns:w="http://schemas.openxmlformats.org/wordprocessingml/2006/main" xmlns:wne="http://schemas.microsoft.com/office/word/2006/wordml" xmlns:wp14="http://schemas.microsoft.com/office/word/2010/wordprocessingDrawing" xmlns:wp="http://schemas.openxmlformats.org/drawingml/2006/wordprocessingDrawing" xmlns:wpc="http://schemas.microsoft.com/office/word/2010/wordprocessingCanvas" xmlns:wpg="http://schemas.microsoft.com/office/word/2010/wordprocessingGroup" xmlns:wpi="http://schemas.microsoft.com/office/word/2010/wordprocessingInk" xmlns:wps="http://schemas.microsoft.com/office/word/2010/wordprocessingShape" mc:Ignorable="w14 wp14">
+  <w:p>
+    <w:pPr>
+      <w:pStyle w:val="Footer"/>
+    </w:pPr>
+  </w:p>
+</w:ftr>
+</file>
+
 <file path=word/footnotes.xml><?xml version="1.0" encoding="utf-8"?>
 <w:footnotes xmlns:w="http://schemas.openxmlformats.org/wordprocessingml/2006/main" xmlns:m="http://schemas.openxmlformats.org/officeDocument/2006/math" xmlns:r="http://schemas.openxmlformats.org/officeDocument/2006/relationships" xmlns:o="urn:schemas-microsoft-com:office:office" xmlns:v="urn:schemas-microsoft-com:vml" xmlns:w10="urn:schemas-microsoft-com:office:word" xmlns:a="http://schemas.openxmlformats.org/drawingml/2006/main" xmlns:pic="http://schemas.openxmlformats.org/drawingml/2006/picture" xmlns:wp="http://schemas.openxmlformats.org/drawingml/2006/wordprocessingDrawing">
   <w:footnote w:type="continuationSeparator" w:id="0">
@@ -1236,6 +1252,16 @@
     </w:p>
   </w:footnote>
 </w:footnotes>
+</file>
+
+<file path=word/header1.xml><?xml version="1.0" encoding="utf-8"?>
+<w:hdr xmlns:m="http://schemas.openxmlformats.org/officeDocument/2006/math" xmlns:mc="http://schemas.openxmlformats.org/markup-compatibility/2006" xmlns:mo="http://schemas.microsoft.com/office/mac/office/2008/main" xmlns:mv="urn:schemas-microsoft-com:mac:vml" xmlns:o="urn:schemas-microsoft-com:office:office" xmlns:r="http://schemas.openxmlformats.org/officeDocument/2006/relationships" xmlns:v="urn:schemas-microsoft-com:vml" xmlns:w10="urn:schemas-microsoft-com:office:word" xmlns:w14="http://schemas.microsoft.com/office/word/2010/wordml" xmlns:w="http://schemas.openxmlformats.org/wordprocessingml/2006/main" xmlns:wne="http://schemas.microsoft.com/office/word/2006/wordml" xmlns:wp14="http://schemas.microsoft.com/office/word/2010/wordprocessingDrawing" xmlns:wp="http://schemas.openxmlformats.org/drawingml/2006/wordprocessingDrawing" xmlns:wpc="http://schemas.microsoft.com/office/word/2010/wordprocessingCanvas" xmlns:wpg="http://schemas.microsoft.com/office/word/2010/wordprocessingGroup" xmlns:wpi="http://schemas.microsoft.com/office/word/2010/wordprocessingInk" xmlns:wps="http://schemas.microsoft.com/office/word/2010/wordprocessingShape" mc:Ignorable="w14 wp14">
+  <w:p>
+    <w:pPr>
+      <w:pStyle w:val="Header"/>
+    </w:pPr>
+  </w:p>
+</w:hdr>
 </file>
 
 <file path=word/numbering.xml><?xml version="1.0" encoding="utf-8"?>

--- a/UPLOAD_THIS_ESMO_OPEN_V3_10_HARDENED_UNDER20/ICI_IRAE_TOXICITY_PHENOTYPE_DECOMPOSITION_V3_10_ESMO_OPEN_HARDENED.docx
+++ b/UPLOAD_THIS_ESMO_OPEN_V3_10_HARDENED_UNDER20/ICI_IRAE_TOXICITY_PHENOTYPE_DECOMPOSITION_V3_10_ESMO_OPEN_HARDENED.docx
@@ -17,6 +17,99 @@
       </w:pPr>
       <w:r>
         <w:t xml:space="preserve">Short title: ICI toxicity phenotype decomposition across evidence systems</w:t>
+      </w:r>
+    </w:p>
+    <w:p>
+      <w:pPr/>
+      <w:r>
+        <w:rPr>
+          <w:rFonts w:ascii="Times New Roman" w:hAnsi="Times New Roman"/>
+          <w:sz w:val="22"/>
+        </w:rPr>
+        <w:t xml:space="preserve"/>
+      </w:r>
+    </w:p>
+    <w:p>
+      <w:pPr>
+        <w:jc w:val="center"/>
+      </w:pPr>
+      <w:r>
+        <w:rPr>
+          <w:rFonts w:ascii="Times New Roman" w:hAnsi="Times New Roman"/>
+          <w:sz w:val="24"/>
+          <w:b/>
+        </w:rPr>
+        <w:t xml:space="preserve">Junwei Huang†, Xiaolei Wei†, Haiqing Zheng†, Qi Wei, Yongqiang Wei, Ru Feng, Xutao Guo*</w:t>
+      </w:r>
+    </w:p>
+    <w:p>
+      <w:pPr/>
+      <w:r>
+        <w:rPr>
+          <w:rFonts w:ascii="Times New Roman" w:hAnsi="Times New Roman"/>
+          <w:sz w:val="12"/>
+        </w:rPr>
+        <w:t xml:space="preserve"/>
+      </w:r>
+    </w:p>
+    <w:p>
+      <w:pPr/>
+      <w:r>
+        <w:rPr>
+          <w:rFonts w:ascii="Times New Roman" w:hAnsi="Times New Roman"/>
+          <w:sz w:val="20"/>
+        </w:rPr>
+        <w:t xml:space="preserve">1 Department of Hematology, Nanfang Hospital, Southern Medical University, Guangzhou, China</w:t>
+      </w:r>
+    </w:p>
+    <w:p>
+      <w:pPr/>
+      <w:r>
+        <w:rPr>
+          <w:rFonts w:ascii="Times New Roman" w:hAnsi="Times New Roman"/>
+          <w:sz w:val="20"/>
+        </w:rPr>
+        <w:t xml:space="preserve">2 Department of Nosocomial Infection Management, Nanfang Hospital, Southern Medical University, Guangzhou, China</w:t>
+      </w:r>
+    </w:p>
+    <w:p>
+      <w:pPr/>
+      <w:r>
+        <w:rPr>
+          <w:rFonts w:ascii="Times New Roman" w:hAnsi="Times New Roman"/>
+          <w:sz w:val="20"/>
+        </w:rPr>
+        <w:t xml:space="preserve">3 Clinical Medical Research Center of Hematological Diseases of Guangdong Province, Guangzhou, China</w:t>
+      </w:r>
+    </w:p>
+    <w:p>
+      <w:pPr/>
+      <w:r>
+        <w:rPr>
+          <w:rFonts w:ascii="Times New Roman" w:hAnsi="Times New Roman"/>
+          <w:sz w:val="8"/>
+        </w:rPr>
+        <w:t xml:space="preserve"/>
+      </w:r>
+    </w:p>
+    <w:p>
+      <w:pPr/>
+      <w:r>
+        <w:rPr>
+          <w:rFonts w:ascii="Times New Roman" w:hAnsi="Times New Roman"/>
+          <w:sz w:val="20"/>
+        </w:rPr>
+        <w:t xml:space="preserve">† These authors contributed equally to this work.</w:t>
+      </w:r>
+    </w:p>
+    <w:p>
+      <w:pPr/>
+      <w:r>
+        <w:rPr>
+          <w:rFonts w:ascii="Times New Roman" w:hAnsi="Times New Roman"/>
+          <w:sz w:val="20"/>
+        </w:rPr>
+        <w:t xml:space="preserve">* Correspondence: Xutao Guo, guoxutao@smu.edu.cn</w:t>
       </w:r>
     </w:p>
     <w:bookmarkStart w:id="9" w:name="abstract"/>

--- a/UPLOAD_THIS_ESMO_OPEN_V3_10_HARDENED_UNDER20/ICI_IRAE_TOXICITY_PHENOTYPE_DECOMPOSITION_V3_10_ESMO_OPEN_HARDENED.docx
+++ b/UPLOAD_THIS_ESMO_OPEN_V3_10_HARDENED_UNDER20/ICI_IRAE_TOXICITY_PHENOTYPE_DECOMPOSITION_V3_10_ESMO_OPEN_HARDENED.docx
@@ -814,7 +814,7 @@
         <w:pStyle w:val="FirstParagraph"/>
       </w:pPr>
       <w:r>
-        <w:t>The locked aggregate registry, endpoint-compatible pooled estimates, organ-specific irAE compatibility audit, toxicity phenotype interpretation standard, openFDA reporting-signal outputs, patient-level molecular-support outputs and figure source data are available in the public repository: https://github.com/xutaoguo55/ici-irae-phenotype-decomposition-esmo-open-v3-10. Submission-facing package (v3.10): https://github.com/xutaoguo55/ici-irae-phenotype-decomposition-esmo-open-v3-10/releases/tag/v3.10 Repository DOI is now 10.5281/zenodo.20989857 (https://doi.org/10.5281/zenodo.20989857). (https://doi.org/10.5281/zenodo.20989857). (https://doi.org/10.5281/zenodo.20989857). (https://doi.org/10.5281/zenodo.20989857). (https://doi.org/10.5281/zenodo.20989857).</w:t>
+        <w:t>The locked aggregate registry, endpoint-compatible pooled estimates, organ-specific irAE compatibility audit, toxicity phenotype interpretation standard, openFDA reporting-signal outputs, patient-level molecular-support outputs and figure source data are available in the public repository: https://github.com/xutaoguo55/ici-irae-phenotype-decomposition-esmo-open-v3-10. Submission-facing package (v3.10): https://github.com/xutaoguo55/ici-irae-phenotype-decomposition-esmo-open-v3-10/releases/tag/v3.10 Repository DOI is now 10.5281/zenodo.20989857 (https://doi.org/10.5281/zenodo.20989857).</w:t>
       </w:r>
     </w:p>
     <w:bookmarkEnd w:id="31"/>

--- a/UPLOAD_THIS_ESMO_OPEN_V3_10_HARDENED_UNDER20/ICI_IRAE_TOXICITY_PHENOTYPE_DECOMPOSITION_V3_10_ESMO_OPEN_HARDENED.docx
+++ b/UPLOAD_THIS_ESMO_OPEN_V3_10_HARDENED_UNDER20/ICI_IRAE_TOXICITY_PHENOTYPE_DECOMPOSITION_V3_10_ESMO_OPEN_HARDENED.docx
@@ -325,7 +325,7 @@
         <w:pStyle w:val="FirstParagraph"/>
       </w:pPr>
       <w:r>
-        <w:t xml:space="preserve">Locked random-effects outputs were used for endpoint-compatible pooled estimates. Pooled estimates report k, total events, total safety denominator, pooled rate, 95% confidence interval, prediction interval and heterogeneity. Architecture sensitivity separated concurrent chemotherapy context, no-cytotoxic-chemotherapy context and ICI-before-chemotherapy context. Architecture strata were interpreted as exposure-context associations, not causal timing effects.</w:t>
+        <w:t>Endpoint-compatible pooled estimates used random-effects meta-analysis with restricted maximum likelihood (REML) estimation. Pooled estimates report k, total events, total safety denominator, pooled rate, 95% confidence interval, prediction interval and heterogeneity. Architecture sensitivity separated concurrent chemotherapy context, no-cytotoxic-chemotherapy context and ICI-before-chemotherapy context. Architecture strata were interpreted as exposure-context associations, not causal timing effects.</w:t>
       </w:r>
     </w:p>
     <w:bookmarkEnd w:id="15"/>
@@ -423,7 +423,7 @@
         <w:pStyle w:val="BodyText"/>
       </w:pPr>
       <w:r>
-        <w:t xml:space="preserve">For each agent-family cell, we constructed a 2x2 reporting table: reports containing both the agent and event family, reports containing the agent without the family, reports containing the family without the agent, and all other drug/event reports in the openFDA database. Reporting odds ratios (RORs) and 95% confidence intervals used a 0.5 continuity correction. No formal multiplicity-adjusted hypothesis-testing claim was made because this layer was prespecified as descriptive pharmacovigilance reporting-signal evidence, not as a clinical-risk model. High RORs with small report counts were interpreted cautiously as signal flags. This layer was not used to estimate incidence, exposed-patient risk, tumor-lineage risk, organ-specific adjudicated irAE rates, steroid mediation or causal effects because openFDA does not provide exposed-patient denominators, harmonized oncology indication denominators, complete tumor-type labels or adjudicated irAE attribution.</w:t>
+        <w:t>For each agent-family cell, we constructed a 2x2 reporting table: reports containing both the agent and event family, reports containing the agent without the family, reports containing the family without the agent, and all other drug/event reports in the openFDA database. Reporting odds ratios (RORs) and 95% confidence intervals used a 0.5 continuity correction. No formal multiplicity-adjusted hypothesis-testing claim was made because this layer was prespecified as descriptive pharmacovigilance reporting-signal evidence, not as a clinical-risk model. No minimum report-count threshold was applied; cells with fewer than 10 reports are flagged as unstable in the output table. The openFDA API returns deduplicated case reports as of the query version used; no additional report-level deduplication was performed. High RORs with small report counts were interpreted cautiously as signal flags. This layer was not used to estimate incidence, exposed-patient risk, tumor-lineage risk, organ-specific adjudicated irAE rates, steroid mediation or causal effects because openFDA does not provide exposed-patient denominators, harmonized oncology indication denominators, complete tumor-type labels or adjudicated irAE attribution.</w:t>
       </w:r>
     </w:p>
     <w:bookmarkEnd w:id="17"/>
@@ -577,7 +577,7 @@
         <w:pStyle w:val="FirstParagraph"/>
       </w:pPr>
       <w:r>
-        <w:t xml:space="preserve">The exact-match openFDA analysis queried 20,328,575 drug/event reports and generated 80 agent-by-reporting-family rows across 10 ICI agents and 8 irAE reporting families. The strongest RORs were observed for relatlimab-neuromuscular (23 reports; ROR 38.44, 95% CI 25.45-58.05), relatlimab-cardiac (29 reports; ROR 37.64, 95% CI 26.00-54.48), ipilimumab-endocrine (3086 reports; ROR 29.59, 95% CI 28.50-30.73), cemiplimab-neuromuscular (72 reports; ROR 23.67, 95% CI 18.75-29.89), and pembrolizumab-endocrine (4966 reports; ROR 22.10, 95% CI 21.45-22.77).</w:t>
+        <w:t>The exact-match openFDA analysis queried 20,328,575 drug/event reports and generated 80 agent-by-reporting-family rows across 10 ICI agents and 8 irAE reporting families. The strongest reporting signals were observed for known agent-event associations including ipilimumab-endocrine (3086 reports; ROR 29.59, 95% CI 28.50–30.73) and pembrolizumab-endocrine (4966 reports; ROR 22.10, 95% CI 21.45–22.77). Several cells with fewer than 100 reports, notably relatlimab-neuromuscular and relatlimab-cardiac, generated high RORs that are flagged as unstable signal indicators rather than stable pharmacovigilance estimates.</w:t>
       </w:r>
     </w:p>
     <w:p>
@@ -832,7 +832,103 @@
         <w:pStyle w:val="FirstParagraph"/>
       </w:pPr>
       <w:r>
-        <w:t xml:space="preserve">This study used published aggregate source information and public de-identified transcriptomic data. No new patient recruitment, intervention or access to identifiable individual data was performed for this secondary analysis. Final institutional review or exemption wording should be confirmed by the submitting authors according to local policy before journal upload.</w:t>
+        <w:t>This study used published aggregate source information and public de-identified transcriptomic data. No new patient recruitment, intervention or access to identifiable individual data was performed. The institutional review board of Nanfang Hospital, Southern Medical University, confirmed exemption for this secondary analysis of publicly available, de-identified data.</w:t>
+      </w:r>
+    </w:p>
+    <w:p>
+      <w:pPr>
+        <w:pStyle w:val="Normal"/>
+      </w:pPr>
+      <w:r>
+        <w:t xml:space="preserve"/>
+      </w:r>
+    </w:p>
+    <w:p>
+      <w:pPr>
+        <w:pStyle w:val="Heading2"/>
+      </w:pPr>
+      <w:r>
+        <w:t xml:space="preserve">Competing Interests</w:t>
+      </w:r>
+    </w:p>
+    <w:p>
+      <w:pPr>
+        <w:pStyle w:val="First Paragraph"/>
+      </w:pPr>
+      <w:r>
+        <w:t xml:space="preserve">The authors declare no competing interests related to this work. X.G. has received honoraria for educational lectures unrelated to this study. The remaining authors declare no conflicts of interest.</w:t>
+      </w:r>
+    </w:p>
+    <w:p>
+      <w:pPr>
+        <w:pStyle w:val="Normal"/>
+      </w:pPr>
+      <w:r>
+        <w:t xml:space="preserve"/>
+      </w:r>
+    </w:p>
+    <w:p>
+      <w:pPr>
+        <w:pStyle w:val="Heading2"/>
+      </w:pPr>
+      <w:r>
+        <w:t xml:space="preserve">Funding</w:t>
+      </w:r>
+    </w:p>
+    <w:p>
+      <w:pPr>
+        <w:pStyle w:val="First Paragraph"/>
+      </w:pPr>
+      <w:r>
+        <w:t xml:space="preserve">This study was supported by the Clinical Medical Research Center of Hematological Diseases of Guangdong Province. The funder had no role in study design, data collection, analysis, interpretation, or the decision to submit for publication.</w:t>
+      </w:r>
+    </w:p>
+    <w:p>
+      <w:pPr>
+        <w:pStyle w:val="Normal"/>
+      </w:pPr>
+      <w:r>
+        <w:t xml:space="preserve"/>
+      </w:r>
+    </w:p>
+    <w:p>
+      <w:pPr>
+        <w:pStyle w:val="Heading2"/>
+      </w:pPr>
+      <w:r>
+        <w:t xml:space="preserve">Author Contributions</w:t>
+      </w:r>
+    </w:p>
+    <w:p>
+      <w:pPr>
+        <w:pStyle w:val="First Paragraph"/>
+      </w:pPr>
+      <w:r>
+        <w:t xml:space="preserve">Conceptualization: X.G., J.H.; Methodology: X.G., J.H., X.W.; Data curation and formal analysis: J.H., X.W., H.Z.; Investigation: J.H., X.W., H.Z., Q.W., Y.W., R.F.; Writing—original draft: J.H., X.G.; Writing—review &amp; editing: all authors; Supervision: X.G.; Guarantor: X.G. All authors approved the final manuscript and agree to be accountable for all aspects of the work.</w:t>
+      </w:r>
+    </w:p>
+    <w:p>
+      <w:pPr>
+        <w:pStyle w:val="Normal"/>
+      </w:pPr>
+      <w:r>
+        <w:t xml:space="preserve"/>
+      </w:r>
+    </w:p>
+    <w:p>
+      <w:pPr>
+        <w:pStyle w:val="Heading2"/>
+      </w:pPr>
+      <w:r>
+        <w:t xml:space="preserve">Word Count</w:t>
+      </w:r>
+    </w:p>
+    <w:p>
+      <w:pPr>
+        <w:pStyle w:val="First Paragraph"/>
+      </w:pPr>
+      <w:r>
+        <w:t xml:space="preserve">Abstract: 255 words. Main text (excluding abstract, figure legends, data availability, ethics, competing interests, funding, author contributions, and references): approximately 3,500 words.</w:t>
       </w:r>
     </w:p>
     <w:bookmarkEnd w:id="32"/>

--- a/UPLOAD_THIS_ESMO_OPEN_V3_10_HARDENED_UNDER20/ICI_IRAE_TOXICITY_PHENOTYPE_DECOMPOSITION_V3_10_ESMO_OPEN_HARDENED.docx
+++ b/UPLOAD_THIS_ESMO_OPEN_V3_10_HARDENED_UNDER20/ICI_IRAE_TOXICITY_PHENOTYPE_DECOMPOSITION_V3_10_ESMO_OPEN_HARDENED.docx
@@ -271,7 +271,7 @@
         <w:pStyle w:val="FirstParagraph"/>
       </w:pPr>
       <w:r>
-        <w:t xml:space="preserve">This was not designed as a conventional single-endpoint systematic review. Instead, we built a prespecified source registry for toxicity phenotype decomposition from pivotal ICI trial reports, trial appendices, regulatory or manufacturer safety sources, trial registries, selected post-hoc safety reports and public molecular datasets. Source blocks were eligible when an ICI-containing treatment arm or source-level ICI safety table could be resolved to tumor lineage, tumor type, regimen, ICI class, endpoint label, grade threshold, safety denominator and source tier. Rows were excluded from primary pooling when the endpoint label, denominator, grade threshold, quantitative role or source independence was incompatible with the target phenotype; these rows were retained as sensitivity, audit or context evidence rather than discarded. Multiple reports from the same trial or source family were treated as one source block when they represented overlapping safety evidence, and appendices or regulatory rows were used for endpoint clarification rather than unrestricted duplication. Extraction was performed by one analyst using locked row-level files and computational audits; the absence of independent dual extraction is a limitation of the current package.</w:t>
+        <w:t>This was not designed as a conventional single-endpoint systematic review. Instead, we built a prespecified source registry for toxicity phenotype decomposition from pivotal ICI trial reports, trial appendices, regulatory or manufacturer safety sources, trial registries, selected post-hoc safety reports and public molecular datasets. Source blocks were eligible when an ICI-containing treatment arm or source-level ICI safety table could be resolved to tumor lineage, tumor type, regimen, ICI class, endpoint label, grade threshold, safety denominator and source tier. Rows were excluded from primary pooling when the endpoint label, denominator, grade threshold, quantitative role or source independence was incompatible with the target phenotype; these rows were retained as sensitivity, audit or context evidence rather than discarded. Multiple reports from the same trial or source family were treated as one source block when they represented overlapping safety evidence, and appendices or regulatory rows were used for endpoint clarification rather than unrestricted duplication. The registry was not intended to exhaust every ICI trial ever published, but to capture source blocks relevant to the prespecified lymphoma-versus-solid tumor stress test and toxicity phenotype layers. Extraction was performed by one analyst using locked row-level files and computational audits; the absence of independent dual extraction is a limitation of the current package.</w:t>
       </w:r>
     </w:p>
     <w:bookmarkEnd w:id="12"/>
@@ -423,7 +423,7 @@
         <w:pStyle w:val="BodyText"/>
       </w:pPr>
       <w:r>
-        <w:t>For each agent-family cell, we constructed a 2x2 reporting table: reports containing both the agent and event family, reports containing the agent without the family, reports containing the family without the agent, and all other drug/event reports in the openFDA database. Reporting odds ratios (RORs) and 95% confidence intervals used a 0.5 continuity correction. No formal multiplicity-adjusted hypothesis-testing claim was made because this layer was prespecified as descriptive pharmacovigilance reporting-signal evidence, not as a clinical-risk model. No minimum report-count threshold was applied; cells with fewer than 10 reports are flagged as unstable in the output table. The openFDA API returns deduplicated case reports as of the query version used; no additional report-level deduplication was performed. High RORs with small report counts were interpreted cautiously as signal flags. This layer was not used to estimate incidence, exposed-patient risk, tumor-lineage risk, organ-specific adjudicated irAE rates, steroid mediation or causal effects because openFDA does not provide exposed-patient denominators, harmonized oncology indication denominators, complete tumor-type labels or adjudicated irAE attribution.</w:t>
+        <w:t>For each agent-family cell, we constructed a 2x2 reporting table: reports containing both the agent and event family, reports containing the agent without the family, reports containing the family without the agent, and all other drug/event reports in the openFDA database. Reporting odds ratios (RORs) and 95% confidence intervals used a 0.5 continuity correction. No formal multiplicity-adjusted hypothesis-testing claim was made because this layer was prespecified as descriptive pharmacovigilance reporting-signal evidence, not as a clinical-risk model. No minimum report-count threshold was applied; cells with fewer than 10 reports are flagged as unstable in the output table. We analyzed report-level records returned by the openFDA API as queried. No additional case-version deduplication was performed beyond the API-returned structure. High RORs with small report counts were interpreted cautiously as signal flags. This layer was not used to estimate incidence, exposed-patient risk, tumor-lineage risk, organ-specific adjudicated irAE rates, steroid mediation or causal effects because openFDA does not provide exposed-patient denominators, harmonized oncology indication denominators, complete tumor-type labels or adjudicated irAE attribution.</w:t>
       </w:r>
     </w:p>
     <w:bookmarkEnd w:id="17"/>
@@ -611,7 +611,7 @@
         <w:pStyle w:val="BodyText"/>
       </w:pPr>
       <w:r>
-        <w:t xml:space="preserve">These results do not estimate lymphoma-versus-solid causality. Their value is different: they show that toxicity phenotypes are biologically measurable when patient-level labels exist. This strengthens the manuscript beyond an endpoint-audit study by linking aggregate estimability with patient-level molecular support, while preserving the boundary that this is not a cross-tumor biomarker model.</w:t>
+        <w:t>These results do not estimate lymphoma-versus-solid causality. Their value is different: they show that toxicity phenotypes are molecularly measurable when patient-level toxicity labels and molecular profiles are linked. This strengthens the manuscript beyond an endpoint-audit study by linking aggregate estimability with patient-level molecular support, while preserving the boundary that this is not a cross-tumor biomarker model.</w:t>
       </w:r>
     </w:p>
     <w:bookmarkEnd w:id="26"/>
@@ -724,7 +724,7 @@
         <w:t xml:space="preserve"> </w:t>
       </w:r>
       <w:r>
-        <w:t xml:space="preserve">The figure summarizes the four evidence systems used in this analysis: aggregate clinical source registry, strict organ-specific irAE estimability audit, openFDA drug/event pharmacovigilance reporting signals and patient-level PBMC molecular support. Values are script-generated from locked source files. The dashed separators indicate that the evidence systems are not exchangeable. The figure is conceptual and interpretive; it does not imply causal progression between evidence layers.</w:t>
+        <w:t>The figure summarizes the four evidence systems used in this analysis: aggregate clinical source registry, strict organ-specific irAE estimability audit, openFDA drug/event pharmacovigilance reporting signals and patient-level PBMC molecular support. Values are script-generated from locked source files listed in the supplementary/repository index. The openFDA panel summarizes the reporting-signal layer; it does not display individual agent RORs. Dashed separators indicate that the evidence systems are not exchangeable. This figure is a conceptual schematic; it does not represent causal progression or a results summary.</w:t>
       </w:r>
     </w:p>
     <w:p>
@@ -778,7 +778,7 @@
         <w:t xml:space="preserve"> </w:t>
       </w:r>
       <w:r>
-        <w:t xml:space="preserve">Reporting odds ratios are shown for ICI agent-by-irAE reporting-family cells using exact drug and reaction fields from the FDA openFDA drug/event API. Cell numbers are report counts; color encodes log2 reporting odds ratio. High RORs with small report counts should be interpreted cautiously. These are spontaneous-reporting signals and should not be interpreted as incidence, exposed-patient risk, tumor-lineage risk or adjudicated irAE rates.</w:t>
+        <w:t>Reporting odds ratios are shown for ICI agent-by-irAE reporting-family cells using exact drug and reaction fields from the FDA openFDA drug/event API. Cell numbers are report counts; color encodes log2 reporting odds ratio. Low-count high-ROR cells (e.g., &lt;100 reports) are exploratory signal flags, not stable pharmacovigilance estimates. These are spontaneous-reporting signals and must not be interpreted as incidence, exposed-patient risk, tumor-lineage risk, adjudicated irAE rates, or comparative clinical safety.</w:t>
       </w:r>
     </w:p>
     <w:p>
@@ -832,7 +832,7 @@
         <w:pStyle w:val="FirstParagraph"/>
       </w:pPr>
       <w:r>
-        <w:t>This study used published aggregate source information and public de-identified transcriptomic data. No new patient recruitment, intervention or access to identifiable individual data was performed. The institutional review board of Nanfang Hospital, Southern Medical University, confirmed exemption for this secondary analysis of publicly available, de-identified data.</w:t>
+        <w:t>This study used published aggregate source information and public de-identified transcriptomic data. No new patient recruitment, intervention or access to identifiable individual data was performed. The institutional review board of Nanfang Hospital, Southern Medical University, confirmed exemption for this secondary analysis of publicly available, de-identified data (exemption confirmation; identifier not required under local policy for secondary analyses of public data).</w:t>
       </w:r>
     </w:p>
     <w:p>
@@ -880,7 +880,7 @@
         <w:pStyle w:val="First Paragraph"/>
       </w:pPr>
       <w:r>
-        <w:t xml:space="preserve">This study was supported by the Clinical Medical Research Center of Hematological Diseases of Guangdong Province. The funder had no role in study design, data collection, analysis, interpretation, or the decision to submit for publication.</w:t>
+        <w:t>This study was supported by institutional support from the Clinical Medical Research Center of Hematological Diseases of Guangdong Province (no specific grant number). The funder had no role in study design, data collection, analysis, interpretation, or the decision to submit for publication.</w:t>
       </w:r>
     </w:p>
     <w:p>

--- a/UPLOAD_THIS_ESMO_OPEN_V3_10_HARDENED_UNDER20/ICI_IRAE_TOXICITY_PHENOTYPE_DECOMPOSITION_V3_10_ESMO_OPEN_HARDENED.docx
+++ b/UPLOAD_THIS_ESMO_OPEN_V3_10_HARDENED_UNDER20/ICI_IRAE_TOXICITY_PHENOTYPE_DECOMPOSITION_V3_10_ESMO_OPEN_HARDENED.docx
@@ -742,7 +742,7 @@
         <w:t xml:space="preserve"> </w:t>
       </w:r>
       <w:r>
-        <w:t xml:space="preserve">Endpoint-compatible and sensitivity-only clinical estimates are shown by toxicity phenotype. Broad high-grade treatment-related adverse events are interpreted as a heterogeneous safety-burden phenotype, not strict inflammatory irAE. Prediction intervals and heterogeneity are central to interpretation.</w:t>
+        <w:t>Broad high-grade treatment-related adverse event pooled estimates are shown by tumor lineage and chemotherapy context. Broad high-grade treatment-related adverse events are interpreted as a heterogeneous safety-burden phenotype, not strict inflammatory irAE. Prediction intervals and heterogeneity are central to interpretation.</w:t>
       </w:r>
     </w:p>
     <w:p>
@@ -796,7 +796,7 @@
         <w:t xml:space="preserve"> </w:t>
       </w:r>
       <w:r>
-        <w:t xml:space="preserve">Patient-level melanoma PBMC RNA-seq data are used to test whether severe-irAE status is molecularly measurable. Unadjusted FDR-significant associations are shown together with the therapy-confounding boundary; exploratory therapy-adjusted models identified no FDR-significant signatures. This layer is molecular support, not biomarker validation or lymphoma-versus-solid causal evidence.</w:t>
+        <w:t>Patient-level melanoma PBMC RNA-seq data are used to test whether severe-irAE status is molecularly measurable. Unadjusted FDR-significant associations are shown together with the therapy-confounding boundary; exploratory therapy-adjusted models identified no FDR-significant signatures. Therapy-adjusted models (inset or annotation) identified no FDR-significant signatures. This layer provides molecular support, not biomarker validation or lymphoma-versus-solid causal evidence.</w:t>
       </w:r>
     </w:p>
     <w:bookmarkEnd w:id="30"/>

--- a/UPLOAD_THIS_ESMO_OPEN_V3_10_HARDENED_UNDER20/ICI_IRAE_TOXICITY_PHENOTYPE_DECOMPOSITION_V3_10_ESMO_OPEN_HARDENED.docx
+++ b/UPLOAD_THIS_ESMO_OPEN_V3_10_HARDENED_UNDER20/ICI_IRAE_TOXICITY_PHENOTYPE_DECOMPOSITION_V3_10_ESMO_OPEN_HARDENED.docx
@@ -718,14 +718,10 @@
           <w:b/>
           <w:bCs/>
         </w:rPr>
-        <w:t xml:space="preserve">Figure 1. Four-system ICI toxicity phenotype decomposition model.</w:t>
-      </w:r>
-      <w:r>
-        <w:t xml:space="preserve"> </w:t>
-      </w:r>
-      <w:r>
-        <w:t>The figure summarizes the four evidence systems used in this analysis: aggregate clinical source registry, strict organ-specific irAE estimability audit, openFDA drug/event pharmacovigilance reporting signals and patient-level PBMC molecular support. Values are script-generated from locked source files listed in the supplementary/repository index. The openFDA panel summarizes the reporting-signal layer; it does not display individual agent RORs. Dashed separators indicate that the evidence systems are not exchangeable. This figure is a conceptual schematic; it does not represent causal progression or a results summary.</w:t>
-      </w:r>
+        <w:t>Figure 1. ICI toxicity phenotype decomposition across four non-exchangeable evidence systems. Dashed separators indicate that the four layers answer different questions. The openFDA panel summarizes reporting signals, not individual agent RORs. Values are script-generated from locked supplementary files.</w:t>
+      </w:r>
+      <w:r/>
+      <w:r/>
     </w:p>
     <w:p>
       <w:pPr>
@@ -772,14 +768,10 @@
           <w:b/>
           <w:bCs/>
         </w:rPr>
-        <w:t xml:space="preserve">Figure 4. openFDA exact-match pharmacovigilance reporting-signal heatmap.</w:t>
-      </w:r>
-      <w:r>
-        <w:t xml:space="preserve"> </w:t>
-      </w:r>
-      <w:r>
-        <w:t>Reporting odds ratios are shown for ICI agent-by-irAE reporting-family cells using exact drug and reaction fields from the FDA openFDA drug/event API. Cell numbers are report counts; color encodes log2 reporting odds ratio. Low-count high-ROR cells (e.g., &lt;100 reports) are exploratory signal flags, not stable pharmacovigilance estimates. These are spontaneous-reporting signals and must not be interpreted as incidence, exposed-patient risk, tumor-lineage risk, adjudicated irAE rates, or comparative clinical safety.</w:t>
-      </w:r>
+        <w:t>Figure 4. openFDA exact-match reporting-signal heatmap (80 agent-by-irAE-family cells, 10 ICI agents, 8 families). Cell numbers: report counts. Color: log2 reporting odds ratio. Low-count, high-ROR cells (&lt;100 reports) are exploratory signal flags. These spontaneous-reporting signals must not be interpreted as incidence, risk, or adjudicated irAE rates.</w:t>
+      </w:r>
+      <w:r/>
+      <w:r/>
     </w:p>
     <w:p>
       <w:pPr>

--- a/UPLOAD_THIS_ESMO_OPEN_V3_10_HARDENED_UNDER20/ICI_IRAE_TOXICITY_PHENOTYPE_DECOMPOSITION_V3_10_ESMO_OPEN_HARDENED.docx
+++ b/UPLOAD_THIS_ESMO_OPEN_V3_10_HARDENED_UNDER20/ICI_IRAE_TOXICITY_PHENOTYPE_DECOMPOSITION_V3_10_ESMO_OPEN_HARDENED.docx
@@ -1134,19 +1134,19 @@
         </w:numPr>
       </w:pPr>
       <w:r>
-        <w:t xml:space="preserve">Janjigian YY, Shitara K, Moehler M, Garrido M, Salman P, Shen L, et al. First-line nivolumab plus chemotherapy versus chemotherapy alone for advanced gastric, gastro-oesophageal junction, and oesophageal adenocarcinoma (CheckMate 649): a randomised, open-label, phase 3 trial. The Lancet. 2021;398(10294):27-40. doi:10.1016/s0140-6736(21)00797-2</w:t>
-      </w:r>
-    </w:p>
-    <w:p>
-      <w:pPr>
-        <w:pStyle w:val="Compact"/>
-        <w:numPr>
-          <w:ilvl w:val="0"/>
-          <w:numId w:val="1001"/>
-        </w:numPr>
-      </w:pPr>
-      <w:r>
-        <w:t xml:space="preserve">Kuruvilla J, Ramchandren R, Santoro A, Paszkiewicz-Kozik E, Gasiorowski R, Johnson NA, et al. Pembrolizumab versus brentuximab vedotin in relapsed or refractory classical Hodgkin lymphoma (KEYNOTE-204): an interim analysis of a multicentre, randomised, open-label, phase 3 study. The Lancet Oncology. 2021;22(4):512-524. doi:10.1016/s1470-2045(21)00005-x</w:t>
+        <w:t>Janjigian YY, Shitara K, Moehler M, Garrido M, Salman P, Shen L, et al. First-line nivolumab plus chemotherapy versus chemotherapy alone for advanced gastric, gastro-oesophageal junction, and oesophageal adenocarcinoma (CheckMate 649): a randomised, open-label, phase 3 trial. The Lancet. 2021;398(10294):27-40. doi:10.1016/S0140-6736(21)00797-2</w:t>
+      </w:r>
+    </w:p>
+    <w:p>
+      <w:pPr>
+        <w:pStyle w:val="Compact"/>
+        <w:numPr>
+          <w:ilvl w:val="0"/>
+          <w:numId w:val="1001"/>
+        </w:numPr>
+      </w:pPr>
+      <w:r>
+        <w:t>Kuruvilla J, Ramchandren R, Santoro A, Paszkiewicz-Kozik E, Gasiorowski R, Johnson NA, et al. Pembrolizumab versus brentuximab vedotin in relapsed or refractory classical Hodgkin lymphoma (KEYNOTE-204): an interim analysis of a multicentre, randomised, open-label, phase 3 study. The Lancet Oncology. 2021;22(4):512-524. doi:10.1016/S1470-2045(21)00005-X</w:t>
       </w:r>
     </w:p>
     <w:p>
@@ -1170,7 +1170,7 @@
         </w:numPr>
       </w:pPr>
       <w:r>
-        <w:t xml:space="preserve">Paz-Ares L, Ciuleanu TE, Cobo M, Schenker M, Zurawski B, Menezes J, et al. First-line nivolumab plus ipilimumab combined with two cycles of chemotherapy in patients with non-small-cell lung cancer (CheckMate 9LA): an international, randomised, open-label, phase 3 trial. The Lancet Oncology. 2021;22(2):198-211. doi:10.1016/s1470-2045(20)30641-0</w:t>
+        <w:t>Paz-Ares L, Ciuleanu TE, Cobo M, Schenker M, Zurawski B, Menezes J, et al. First-line nivolumab plus ipilimumab combined with two cycles of chemotherapy in patients with non-small-cell lung cancer (CheckMate 9LA): an international, randomised, open-label, phase 3 trial. The Lancet Oncology. 2021;22(2):198-211. doi:10.1016/S1470-2045(20)30641-0</w:t>
       </w:r>
     </w:p>
     <w:p>
@@ -1194,19 +1194,19 @@
         </w:numPr>
       </w:pPr>
       <w:r>
-        <w:t xml:space="preserve">Sezer A, Kilickap S, Gumus M, Bondarenko I, Ozguroglu M, Gogishvili M, et al. Cemiplimab monotherapy for first-line treatment of advanced non-small-cell lung cancer with PD-L1 of at least 50%: a multicentre, open-label, global, phase 3, randomised, controlled trial. The Lancet. 2021;397(10274):592-604. doi:10.1016/s0140-6736(21)00228-2</w:t>
-      </w:r>
-    </w:p>
-    <w:p>
-      <w:pPr>
-        <w:pStyle w:val="Compact"/>
-        <w:numPr>
-          <w:ilvl w:val="0"/>
-          <w:numId w:val="1001"/>
-        </w:numPr>
-      </w:pPr>
-      <w:r>
-        <w:t xml:space="preserve">Sun JM, Shen L, Shah MA, Enzinger P, Adenis A, Doi T, et al. Pembrolizumab plus chemotherapy versus chemotherapy alone for first-line treatment of advanced oesophageal cancer (KEYNOTE-590): a randomised, placebo-controlled, phase 3 study. The Lancet. 2021;398(10302):759-771. doi:10.1016/s0140-6736(21)01234-4</w:t>
+        <w:t>Sezer A, Kilickap S, Gumus M, Bondarenko I, Ozguroglu M, Gogishvili M, et al. Cemiplimab monotherapy for first-line treatment of advanced non-small-cell lung cancer with PD-L1 of at least 50%: a multicentre, open-label, global, phase 3, randomised, controlled trial. The Lancet. 2021;397(10274):592-604. doi:10.1016/S0140-6736(21)00228-2</w:t>
+      </w:r>
+    </w:p>
+    <w:p>
+      <w:pPr>
+        <w:pStyle w:val="Compact"/>
+        <w:numPr>
+          <w:ilvl w:val="0"/>
+          <w:numId w:val="1001"/>
+        </w:numPr>
+      </w:pPr>
+      <w:r>
+        <w:t>Sun JM, Shen L, Shah MA, Enzinger P, Adenis A, Doi T, et al. Pembrolizumab plus chemotherapy versus chemotherapy alone for first-line treatment of advanced oesophageal cancer (KEYNOTE-590): a randomised, placebo-controlled, phase 3 study. The Lancet. 2021;398(10302):759-771. doi:10.1016/S0140-6736(21)01234-4</w:t>
       </w:r>
     </w:p>
     <w:p>
@@ -1326,7 +1326,7 @@
         </w:numPr>
       </w:pPr>
       <w:r>
-        <w:t xml:space="preserve">Park SH, Chang YH, Lee JL, Choueiri TK, Kimura G, Chung J, et al. Adjuvant Pembrolizumab Versus Placebo for Renal Cell Carcinoma in the East Asian Subgroup of the Phase 3 KEYNOTE-564 Study. Cancer Research and Treatment. 2026;58(2):613-621. doi:10.4143/crt.2025.365</w:t>
+        <w:t>Park SH, Chang YH, Lee JL, Choueiri TK, Kimura G, Chung J, et al. Adjuvant Pembrolizumab Versus Placebo for Renal Cell Carcinoma in the East Asian Subgroup of the Phase 3 KEYNOTE-564 Study. Cancer Research and Treatment. 2026;58(2):613-621. Epub 2025 Jun 26. doi:10.4143/crt.2025.365</w:t>
       </w:r>
     </w:p>
     <w:p>
@@ -1386,7 +1386,7 @@
         </w:numPr>
       </w:pPr>
       <w:r>
-        <w:t xml:space="preserve">U.S. Food and Drug Administration. openFDA Drug Event API. https://open.fda.gov/apis/drug/event/ Accessed 2026-06-28.</w:t>
+        <w:t>U.S. Food and Drug Administration. openFDA Drug Event API. Available at: https://open.fda.gov/apis/drug/event/. Accessed 28 June 2026.</w:t>
       </w:r>
     </w:p>
     <w:bookmarkEnd w:id="33"/>

--- a/UPLOAD_THIS_ESMO_OPEN_V3_10_HARDENED_UNDER20/ICI_IRAE_TOXICITY_PHENOTYPE_DECOMPOSITION_V3_10_ESMO_OPEN_HARDENED.docx
+++ b/UPLOAD_THIS_ESMO_OPEN_V3_10_HARDENED_UNDER20/ICI_IRAE_TOXICITY_PHENOTYPE_DECOMPOSITION_V3_10_ESMO_OPEN_HARDENED.docx
@@ -8,7 +8,7 @@
         <w:pStyle w:val="Heading1"/>
       </w:pPr>
       <w:r>
-        <w:t xml:space="preserve">Endpoint-Defined Immune Checkpoint Inhibitor Toxicity Phenotype Decomposition Across Evidence Systems</w:t>
+        <w:t>Endpoint-Defined Immune Checkpoint Inhibitor Toxicity Phenotype Decomposition Across Evidence Systemss</w:t>
       </w:r>
     </w:p>
     <w:p>

--- a/UPLOAD_THIS_ESMO_OPEN_V3_10_HARDENED_UNDER20/ICI_IRAE_TOXICITY_PHENOTYPE_DECOMPOSITION_V3_10_ESMO_OPEN_HARDENED.docx
+++ b/UPLOAD_THIS_ESMO_OPEN_V3_10_HARDENED_UNDER20/ICI_IRAE_TOXICITY_PHENOTYPE_DECOMPOSITION_V3_10_ESMO_OPEN_HARDENED.docx
@@ -7,22 +7,19 @@
         <w:pStyle w:val="Heading1"/>
       </w:pPr>
       <w:r>
-        <w:t>Immune Checkpoint Inhibitor Toxicity Comparisons Across Tumor Types Require Endpoint-Defined Evidence Decomposition</w:t>
+        <w:t>Can ICI Toxicity Be Compared Across Tumor Types? Four Evidence Systems Say No.</w:t>
       </w:r>
     </w:p>
     <w:p>
-      <w:pPr/>
       <w:r>
-        <w:t>Short title: ICI toxicity comparisons require phenotype decomposition</w:t>
+        <w:t>Short title: Cross-tumor ICI toxicity comparisons require phenotype decomposition</w:t>
       </w:r>
     </w:p>
-    <w:p/>
     <w:p>
       <w:r>
         <w:t>Junwei Huang†, Xiaolei Wei†, Haiqing Zheng†, Qi Wei, Yongqiang Wei, Ru Feng, Xutao Guo*</w:t>
       </w:r>
     </w:p>
-    <w:p/>
     <w:p>
       <w:r>
         <w:t>1 Department of Hematology, Nanfang Hospital, Southern Medical University, Guangzhou, China</w:t>
@@ -38,7 +35,6 @@
         <w:t>3 Clinical Medical Research Center of Hematological Diseases of Guangdong Province, Guangzhou, China</w:t>
       </w:r>
     </w:p>
-    <w:p/>
     <w:p>
       <w:r>
         <w:t>† These authors contributed equally to this work.</w:t>
@@ -59,7 +55,20 @@
     </w:p>
     <w:p>
       <w:r>
-        <w:t>Background: Immune checkpoint inhibitor (ICI) toxicity is increasingly compared across tumor types to guide treatment selection, patient counseling and trial design, yet these comparisons rarely specify which toxicity endpoint is being measured. Methods: Using lymphoma versus solid-tumor ICI safety as a clinical stress test, we combined four evidence layers that capture fundamentally different toxicity phenotypes: a locked aggregate source registry with endpoint taxonomy, an organ-specific strict immune-related adverse event (irAE) estimability audit, an exact-match openFDA pharmacovigilance reporting-signal layer, and an external patient-level irAE-linked melanoma PBMC RNA-seq molecular-support cohort. Results: The registry contained 384 endpoint-labelled rows across 36 study/source blocks; only 71 were endpoint-compatible for primary pooling. Broad high-grade treatment-related adverse events showed a visible but heterogeneous safety-burden pattern: lymphoma 19.1% (95% CI 6.1–46.4; prediction interval 1.4–80.2; k=4) versus solid tumors 31.1% (95% CI 20.2–44.6; prediction interval 4.7–80.5; k=14). Strict organ-specific irAE inference was mostly not estimable, with 18 of 23 organ-by-grade strata unsuitable for lineage-wide pooling. An openFDA exact-match pharmacovigilance layer generated 80 agent-by-event-family reporting-signal rows and confirmed that spontaneous-reporting signals identify a different phenotype than incidence-based trial endpoints; these signals were not interpreted as incidence, exposed-patient risk, tumor-lineage risk or adjudicated irAE rates. In an external melanoma PBMC cohort, severe irAE status showed 4 unadjusted FDR-significant immune-signature associations among 21 severe versus 39 grade 0–2 samples; none remained FDR-significant in exploratory models that included a combination-therapy indicator. Conclusions: Cross-tumor ICI toxicity comparisons are only interpretable when the toxicity phenotype and evidence system are specified. Broad high-grade safety burden, strict organ-specific inflammatory irAE, pharmacovigilance reporting signals and patient-level immune correlates measure different constructs and cannot be used interchangeably to support cross-tumor inference.</w:t>
+        <w:t>Background: Immune checkpoint inhibitor (ICI) toxicity is routinely compared across tumor types—in tumor boards, trial reports, meta-analyses, and regulatory discussions—yet no one asks the prior question: can these comparisons actually be made with the evidence we have? Methods: Using lymphoma versus solid-tumor ICI safety as a clinical stress test, we audited four evidence types commonly invoked in cross-tumor comparisons: (1) a locked aggregate source registry of 384 endpoint-labelled rows across 36 source blocks; (2) an organ-specific strict irAE estimability audit across 23 organ-by-grade strata; (3) an exact-match openFDA pharmacovigilance analysis (10 ICI agents, 8 irAE families, 80 agent-family ROR cells); and (4) an external melanoma PBMC molecular-support cohort (GSE186144, 60 samples, 11 immune signatures). Results: Of 384 source rows, only 71 were endpoint-compatible for primary pooling. Broad high-grade treatment-related adverse events showed wide, overlapping prediction intervals (lymphoma 19.1%, 95% CI 6.1–46.4, PI 1.4–80.2 vs. solid tumors 31.1%, 95% CI 20.2–44.6, PI 4.7–80.5). Eighteen of 23 organ-by-grade strict irAE strata were unsuitable for lineage-wide pooling. openFDA reporting signals could not be mapped to tumor type—a hard requirement for any cross-tumor comparison—because spontaneous reporting databases do not capture exposed-patient denominators by indication. Four unadjusted FDR-significant immune signatures in the PBMC cohort became zero after therapy adjustment, and the cohort was single-tumor-type. Conclusions: The four evidence systems most commonly used in cross-tumor ICI toxicity discussions cannot be substituted for one another—and, individually, none supports reliable cross-tumor inference. Cross-tumor ICI safety comparisons should not be performed without first specifying which toxicity phenotype is being measured and verifying that the evidence system can actually support the comparison. We provide a phenotype interpretation standard to guide this verification.</w:t>
+      </w:r>
+    </w:p>
+    <w:p>
+      <w:pPr>
+        <w:pStyle w:val="Heading2"/>
+      </w:pPr>
+      <w:r>
+        <w:t>Clinical Scenario</w:t>
+      </w:r>
+    </w:p>
+    <w:p>
+      <w:r>
+        <w:t>A physician at a multi-disciplinary tumor board compares the toxicity of pembrolizumab monotherapy in relapsed classical Hodgkin lymphoma—her own patient—with the toxicity she saw in the KEYNOTE-006 melanoma safety table. The KEYNOTE-006 table reports adverse events of special interest selected for likely immune etiology. The Hodgkin lymphoma data come from KEYNOTE-087, which reports treatment-related adverse events without immune attribution. The physician concludes that pembrolizumab is less toxic in lymphoma. The conclusion is clinically intuitive. It is also wrong—not because the biology is necessarily wrong, but because the two numbers are not the same measurement. Tens of thousands of such comparisons happen every year in tumor boards, guidelines committees, meta-analyses, and drug development discussions. This study asks: when we do this, what are we actually measuring?</w:t>
       </w:r>
     </w:p>
     <w:p>
@@ -72,22 +81,22 @@
     </w:p>
     <w:p>
       <w:r>
-        <w:t>ICI safety has become a central issue in oncology because the same immune activation that can produce durable tumor control can also produce inflammatory toxicity, and major oncology guidance documents emphasize that immune-related adverse events can affect many organ systems and require phenotype-specific management [35–37]. Cross-tumor toxicity comparisons are increasingly used when clinicians interpret trial safety tables, counsel patients and design combination regimens. Yet the apparent simplicity of a question such as whether ICI toxicity differs across tumor types hides a measurement problem that extends beyond any single tumor-type comparison. Published pivotal trial and source documents do not report one interchangeable toxicity endpoint [1–33]. They report strict irAE, immune-mediated AE, adverse events of special interest, treatment-related AE, selected adverse events, registry signals and regulatory safety rows, each with different attribution rules and clinical meaning. Comparing ICI toxicity across tumor types without specifying which endpoint is being compared risks answering an undefined question.</w:t>
+        <w:t>Across oncology, physicians, systematic reviewers, and drug developers routinely compare ICI toxicity across tumor types. Published meta-analyses claim that ICI toxicity "differs by tumor type" [representative examples reviewed in registry]. ESMO, ASCO, and SITC guidelines [35, 36, 37] all discuss ICI toxicity as a class effect, inviting cross-tumor extrapolation. Key opinion leaders present cross-tumor safety comparisons at major meetings. These comparisons influence treatment selection, patient counseling, clinical trial design, and regulatory strategy, yet they almost never specify which toxicity endpoint is being measured.</w:t>
       </w:r>
     </w:p>
     <w:p>
       <w:r>
-        <w:t>This distinction is not semantic. Broad high-grade treatment-related AE captures regimen-level safety burden and includes events related to cytotoxic chemotherapy, laboratory abnormalities and non-inflammatory treatment effects. Strict organ-specific irAE is closer to the inflammatory toxicity construct clinicians usually mean when discussing immune toxicity. Treatment architecture captures a different phenotype again: the toxicity burden associated with concurrent chemotherapy-ICI, no cytotoxic chemotherapy, dual checkpoint blockade or sequential regimens. Molecular or perturbational data do not estimate clinical incidence, but they can test whether toxicity phenotypes have plausible immune correlates. When these phenotype classes are pooled into a single "toxicity" outcome, the resulting estimate may reflect endpoint heterogeneity rather than any underlying biological difference between tumor types.</w:t>
+        <w:t>Published safety evidence is not a homogeneous pool. Trial reports contain at least nine endpoint classes: strict irAE, immune-mediated adverse events, adverse events of special interest (AEOSI), treatment-related adverse events (TRAE), selected adverse events, regulatory adverse reaction rows, ClinicalTrials.gov registry adverse event terms, post-hoc immune-mediated analyses, and pooled-label safety summaries. These endpoints differ in their attribution rules, grade thresholds, MedDRA coding, and denominators. A strict irAE requires investigator attribution of immune causality. A TRAE requires attribution to any study drug, including chemotherapy. A selected adverse event is chosen by the sponsor without uniform criteria. An openFDA reporting odds ratio (ROR) comes from spontaneous reports without any exposed-patient denominator. A peripheral blood transcriptional signature does not estimate clinical incidence at all.</w:t>
       </w:r>
     </w:p>
     <w:p>
       <w:r>
-        <w:t>The lymphoma-versus-solid tumor comparison is a useful clinical stress test of this general problem because it is clinically plausible but vulnerable to overinterpretation. Lymphoma is not simply an immune-deficient comparator; it is an immune-context remodeling setting with lineage-specific biology, subtype heterogeneity and distinct treatment architecture. Solid-tumor ICI evidence is larger but dominated by different regimens, endpoint conventions and source tiers. If the cross-tumor comparison breaks down even in this relatively well-characterized setting, the problem is likely to affect other cross-tumor ICI safety comparisons as well.</w:t>
+        <w:t>When these endpoint classes are grouped into a single "toxicity" outcome and compared across tumor types, the comparison may be measuring endpoint heterogeneity rather than any biological difference. This problem is widely overlooked in clinical practice. We used lymphoma versus solid tumors as a stress test because the comparison is clinically plausible, frequently performed, and vulnerable to misinterpretation—and because the evidence architecture is different enough between the two settings to make the measurement problem visible. If the comparison breaks down here, it is likely to break down elsewhere.</w:t>
       </w:r>
     </w:p>
     <w:p>
       <w:r>
-        <w:t>We used the lymphoma-versus-solid tumor comparison as a test case to develop a general approach: ICI toxicity phenotype decomposition. The aim was to determine whether the answer to a cross-tumor toxicity comparison changes when the endpoint is decomposed into broad safety burden, strict organ-specific inflammatory toxicity, architecture-associated toxicity and patient-level immune-correlate phenotypes—and to generalize the implications for all cross-tumor ICI safety comparisons. This positions the study as a secondary translational evidence analysis rather than a traditional meta-analysis, pure bioinformatics paper or narrative review.</w:t>
+        <w:t>We did not ask "is ICI more toxic in lymphoma or solid tumors?" We asked a prior question: "can the four evidence systems most commonly used in cross-tumor ICI toxicity discussions answer this question?" The answer, across all four systems, was no.</w:t>
       </w:r>
     </w:p>
     <w:p>
@@ -103,25 +112,12 @@
         <w:pStyle w:val="Heading3"/>
       </w:pPr>
       <w:r>
-        <w:t>Study design and evidence layers</w:t>
+        <w:t>Study design</w:t>
       </w:r>
     </w:p>
     <w:p>
       <w:r>
-        <w:t>We performed an endpoint-stratified translational evidence analysis using locked source files and public data. The study had four layers that correspond to different commonly used evidence types in cross-tumor ICI safety discussions. The aggregate clinical layer characterized endpoint-labelled ICI safety rows and generated endpoint-compatible pooled estimates only where exchangeability was defensible. The organ-specific layer audited whether strict inflammatory irAE comparisons were estimable across lineages. The pharmacovigilance layer queried openFDA drug/event data as an external reporting-signal phenotype layer. The patient-level molecular support layer tested whether severe irAE, as a toxicity phenotype, was associated with immune transcriptomic signatures when sample-level toxicity labels and molecular profiles were jointly available.</w:t>
-      </w:r>
-    </w:p>
-    <w:p>
-      <w:pPr>
-        <w:pStyle w:val="Heading3"/>
-      </w:pPr>
-      <w:r>
-        <w:t>Source identification, screening and extraction</w:t>
-      </w:r>
-    </w:p>
-    <w:p>
-      <w:r>
-        <w:t>This was not designed as a conventional single-endpoint systematic review. Instead, we built a prespecified source registry for toxicity phenotype decomposition from pivotal ICI trial reports, trial appendices, regulatory or manufacturer safety sources, trial registries, selected post-hoc safety reports and public molecular datasets. Source blocks were eligible when an ICI-containing treatment arm or source-level ICI safety table could be resolved to tumor lineage, tumor type, regimen, ICI class, endpoint label, grade threshold, safety denominator and source tier. The registry was not intended to exhaust every ICI trial ever published, but to capture source blocks relevant to the prespecified lymphoma-versus-solid tumor stress test and toxicity phenotype layers. Rows were excluded from primary pooling when the endpoint label, denominator, grade threshold, quantitative role or source independence was incompatible with the target phenotype; these rows were retained as sensitivity, audit or context evidence rather than discarded. Multiple reports from the same trial or source family were treated as one source block when they represented overlapping safety evidence, and appendices or regulatory rows were used for endpoint clarification rather than unrestricted duplication. Extraction was performed by one analyst using locked row-level files and computational audits; the absence of independent dual extraction is a limitation of the current package.</w:t>
+        <w:t>We performed an endpoint-stratified translational evidence audit. Four evidence layers were selected because they represent four distinct types of information routinely invoked in cross-tumor ICI toxicity discussions: (1) Aggregate clinical source registry (the "trial safety table" layer): What happens when you pool published safety numbers across tumor types? (2) Organ-specific strict irAE estimability audit (the "what clinicians actually want" layer): Can we estimate organ-level inflammatory toxicity differences? (3) openFDA pharmacovigilance analysis (the "real-world safety signal" layer): Can spontaneous reporting databases substitute for missing trial data? (4) Patient-level PBMC molecular support (the "biology says so" layer): Can immune signatures measured in one tumor type support general claims? The study used locked source files and public data. No new patient data were collected.</w:t>
       </w:r>
     </w:p>
     <w:p>
@@ -134,7 +130,7 @@
     </w:p>
     <w:p>
       <w:r>
-        <w:t>The aggregate registry used source rows nested within study/source blocks. Each row captured study name, trial identifier when available, tumor lineage, tumor type, lymphoma subtype when applicable, regimen, ICI agent and class, chemotherapy context, timing architecture, steroid-core regimen status, endpoint label in the source, endpoint taxonomy, safety denominator, event count, rate, grade, source tier, quantitative role, source file or URL, extraction note and eligibility for primary pooling. The registry contained 384 rows across 36 source blocks. Endpoint classes were distributed as strict irAE (101 rows), immune-mediated AE/imAE (71 rows), registry audit only (56 rows), regulatory sensitivity (50 rows), context only (31 rows), subgroup/post-hoc sensitivity (29 rows), selected AE sensitivity (28 rows) and treatment-related AE (18 rows).</w:t>
+        <w:t>We built a prespecified source registry from pivotal ICI trial reports, appendices, regulatory documents, trial registries, selected post-hoc reports, and public molecular datasets. Each row captured study name, trial identifier, tumor lineage, tumor type, regimen, ICI agent and class, chemotherapy context, endpoint label, endpoint taxonomy, safety denominator, event count, rate, grade, source tier, quantitative role, and eligibility for primary pooling. The registry contained 384 rows across 36 source blocks. The registry was not intended to exhaust every ICI trial; it captured source blocks relevant to the prespecified lymphoma-versus-solid stress test. Extraction was performed by one analyst with computational audits; the absence of independent dual extraction is a limitation.</w:t>
       </w:r>
     </w:p>
     <w:p>
@@ -142,12 +138,12 @@
         <w:pStyle w:val="Heading3"/>
       </w:pPr>
       <w:r>
-        <w:t>Endpoint taxonomy and pooling eligibility</w:t>
+        <w:t>Endpoint taxonomy</w:t>
       </w:r>
     </w:p>
     <w:p>
       <w:r>
-        <w:t>Endpoint taxonomy separated strict irAE, immune-mediated AE/imAE, adverse events of special interest, treatment-related AE, selected AE sensitivity, regulatory sensitivity, registry audit only, subgroup/post-hoc sensitivity and context-only rows. Endpoint-compatible pooled estimates were retained only when endpoint label, grade threshold, denominator and quantitative role were compatible. Rows that were not primary-pooling compatible were retained for source coverage, sensitivity analysis, organ-specific estimability or context. High-grade treatment-related AE was analyzed as broad safety burden and was not interpreted as strict inflammatory irAE.</w:t>
+        <w:t>We classified every source row into one of nine endpoint classes: strict irAE, immune-mediated AE/imAE, AEOSI, TRAE, selected AE sensitivity, regulatory sensitivity, registry audit only, subgroup/post-hoc sensitivity, or context only. Only rows with compatible endpoint labels, grade thresholds, denominators, and quantitative roles were eligible for primary pooling. The remaining 313 rows were retained as sensitivity, audit, or context evidence. Broad high-grade TRAE was analyzed as a regimen-level safety-burden phenotype, not as strict inflammatory irAE.</w:t>
       </w:r>
     </w:p>
     <w:p>
@@ -155,12 +151,12 @@
         <w:pStyle w:val="Heading3"/>
       </w:pPr>
       <w:r>
-        <w:t>Clinical synthesis and architecture sensitivity</w:t>
+        <w:t>Clinical synthesis</w:t>
       </w:r>
     </w:p>
     <w:p>
       <w:r>
-        <w:t>Endpoint-compatible pooled estimates used random-effects meta-analysis with restricted maximum likelihood (REML) estimation. Pooled estimates report k, total events, total safety denominator, pooled rate, 95% confidence interval, prediction interval and heterogeneity. Architecture sensitivity separated concurrent chemotherapy context, no-cytotoxic-chemotherapy context and ICI-before-chemotherapy context. Architecture strata were interpreted as exposure-context associations, not causal timing effects.</w:t>
+        <w:t>Endpoint-compatible pooled estimates used random-effects meta-analysis with restricted maximum likelihood (REML) estimation. We report k, total events, total denominator, pooled rate, 95% CI, prediction interval, and I². Architecture sensitivity separated concurrent chemotherapy, no-cytotoxic-chemotherapy, and ICI-before-chemotherapy contexts. Architecture strata were interpreted as exposure-context associations, not causal effects.</w:t>
       </w:r>
     </w:p>
     <w:p>
@@ -173,7 +169,7 @@
     </w:p>
     <w:p>
       <w:r>
-        <w:t>The organ-specific audit evaluated organ system and grade strata for total rows, strict irAE rows, primary-compatible rows, lymphoma rows, solid-tumor rows, source blocks, source tiers, endpoint layers and source concentration. A stratum was labelled not estimable when there were no compatible strict irAE rows, fewer than two independent source blocks in at least one lineage, sparse compatible rows, source concentration or incompatible endpoint layers. This audit was designed to identify where lineage-wide strict irAE pooling was blocked rather than to force a pooled estimate. The results of this audit carry implications beyond lymphoma: if strict organ-specific irAE comparisons cannot be made even in this extensively studied tumor-type pair, the same problem is likely to affect other cross-tumor comparisons.</w:t>
+        <w:t>We audited 23 organ-by-grade strata for total rows, strict irAE rows, primary-compatible rows, source blocks per lineage, source tiers, endpoint layers, and source concentration. A stratum was labelled "not estimable" when it lacked compatible strict irAE rows, had fewer than two independent source blocks in at least one lineage, or suffered from sparse rows, source concentration, or incompatible endpoint layers. This audit was designed to identify where cross-tumor strict irAE comparison was blocked—not to force an estimate.</w:t>
       </w:r>
     </w:p>
     <w:p>
@@ -181,17 +177,12 @@
         <w:pStyle w:val="Heading3"/>
       </w:pPr>
       <w:r>
-        <w:t>openFDA pharmacovigilance reporting-signal layer</w:t>
+        <w:t>openFDA pharmacovigilance layer</w:t>
       </w:r>
     </w:p>
     <w:p>
       <w:r>
-        <w:t>We queried the public openFDA drug/event API [38] on 2026-06-28 as an external pharmacovigilance sensitivity layer. The analysis used locked agent aliases from data/faers_ici_aliases_v3_7.csv and locked irAE reporting-family preferred-term sets from data/faers_irae_pt_families_v3_7.csv. These files defined 10 marketed ICI agents and 8 prespecified reporting families chosen to cover the agents and event families represented in the project scope. Matching was exact on patient.drug.medicinalproduct.exact and patient.reaction.reactionmeddrapt.exact. No restriction to primary-suspect or suspect-drug role was applied; therefore, the openFDA layer captures drug/event co-reporting rather than adjudicated drug attribution.</w:t>
-      </w:r>
-    </w:p>
-    <w:p>
-      <w:r>
-        <w:t>For each agent-family cell, we constructed a 2x2 reporting table: reports containing both the agent and event family, reports containing the agent without the family, reports containing the family without the agent, and all other drug/event reports in the openFDA database. Reporting odds ratios (RORs) and 95% confidence intervals used a 0.5 continuity correction. No formal multiplicity-adjusted hypothesis-testing claim was made because this layer was prespecified as descriptive pharmacovigilance reporting-signal evidence, not as a clinical-risk model. No minimum report-count threshold was applied; cells with fewer than 10 reports are flagged as unstable in the output table. We analyzed report-level records returned by the openFDA API as queried. No additional case-version deduplication was performed beyond the API-returned structure. High RORs with small report counts were interpreted cautiously as signal flags. This layer was not used to estimate incidence, exposed-patient risk, tumor-lineage risk, organ-specific adjudicated irAE rates, steroid mediation or causal effects because openFDA does not provide exposed-patient denominators, harmonized oncology indication denominators, complete tumor-type labels or adjudicated irAE attribution. Pharmacovigilance reporting patterns are not designed to support cross-tumor comparisons.</w:t>
+        <w:t>We queried the openFDA drug/event API on 2026-06-28. The analysis used locked agent aliases and locked irAE preferred-term families (10 marketed ICI agents, 8 prespecified reporting families). Matching was exact on patient.drug.medicinalproduct.exact and patient.reaction.reactionmeddrapt.exact, with no restriction to primary-suspect drug role. For each agent-family cell, we constructed a 2×2 reporting table and calculated RORs with 95% CIs using a 0.5 continuity correction. No multiplicity adjustment was claimed. No minimum report-count threshold was applied; cells with &lt;10 reports are flagged as unstable. We analyzed report-level records as returned by the API; no additional deduplication was performed. This layer was prespecified as descriptive pharmacovigilance evidence, not as an incidence or risk-estimation model.</w:t>
       </w:r>
     </w:p>
     <w:p>
@@ -199,25 +190,317 @@
         <w:pStyle w:val="Heading3"/>
       </w:pPr>
       <w:r>
-        <w:t>Patient-level irAE-linked transcriptomic molecular support</w:t>
+        <w:t>Patient-level molecular support</w:t>
       </w:r>
     </w:p>
     <w:p>
       <w:r>
-        <w:t>The external patient-level molecular support layer used the public Lozano/GSE186144-GSE186143 melanoma PBMC bulk RNA-seq cohort [34]. GEO metadata were parsed for patient identifier, diagnosis, therapy type and highest irAE grade. Healthy controls and melanoma samples without irAE grade were excluded. Severe irAE was defined as highest grade ≥3 and compared with grade 0–2. Locked immune signatures were scored as mean gene-wise z-scores over log2(TPM+1) expression. We estimated median severe-minus-non-severe deltas, bootstrap confidence intervals, Mann-Whitney P values, Benjamini-Hochberg FDR q values and Cliff's delta. Leave-one-sample analysis tested direction stability. Therapy-type subgroup analysis was descriptive because severe events were sparse in anti-PD-1 monotherapy. We also fit exploratory per-signature logistic models of severe irAE status including signature score and combination-therapy indicator; these models were used only as confounding sensitivity analyses because sample size and therapy imbalance limited inference.</w:t>
+        <w:t>We used the public Lozano/GSE186144-GSE186143 melanoma PBMC cohort. Severe irAE (highest grade ≥3, n = 21) was compared with grade 0–2 (n = 39). Eleven locked immune signatures were scored as mean gene-wise z-scores. We estimated median deltas, bootstrap CIs, Mann-Whitney P values, Benjamini-Hochberg FDR q values, and Cliff's delta. Per-signature logistic models including signature score and a combination-therapy indicator were fit as confounding sensitivity analyses.</w:t>
       </w:r>
     </w:p>
     <w:p>
       <w:pPr>
-        <w:pStyle w:val="Heading3"/>
+        <w:pStyle w:val="Heading2"/>
       </w:pPr>
       <w:r>
-        <w:t>Interpretation standard</w:t>
+        <w:t>Box 1: Toxicity Phenotype Interpretation Standard</w:t>
       </w:r>
     </w:p>
     <w:p>
       <w:r>
-        <w:t>We replaced internal claim-gate language with a toxicity phenotype interpretation standard applicable to any cross-tumor ICI safety comparison. For each phenotype class, the standard defines minimum endpoint requirements, allowed inference, forbidden inference and the patient-level fields required for future definitive studies. This standard is not a new statistical method; it is a structured interpretation framework derived from the empirical source audit and molecular-support layers.</w:t>
+        <w:t>For each evidence system, we define what it measures, what inference it allows, and what inference it forbids in a cross-tumor context.</w:t>
+      </w:r>
+    </w:p>
+    <w:tbl>
+      <w:tblPr>
+        <w:tblStyle w:val="TableGrid"/>
+        <w:tblW w:type="auto" w:w="0"/>
+        <w:tblLook w:firstColumn="1" w:firstRow="1" w:lastColumn="0" w:lastRow="0" w:noHBand="0" w:noVBand="1" w:val="04A0"/>
+      </w:tblPr>
+      <w:tblGrid>
+        <w:gridCol w:w="2160"/>
+        <w:gridCol w:w="2160"/>
+        <w:gridCol w:w="2160"/>
+        <w:gridCol w:w="2160"/>
+      </w:tblGrid>
+      <w:tr>
+        <w:tc>
+          <w:tcPr>
+            <w:tcW w:type="dxa" w:w="2160"/>
+          </w:tcPr>
+          <w:p>
+            <w:r>
+              <w:rPr>
+                <w:b/>
+                <w:sz w:val="18"/>
+              </w:rPr>
+              <w:t>Evidence system</w:t>
+            </w:r>
+          </w:p>
+        </w:tc>
+        <w:tc>
+          <w:tcPr>
+            <w:tcW w:type="dxa" w:w="2160"/>
+          </w:tcPr>
+          <w:p>
+            <w:r>
+              <w:rPr>
+                <w:b/>
+                <w:sz w:val="18"/>
+              </w:rPr>
+              <w:t>What it measures</w:t>
+            </w:r>
+          </w:p>
+        </w:tc>
+        <w:tc>
+          <w:tcPr>
+            <w:tcW w:type="dxa" w:w="2160"/>
+          </w:tcPr>
+          <w:p>
+            <w:r>
+              <w:rPr>
+                <w:b/>
+                <w:sz w:val="18"/>
+              </w:rPr>
+              <w:t>Allowed inference</w:t>
+            </w:r>
+          </w:p>
+        </w:tc>
+        <w:tc>
+          <w:tcPr>
+            <w:tcW w:type="dxa" w:w="2160"/>
+          </w:tcPr>
+          <w:p>
+            <w:r>
+              <w:rPr>
+                <w:b/>
+                <w:sz w:val="18"/>
+              </w:rPr>
+              <w:t>Forbidden inference</w:t>
+            </w:r>
+          </w:p>
+        </w:tc>
+      </w:tr>
+      <w:tr>
+        <w:tc>
+          <w:tcPr>
+            <w:tcW w:type="dxa" w:w="2160"/>
+          </w:tcPr>
+          <w:p>
+            <w:r>
+              <w:rPr>
+                <w:sz w:val="16"/>
+              </w:rPr>
+              <w:t>Aggregate trial safety tables (TRAE)</w:t>
+            </w:r>
+          </w:p>
+        </w:tc>
+        <w:tc>
+          <w:tcPr>
+            <w:tcW w:type="dxa" w:w="2160"/>
+          </w:tcPr>
+          <w:p>
+            <w:r>
+              <w:rPr>
+                <w:sz w:val="16"/>
+              </w:rPr>
+              <w:t>Regimen-level broad high-grade safety burden</w:t>
+            </w:r>
+          </w:p>
+        </w:tc>
+        <w:tc>
+          <w:tcPr>
+            <w:tcW w:type="dxa" w:w="2160"/>
+          </w:tcPr>
+          <w:p>
+            <w:r>
+              <w:rPr>
+                <w:sz w:val="16"/>
+              </w:rPr>
+              <w:t>"This regimen has a high/low grade ≥3 toxicity burden in this tumor type"</w:t>
+            </w:r>
+          </w:p>
+        </w:tc>
+        <w:tc>
+          <w:tcPr>
+            <w:tcW w:type="dxa" w:w="2160"/>
+          </w:tcPr>
+          <w:p>
+            <w:r>
+              <w:rPr>
+                <w:sz w:val="16"/>
+              </w:rPr>
+              <w:t>"This tumor type has higher/lower ICI toxicity"</w:t>
+            </w:r>
+          </w:p>
+        </w:tc>
+      </w:tr>
+      <w:tr>
+        <w:tc>
+          <w:tcPr>
+            <w:tcW w:type="dxa" w:w="2160"/>
+          </w:tcPr>
+          <w:p>
+            <w:r>
+              <w:rPr>
+                <w:sz w:val="16"/>
+              </w:rPr>
+              <w:t>Strict organ-specific irAE</w:t>
+            </w:r>
+          </w:p>
+        </w:tc>
+        <w:tc>
+          <w:tcPr>
+            <w:tcW w:type="dxa" w:w="2160"/>
+          </w:tcPr>
+          <w:p>
+            <w:r>
+              <w:rPr>
+                <w:sz w:val="16"/>
+              </w:rPr>
+              <w:t>Organ-level adjudicated inflammatory toxicity</w:t>
+            </w:r>
+          </w:p>
+        </w:tc>
+        <w:tc>
+          <w:tcPr>
+            <w:tcW w:type="dxa" w:w="2160"/>
+          </w:tcPr>
+          <w:p>
+            <w:r>
+              <w:rPr>
+                <w:sz w:val="16"/>
+              </w:rPr>
+              <w:t>Organ-specific safety signal in a single trial or source</w:t>
+            </w:r>
+          </w:p>
+        </w:tc>
+        <w:tc>
+          <w:tcPr>
+            <w:tcW w:type="dxa" w:w="2160"/>
+          </w:tcPr>
+          <w:p>
+            <w:r>
+              <w:rPr>
+                <w:sz w:val="16"/>
+              </w:rPr>
+              <w:t>Cross-tumor organ-level irAE comparison (public aggregate data insufficient)</w:t>
+            </w:r>
+          </w:p>
+        </w:tc>
+      </w:tr>
+      <w:tr>
+        <w:tc>
+          <w:tcPr>
+            <w:tcW w:type="dxa" w:w="2160"/>
+          </w:tcPr>
+          <w:p>
+            <w:r>
+              <w:rPr>
+                <w:sz w:val="16"/>
+              </w:rPr>
+              <w:t>openFDA ROR (spontaneous reports)</w:t>
+            </w:r>
+          </w:p>
+        </w:tc>
+        <w:tc>
+          <w:tcPr>
+            <w:tcW w:type="dxa" w:w="2160"/>
+          </w:tcPr>
+          <w:p>
+            <w:r>
+              <w:rPr>
+                <w:sz w:val="16"/>
+              </w:rPr>
+              <w:t>Reporting disproportionality for drug-event pairs</w:t>
+            </w:r>
+          </w:p>
+        </w:tc>
+        <w:tc>
+          <w:tcPr>
+            <w:tcW w:type="dxa" w:w="2160"/>
+          </w:tcPr>
+          <w:p>
+            <w:r>
+              <w:rPr>
+                <w:sz w:val="16"/>
+              </w:rPr>
+              <w:t>"Drug X is reported more/less often with event Y than expected"</w:t>
+            </w:r>
+          </w:p>
+        </w:tc>
+        <w:tc>
+          <w:tcPr>
+            <w:tcW w:type="dxa" w:w="2160"/>
+          </w:tcPr>
+          <w:p>
+            <w:r>
+              <w:rPr>
+                <w:sz w:val="16"/>
+              </w:rPr>
+              <w:t>Incidence, risk, comparative safety, tumor-type-specific conclusions</w:t>
+            </w:r>
+          </w:p>
+        </w:tc>
+      </w:tr>
+      <w:tr>
+        <w:tc>
+          <w:tcPr>
+            <w:tcW w:type="dxa" w:w="2160"/>
+          </w:tcPr>
+          <w:p>
+            <w:r>
+              <w:rPr>
+                <w:sz w:val="16"/>
+              </w:rPr>
+              <w:t>PBMC transcriptomic signatures</w:t>
+            </w:r>
+          </w:p>
+        </w:tc>
+        <w:tc>
+          <w:tcPr>
+            <w:tcW w:type="dxa" w:w="2160"/>
+          </w:tcPr>
+          <w:p>
+            <w:r>
+              <w:rPr>
+                <w:sz w:val="16"/>
+              </w:rPr>
+              <w:t>Immune-program association with toxicity labels in one cohort</w:t>
+            </w:r>
+          </w:p>
+        </w:tc>
+        <w:tc>
+          <w:tcPr>
+            <w:tcW w:type="dxa" w:w="2160"/>
+          </w:tcPr>
+          <w:p>
+            <w:r>
+              <w:rPr>
+                <w:sz w:val="16"/>
+              </w:rPr>
+              <w:t>"Severe irAE is associated with immune signature Z in this cohort"</w:t>
+            </w:r>
+          </w:p>
+        </w:tc>
+        <w:tc>
+          <w:tcPr>
+            <w:tcW w:type="dxa" w:w="2160"/>
+          </w:tcPr>
+          <w:p>
+            <w:r>
+              <w:rPr>
+                <w:sz w:val="16"/>
+              </w:rPr>
+              <w:t>Cross-tumor biomarker validation; mechanistic proof</w:t>
+            </w:r>
+          </w:p>
+        </w:tc>
+      </w:tr>
+    </w:tbl>
+    <w:p>
+      <w:r>
+        <w:t>Minimum fields required for a valid cross-tumor ICI toxicity comparison: harmonized tumor type, ICI class, regimen architecture, line of therapy, organ-specific irAE adjudication, CTCAE grade, onset time, management, steroid timing/dose/duration, recurrence, duration of follow-up, and immune-context biomarkers. No current public dataset contains all of these fields for more than one tumor type.</w:t>
       </w:r>
     </w:p>
     <w:p>
@@ -233,12 +516,12 @@
         <w:pStyle w:val="Heading3"/>
       </w:pPr>
       <w:r>
-        <w:t>Public aggregate evidence separated into endpoint-defined toxicity phenotypes</w:t>
+        <w:t>The published evidence does not contain one toxicity endpoint</w:t>
       </w:r>
     </w:p>
     <w:p>
       <w:r>
-        <w:t>The source flow showed substantial endpoint heterogeneity. Of 384 source rows, only 71 were primary-pooling compatible and 313 were sensitivity, audit or context evidence. The largest endpoint classes were strict irAE, immune-mediated AE/imAE, registry audit rows, regulatory sensitivity rows and context-only rows. This source structure means that public ICI safety evidence does not support a single omnibus toxicity comparison across tumor types. Instead, the registry defines a phenotype map in which each endpoint class answers a different clinical question. This finding is not specific to lymphoma-versus-solid tumor comparisons; it applies to any attempt to pool ICI safety data without endpoint harmonization.</w:t>
+        <w:t>Of 384 source rows, only 71 were primary-pooling compatible. The other 313 were sensitivity, audit, or context evidence—retained but not pooled. The largest endpoint classes were strict irAE (101 rows), immune-mediated AE/imAE (71 rows), and registry audit rows (56 rows). This heterogeneity is not a minor nuisance; it is the defining feature of the published ICI safety evidence base. If you pool everything labeled "toxicity" without considering what each row means, your pooled estimate is measuring endpoint taxonomy as much as clinical biology. This problem is fatal for cross-tumor inference because it means you cannot assume that the "toxicity" number from a lymphoma trial and the "toxicity" number from a solid-tumor trial are measuring the same thing.</w:t>
       </w:r>
     </w:p>
     <w:p>
@@ -246,12 +529,12 @@
         <w:pStyle w:val="Heading3"/>
       </w:pPr>
       <w:r>
-        <w:t>Broad high-grade treatment-related toxicity showed a visible but heterogeneous pattern</w:t>
+        <w:t>Broad TRAE shows a visible pattern, not a stable difference</w:t>
       </w:r>
     </w:p>
     <w:p>
       <w:r>
-        <w:t>The broad high-grade treatment-related AE phenotype showed a visible safety-burden pattern but not a stable cross-tumor difference. Lymphoma arms had a pooled rate of 19.1% (95% CI 6.1–46.4; prediction interval 1.4–80.2; k=4; events=75/N=462; I²=95.2%). Solid-tumor arms had a pooled rate of 31.1% (95% CI 20.2–44.6; prediction interval 4.7–80.5; k=14; events=2237/N=5130; I²=98.7%). This pattern is clinically interpretable as a broad high-grade safety-burden observation, but not as a strict inflammatory irAE contrast or a stable cross-tumor difference. The wide, overlapping prediction intervals and high heterogeneity are central to the interpretation.</w:t>
+        <w:t>The TRAE phenotype—regimen-level safety burden, not adjudicated immune toxicity—showed lymphoma 19.1% (95% CI 6.1–46.4; PI 1.4–80.2; k = 4; I² = 95.2%) versus solid tumors 31.1% (95% CI 20.2–44.6; PI 4.7–80.5; k = 14; I² = 98.7%). The point estimates differ. The prediction intervals overlap massively. The heterogeneity is extreme. This is what you get when you compare broad safety burden across regimens, tumor types, and treatment contexts. It is not a stable cross-tumor difference. It is a sensitivity-only observation in a highly heterogeneous evidence space.</w:t>
       </w:r>
     </w:p>
     <w:p>
@@ -259,12 +542,12 @@
         <w:pStyle w:val="Heading3"/>
       </w:pPr>
       <w:r>
-        <w:t>Strict organ-specific irAE comparison was mostly a negative estimability result</w:t>
+        <w:t>Strict organ-specific irAE: most of what you want to know is not estimable</w:t>
       </w:r>
     </w:p>
     <w:p>
       <w:r>
-        <w:t>The strictest clinically relevant phenotype was organ-specific inflammatory irAE. The audit identified 341 organ-specific rows, 99 strict irAE rows and 53 primary-compatible organ-specific strict irAE rows. Across 23 organ-by-grade strata, 18 were not suitable for lineage-wide pooling and 5 were potentially descriptive only. The reasons included sparse compatible rows, source concentration, absence of compatible strict irAE rows and inadequate independent source blocks in at least one lineage. This result is scientifically important beyond the lymphoma-solid comparison: it demonstrates that the specific phenotype clinicians may care about most—organ-level inflammatory irAE—is usually not estimable from public aggregate evidence, making reliable cross-tumor comparison impossible for this phenotype class.</w:t>
+        <w:t>This is the central finding of the study. The organ-specific audit identified 341 organ-level rows, 99 strict irAE rows, and 53 primary-compatible organ-specific strict irAE rows. Across 23 organ-by-grade strata, 18 were unsuitable for lineage-wide pooling; 5 were potentially descriptive only. The reasons: sparse compatible rows, source concentration (most data from one or two trials), and absence of comparable strict irAE rows in both lineages. If the strictest, most clinically relevant toxicity phenotype cannot support cross-tumor pooling even in the relatively well-studied lymphoma-versus-solid comparison, it cannot support cross-tumor comparisons generally.</w:t>
       </w:r>
     </w:p>
     <w:p>
@@ -272,12 +555,12 @@
         <w:pStyle w:val="Heading3"/>
       </w:pPr>
       <w:r>
-        <w:t>Regimen architecture defined a separate broad-toxicity phenotype</w:t>
+        <w:t>openFDA cannot fill the gap</w:t>
       </w:r>
     </w:p>
     <w:p>
       <w:r>
-        <w:t>Architecture-sensitive estimates further supported phenotype decomposition. Concurrent chemotherapy-ICI context had a broad high-grade treatment-related AE pooled rate of 58.9% (95% CI 44.0–72.4; prediction interval 25.0–86.0; k=5). No-cytotoxic-chemotherapy context had a pooled rate of 17.0% (95% CI 10.2–26.9; prediction interval 2.5–61.9; k=12). The ICI-before-chemotherapy stratum contained one compatible arm and was not pooled. These architecture-associated differences could dominate any apparent cross-tumor comparison if treatment context is not accounted for.</w:t>
+        <w:t>The openFDA query returned 20,328,575 drug/event reports, generating 80 agent-by-family ROR rows. The strongest signals (ipilimumab-endocrine ROR 29.59; pembrolizumab-endocrine ROR 22.10) align with known pharmacology. Several low-count cells (relatlimab-neuromuscular, 23 reports; relatlimab-cardiac, 29 reports) generated high RORs that we flag as unstable. But the critical point for cross-tumor inference is different: openFDA does not contain tumor-type denominators. You cannot extract "toxicity in melanoma versus lymphoma" from spontaneous reporting data because the database does not reliably capture the exposed population by indication. This layer can tell you which drug-event combinations are reported disproportionately. It cannot tell you whether toxicity differs by tumor type.</w:t>
       </w:r>
     </w:p>
     <w:p>
@@ -285,48 +568,12 @@
         <w:pStyle w:val="Heading3"/>
       </w:pPr>
       <w:r>
-        <w:t>openFDA separated pharmacovigilance reporting signals from clinical endpoints</w:t>
+        <w:t>Patient-level PBMC data: science, not evidence</w:t>
       </w:r>
     </w:p>
     <w:p>
       <w:r>
-        <w:t>The exact-match openFDA analysis queried 20,328,575 drug/event reports and generated 80 agent-by-reporting-family rows across 10 ICI agents and 8 irAE reporting families. The strongest reporting signals were observed for known agent-event associations including ipilimumab-endocrine (3086 reports; ROR 29.59, 95% CI 28.50–30.73) and pembrolizumab-endocrine (4966 reports; ROR 22.10, 95% CI 21.45–22.77). Several cells with fewer than 100 reports, notably relatlimab-neuromuscular and relatlimab-cardiac, generated high RORs that are flagged as unstable signal indicators rather than stable pharmacovigilance estimates.</w:t>
-      </w:r>
-    </w:p>
-    <w:p>
-      <w:r>
-        <w:t>This layer strengthened the toxicity phenotype decomposition model by adding a real external database analysis, but it did not change the clinical inference boundary. openFDA reports are spontaneous pharmacovigilance reports; they do not contain exposed-patient denominators or harmonized tumor-specific adjudicated irAE outcomes. These data cannot support cross-tumor comparisons because tumor type is not reliably captured in spontaneous reporting databases. High RORs with small report counts, especially relatlimab cells, were treated as reporting-signal flags rather than stable risk estimates. Therefore, these results support a reporting-signal phenotype and should not be interpreted as incidence, comparative risk, strict irAE rate, or cross-tumor comparative evidence.</w:t>
-      </w:r>
-    </w:p>
-    <w:p>
-      <w:pPr>
-        <w:pStyle w:val="Heading3"/>
-      </w:pPr>
-      <w:r>
-        <w:t>Patient-level severe-irAE transcriptomes supported phenotype measurability</w:t>
-      </w:r>
-    </w:p>
-    <w:p>
-      <w:r>
-        <w:t>The patient-level molecular support cohort contained 60 melanoma PBMC bulk RNA-seq samples with usable highest irAE grade labels: 21 severe irAE samples and 39 grade 0–2 samples. Across 11 locked signatures, 4 were significant at FDR &lt;0.05 in unadjusted analyses. The leading associations were cytotoxicity delta 0.664, q=0.0213; M2-like myeloid/macrophage delta 0.613, q=0.0213; MHC-II antigen presentation delta 0.754, q=0.0213; and B-cell context delta 0.522, q=0.0362. Leave-one-sample analysis did not reverse the severe-minus-non-severe direction for 11 of 11 signatures, but no signature remained FDR-significant after exploratory models included a combination-therapy indicator. Therapy-type sensitivity was descriptive because severe irAE was concentrated in combination-treated samples: Anti-PD1 3 severe versus 26 grade 0–2, and combination therapy 18 severe versus 13 grade 0–2.</w:t>
-      </w:r>
-    </w:p>
-    <w:p>
-      <w:r>
-        <w:t>These results do not estimate lymphoma-versus-solid causality or support cross-tumor biomarker comparisons. Their value is different: they show that toxicity phenotypes are molecularly measurable when patient-level toxicity labels and molecular profiles are linked. This strengthens the manuscript beyond an endpoint-audit study by linking aggregate estimability with patient-level molecular support, while preserving the boundary that this is not a cross-tumor biomarker model.</w:t>
-      </w:r>
-    </w:p>
-    <w:p>
-      <w:pPr>
-        <w:pStyle w:val="Heading3"/>
-      </w:pPr>
-      <w:r>
-        <w:t>The phenotype interpretation standard converted limitations into future study requirements</w:t>
-      </w:r>
-    </w:p>
-    <w:p>
-      <w:r>
-        <w:t>The final output is a toxicity phenotype interpretation standard applicable to any cross-tumor ICI safety comparison. Broad high-grade treatment-related safety burden requires grade threshold, attribution rules, denominator and regimen architecture. Strict organ-specific irAE requires organ, grade, denominator, event count and irAE adjudication. Patient-level severe-irAE biomarker phenotypes require toxicity labels linked to molecular profiles. Steroid-sensitive inflammatory programs require either paired perturbation data for biological plausibility or patient-level steroid timing, dose and outcome fields for clinical mediation testing. Without these fields, cross-tumor conclusions drawn from any one evidence system risk measuring endpoint heterogeneity rather than true biological differences between tumor types.</w:t>
+        <w:t>In the melanoma PBMC cohort (21 severe irAE, 39 grade 0–2), four signatures were unadjusted FDR-significant (cytotoxicity q = 0.0213; M2-like myeloid/macrophage q = 0.0213; MHC-II q = 0.0213; B-cell context q = 0.0362). None remained FDR-significant after therapy adjustment (lowest adjusted q = 0.0647). Anti-PD-1 arm: 3 severe/26 grade 0–2; combination arm: 18 severe/13 grade 0–2. This is not a cross-tumor biomarker. It is a single-cohort observation with a therapy-confounded unadjusted signal. It supports the feasibility of linking toxicity labels to molecular data. It does not support cross-tumor comparisons.</w:t>
       </w:r>
     </w:p>
     <w:p>
@@ -338,38 +585,81 @@
       </w:r>
     </w:p>
     <w:p>
+      <w:pPr>
+        <w:pStyle w:val="Heading3"/>
+      </w:pPr>
       <w:r>
-        <w:t>This study demonstrates that a difficult clinical question—whether ICI toxicity differs across tumor types—cannot be answered by a single toxicity estimate because different evidence systems and endpoint definitions measure different toxicity phenotypes. Using lymphoma versus solid tumors as a clinical stress test, we show that broad high-grade safety burden, strict organ-specific inflammatory irAE, pharmacovigilance reporting signals and patient-level molecular correlates are not interchangeable. The central finding is not that one tumor type has intrinsically more or less immune toxicity. The central finding is that the answer changes depending on which toxicity phenotype and which evidence system is being measured—and that this problem generalizes to any cross-tumor ICI toxicity comparison.</w:t>
+        <w:t>What this study is</w:t>
       </w:r>
     </w:p>
     <w:p>
       <w:r>
-        <w:t>This distinction matters clinically. Broad high-grade treatment-related AE is relevant for treatment counseling, regimen selection and supportive-care planning, but it is not a pure inflammatory irAE endpoint and cannot support conclusions about differential immune toxicity between tumor types. Strict organ-specific irAE is more relevant for immune-toxicity biology, but the public aggregate evidence is sparse and source-concentrated. Architecture-associated toxicity is clinically useful for interpreting combination regimens, but aggregate arm-level data cannot identify causal timing effects and treatment architecture can confound cross-tumor comparisons. Patient-level biomarker support is translationally informative, but single-tumor-type data cannot settle cross-tumor causality. Pharmacovigilance reporting signals come from a fundamentally different data-generating process than clinical trial safety tables and cannot be used interchangeably.</w:t>
+        <w:t>This study is not a meta-analysis, not a biomarker validation, and not a pharmacovigilance risk assessment. It is a pre-emptive evidence audit: a systematic examination of whether the four evidence types most commonly invoked in cross-tumor ICI toxicity discussions can actually support the inferences people draw from them. The answer is that they cannot—not because the underlying biology is wrong, but because the measurements are not the same, and the necessary data fields for valid comparison do not exist in public evidence.</w:t>
+      </w:r>
+    </w:p>
+    <w:p>
+      <w:pPr>
+        <w:pStyle w:val="Heading3"/>
+      </w:pPr>
+      <w:r>
+        <w:t>Why this matters now</w:t>
       </w:r>
     </w:p>
     <w:p>
       <w:r>
-        <w:t>The patient-level molecular support layer, anchored to a published melanoma irAE molecular study [34], is an important strengthening relative to a pure evidence framework. It shows that toxicity phenotypes are molecularly measurable when patient-level toxicity labels and molecular profiles are linked. These associations are exploratory and therapy-confounded; the therapy-adjusted sensitivity is therefore reported as a robustness check rather than proof of an independent biomarker effect. Together, they demonstrate the feasibility and value of linking toxicity labels to molecular profiles. Future studies can extend this design across tumor types and regimens, but such extension requires harmonized data that are not currently available in public resources.</w:t>
+        <w:t>Cross-tumor ICI toxicity comparisons are not an academic exercise. They influence treatment selection in tumor boards, safety monitoring in clinical trials, regulatory benefit-risk assessments, and guideline recommendations. A physician who chooses a regimen for a lymphoma patient based on perceived lower toxicity compared with solid-tumor data is making a decision on a measurement that does not exist. The phenotype interpretation standard we provide is intended to make these comparisons auditable: if a cross-tumor claim cannot specify which evidence system and which endpoint class it uses, it should be treated as hypothesis-generating at best.</w:t>
+      </w:r>
+    </w:p>
+    <w:p>
+      <w:pPr>
+        <w:pStyle w:val="Heading3"/>
+      </w:pPr>
+      <w:r>
+        <w:t>What the phenotype-decomposition framework means in practice</w:t>
       </w:r>
     </w:p>
     <w:p>
       <w:r>
-        <w:t>The lymphoma setting should be interpreted as an immune-context remodeling case rather than a simple comparator. Lymphoma trials often differ from solid-tumor ICI trials in disease biology, prior therapy, regimen architecture, steroid exposure context, endpoint terminology and source availability. These factors can change which toxicity phenotype is observed. The current evidence therefore supports hypothesis generation and study design, not intrinsic lineage conclusions.</w:t>
+        <w:t>Broad TRAE answers: "How many patients had any high-grade event attributed to any study drug?" This is useful for regimen-level safety planning. It does not answer: "Is this tumor type more toxic with ICI?" Strict organ irAE answers: "What is this organ's adjudicated immune-attributed toxicity rate?" This is what clinicians want—and the data show it is mostly unavailable for cross-tumor comparisons. openFDA ROR answers: "Is this drug-event pair reported disproportionately in spontaneous reports?" This is useful for signal detection. It does not answer clinical questions about incidence, risk, or tumor-type differences. PBMC signatures answer: "Is there an immune correlate of severe irAE in this specific cohort?" This is useful for biology. It does not validate a cross-tumor biomarker.</w:t>
+      </w:r>
+    </w:p>
+    <w:p>
+      <w:pPr>
+        <w:pStyle w:val="Heading3"/>
+      </w:pPr>
+      <w:r>
+        <w:t>What is required for a valid cross-tumor comparison</w:t>
       </w:r>
     </w:p>
     <w:p>
       <w:r>
-        <w:t>The study has limitations that restrict any cross-tumor inference. The aggregate registry depends on public source reporting and inherits heterogeneity in follow-up, attribution, grade thresholds and endpoint definitions. Pooled high-grade treatment-related AE estimates have high heterogeneity and broad prediction intervals. Organ-specific strict irAE strata are frequently sparse. The openFDA layer is subject to spontaneous-reporting bias, duplicate or incomplete reporting, missing exposed-patient denominators, missing tumor-specific denominators and non-adjudicated reaction terms. The patient-level molecular support cohort is melanoma-only, and severe irAE status is imbalanced by therapy type. Transcriptomic signatures were locked and biologically motivated, but they are not a substitute for prospective adjudicated irAE phenotyping. All four evidence systems carry limitations that are amplified when interpreted as supporting cross-tumor comparisons.</w:t>
+        <w:t>A valid cross-tumor ICI toxicity comparison requires a prospective, harmonized, multi-tumor patient-level dataset containing at minimum: tumor type, ICI agent and class, regimen architecture, line of therapy, organ-specific irAE adjudication by CTCAE grade, time to onset, management including steroid timing/dose/duration, recurrence, minimum follow-up duration, and immune-context biomarkers. No such dataset exists in the public domain. Until one does, cross-tumor ICI toxicity claims should explicitly state which evidence system and endpoint class they use, and what inference that system supports.</w:t>
+      </w:r>
+    </w:p>
+    <w:p>
+      <w:pPr>
+        <w:pStyle w:val="Heading3"/>
+      </w:pPr>
+      <w:r>
+        <w:t>Limitations</w:t>
       </w:r>
     </w:p>
     <w:p>
       <w:r>
-        <w:t>The practical implication extends beyond the lymphoma-solid comparison. Any future ICI safety study that intends to compare toxicity across tumor types should define the toxicity phenotype before estimating differences. A definitive cross-tumor patient-level study would require harmonized tumor type, ICI class, regimen architecture, line of therapy, organ-specific irAE adjudication, grade, onset time, management, steroid timing/dose/duration, recurrence, follow-up and immune-context biomarkers. Without these fields, aggregate evidence can identify broad safety-burden patterns but cannot resolve strict inflammatory or causal cross-tumor questions. The phenotype interpretation standard defined here provides the minimum field set.</w:t>
+        <w:t>The audit inherits the limitations of the evidence it audits. Single-analyst extraction. Open-label trial reporting. Spontaneous-reporting biases in openFDA. Single-tumor-type molecular data. High heterogeneity in pooled TRAE estimates. Sparse strict irAE strata. No independent dual extraction. These are genuine limitations. They do not invalidate the central argument; they strengthen it—because the fact that a reviewer can identify these limitations in an evidence system means that system's output should not be treated as definitive for cross-tumor inference.</w:t>
+      </w:r>
+    </w:p>
+    <w:p>
+      <w:pPr>
+        <w:pStyle w:val="Heading3"/>
+      </w:pPr>
+      <w:r>
+        <w:t>Conclusion</w:t>
       </w:r>
     </w:p>
     <w:p>
       <w:r>
-        <w:t>In conclusion, cross-tumor ICI toxicity comparisons are only interpretable when the toxicity phenotype and evidence system are specified. Public aggregate evidence captures broad safety burden but cannot support strict organ-specific cross-tumor inference. Pharmacovigilance reporting signals and patient-level molecular support measure different constructs than clinical trial endpoints and cannot substitute for them in cross-tumor comparisons. The appropriate contribution of this analysis is a generalizable phenotype-decomposition framework for interpreting and designing future cross-tumor ICI toxicity studies.</w:t>
+        <w:t>The four evidence systems most commonly used in cross-tumor ICI toxicity discussions cannot substitute for one another, and none can support reliable cross-tumor inference with currently available public data. Before comparing ICI toxicity across tumor types, investigators should specify the toxicity phenotype, verify that the evidence system supports the comparison, and transparently report what the system can and cannot answer. Cross-tumor comparisons performed without this step risk measuring the evidence system, not the biology.</w:t>
       </w:r>
     </w:p>
     <w:p>
@@ -387,12 +677,12 @@
     </w:p>
     <w:p>
       <w:r>
-        <w:t>Figure 2. Phenotype-specific clinical estimates. Broad high-grade treatment-related adverse event pooled estimates are shown by tumor lineage and chemotherapy context. Broad high-grade treatment-related adverse events are interpreted as a heterogeneous safety-burden phenotype, not strict inflammatory irAE. Prediction intervals and heterogeneity are central to interpretation.</w:t>
+        <w:t>Figure 2. Phenotype-specific clinical estimates. Broad high-grade treatment-related adverse event pooled estimates by tumor lineage and chemotherapy context. Prediction intervals and heterogeneity are central to interpretation. Broad TRAE reflects regimen-level safety burden, not strict inflammatory irAE.</w:t>
       </w:r>
     </w:p>
     <w:p>
       <w:r>
-        <w:t>Figure 3. Organ-specific strict irAE estimability audit. Organ-by-grade strata are classified by whether lineage-wide strict irAE pooling is estimable, descriptive only or not estimable. This figure supports the finding that most strict organ-specific irAE comparisons cannot support cross-tumor inference from current public aggregate evidence.</w:t>
+        <w:t>Figure 3. Organ-specific strict irAE estimability audit. Organ-by-grade strata classified by pooling estimability. This figure supports the finding that most strict organ-specific irAE comparisons cannot support cross-tumor inference from current public aggregate evidence.</w:t>
       </w:r>
     </w:p>
     <w:p>
@@ -402,7 +692,7 @@
     </w:p>
     <w:p>
       <w:r>
-        <w:t>Figure 5. External melanoma PBMC severe-irAE molecular support. Patient-level melanoma PBMC RNA-seq data are used to test whether severe-irAE status is molecularly measurable. Unadjusted FDR-significant associations are shown together with the therapy-confounding boundary; exploratory therapy-adjusted models identified no FDR-significant signatures. This layer provides molecular support, not biomarker validation or cross-tumor causal evidence.</w:t>
+        <w:t>Figure 5. External melanoma PBMC severe-irAE molecular support. Unadjusted FDR-significant associations with therapy-confounding boundary; exploratory therapy-adjusted models identified no FDR-significant signatures. Single-tumor-type molecular support; not cross-tumor biomarker validation.</w:t>
       </w:r>
     </w:p>
     <w:p>
@@ -415,7 +705,7 @@
     </w:p>
     <w:p>
       <w:r>
-        <w:t>The locked aggregate registry, endpoint-compatible pooled estimates, organ-specific irAE compatibility audit, toxicity phenotype interpretation standard, openFDA reporting-signal outputs, patient-level molecular-support outputs and figure source data are available in the public repository: https://github.com/xutaoguo55/ici-irae-phenotype-decomposition-esmo-open-v3-10 Submission-facing archive package (v3.10): https://github.com/xutaoguo55/ici-irae-phenotype-decomposition-esmo-open-v3-10/releases/tag/v3.10 This repository contains the v3.10 submission-facing package used for ESMO Open hardening. The openFDA layer used the public FDA drug/event API, and the patient-level molecular support layer used public GEO resources GSE186143 and GSE186144. Repository DOI is 10.5281/zenodo.20989857 (https://doi.org/10.5281/zenodo.20989857).</w:t>
+        <w:t>All locked source files, pooled estimates, audit outputs, and figure source data are available at: https://github.com/xutaoguo55/ici-irae-phenotype-decomposition-esmo-open-v3-10 Submission package (v3.10): https://github.com/xutaoguo55/ici-irae-phenotype-decomposition-esmo-open-v3-10/releases/tag/v3.10 DOI: 10.5281/zenodo.20989857 (https://doi.org/10.5281/zenodo.20989857). The openFDA layer used the public FDA drug/event API. The molecular support layer used public GEO resources GSE186143 and GSE186144.</w:t>
       </w:r>
     </w:p>
     <w:p>
@@ -428,7 +718,7 @@
     </w:p>
     <w:p>
       <w:r>
-        <w:t>This study used published aggregate source information and public de-identified transcriptomic data. No new patient recruitment, intervention or access to identifiable individual data was performed. The institutional review board of Nanfang Hospital, Southern Medical University, confirmed exemption for this secondary analysis of publicly available, de-identified data (exemption confirmation; identifier not required under local policy for secondary analyses of public data).</w:t>
+        <w:t>This study used published aggregate source information and public de-identified transcriptomic data. No new patient recruitment, intervention, or access to identifiable individual data was performed. The institutional review board of Nanfang Hospital, Southern Medical University, confirmed exemption for this secondary analysis (exemption confirmation; identifier not required under local policy for secondary analyses of public data).</w:t>
       </w:r>
     </w:p>
     <w:p>
@@ -480,7 +770,7 @@
     </w:p>
     <w:p>
       <w:r>
-        <w:t>Abstract: 259 words. Main text (excluding abstract, figure legends, data availability, ethics, competing interests, funding, author contributions, and references): approximately 3,500 words.</w:t>
+        <w:t>Abstract: 284 words. Main text (excluding abstract, Box 1, figure legends, data availability, ethics, competing interests, funding, author contributions, and references): approximately 3,800 words.</w:t>
       </w:r>
     </w:p>
     <w:p>
@@ -493,192 +783,192 @@
     </w:p>
     <w:p>
       <w:r>
-        <w:t>1. Borghaei H, Paz-Ares L, Horn L, Spigel DR, Steins M, Ready NE, et al. Nivolumab versus Docetaxel in Advanced Nonsquamous Non-Small-Cell Lung Cancer. New England Journal of Medicine. 2015;373(17):1627-1639. doi:10.1056/nejmoa1507643</w:t>
+        <w:t>1. Borghaei H, et al. N Engl J Med. 2015;373:1627-1639. doi:10.1056/nejmoa1507643</w:t>
       </w:r>
     </w:p>
     <w:p>
       <w:r>
-        <w:t>2. Brahmer J, Reckamp KL, Baas P, Crino L, Eberhardt WEE, Poddubskaya E, et al. Nivolumab versus Docetaxel in Advanced Squamous-Cell Non-Small-Cell Lung Cancer. New England Journal of Medicine. 2015;373(2):123-135. doi:10.1056/nejmoa1504627</w:t>
+        <w:t>2. Brahmer J, et al. N Engl J Med. 2015;373:123-135. doi:10.1056/nejmoa1504627</w:t>
       </w:r>
     </w:p>
     <w:p>
       <w:r>
-        <w:t>3. Larkin J, Chiarion-Sileni V, Gonzalez R, Grob JJ, Cowey CL, Lao CD, et al. Combined Nivolumab and Ipilimumab or Monotherapy in Untreated Melanoma. New England Journal of Medicine. 2015;373(1):23-34. doi:10.1056/nejmoa1504030</w:t>
+        <w:t>3. Larkin J, et al. N Engl J Med. 2015;373:23-34. doi:10.1056/nejmoa1504030</w:t>
       </w:r>
     </w:p>
     <w:p>
       <w:r>
-        <w:t>4. Robert C, Schachter J, Long GV, Arance A, Grob JJ, Mortier L, et al. Pembrolizumab versus Ipilimumab in Advanced Melanoma. New England Journal of Medicine. 2015;372(26):2521-2532. doi:10.1056/nejmoa1503093</w:t>
+        <w:t>4. Robert C, et al. N Engl J Med. 2015;372:2521-2532. doi:10.1056/nejmoa1503093</w:t>
       </w:r>
     </w:p>
     <w:p>
       <w:r>
-        <w:t>5. Reck M, Rodriguez-Abreu D, Robinson AG, Hui R, Csoszi T, Fulop A, et al. Pembrolizumab versus Chemotherapy for PD-L1-Positive Non-Small-Cell Lung Cancer. New England Journal of Medicine. 2016;375(19):1823-1833. doi:10.1056/nejmoa1606774</w:t>
+        <w:t>5. Reck M, et al. N Engl J Med. 2016;375:1823-1833. doi:10.1056/nejmoa1606774</w:t>
       </w:r>
     </w:p>
     <w:p>
       <w:r>
-        <w:t>6. Antonia SJ, Villegas A, Daniel D, Vicente D, Murakami S, Hui R, et al. Durvalumab after Chemoradiotherapy in Stage III Non-Small-Cell Lung Cancer. New England Journal of Medicine. 2017;377(20):1919-1929. doi:10.1056/nejmoa1709937</w:t>
+        <w:t>6. Antonia SJ, et al. N Engl J Med. 2017;377:1919-1929. doi:10.1056/nejmoa1709937</w:t>
       </w:r>
     </w:p>
     <w:p>
       <w:r>
-        <w:t>7. Gandhi L, Rodriguez-Abreu D, Gadgeel S, Esteban E, Felip E, De Angelis F, et al. Pembrolizumab plus Chemotherapy in Metastatic Non-Small-Cell Lung Cancer. New England Journal of Medicine. 2018;378(22):2078-2092. doi:10.1056/nejmoa1801005</w:t>
+        <w:t>7. Gandhi L, et al. N Engl J Med. 2018;378:2078-2092. doi:10.1056/nejmoa1801005</w:t>
       </w:r>
     </w:p>
     <w:p>
       <w:r>
-        <w:t>8. Motzer RJ, Tannir NM, McDermott DF, Aren Frontera O, Melichar B, Choueiri TK, et al. Nivolumab plus Ipilimumab versus Sunitinib in Advanced Renal-Cell Carcinoma. New England Journal of Medicine. 2018;378(14):1277-1290. doi:10.1056/nejmoa1712126</w:t>
+        <w:t>8. Motzer RJ, et al. N Engl J Med. 2018;378:1277-1290. doi:10.1056/nejmoa1712126</w:t>
       </w:r>
     </w:p>
     <w:p>
       <w:r>
-        <w:t>9. Paz-Ares L, Luft A, Vicente D, Tafreshi A, Gumus M, Mazieres J, et al. Pembrolizumab plus Chemotherapy for Squamous Non-Small-Cell Lung Cancer. New England Journal of Medicine. 2018;379(21):2040-2051. doi:10.1056/nejmoa1810865</w:t>
+        <w:t>9. Paz-Ares L, et al. N Engl J Med. 2018;379:2040-2051. doi:10.1056/nejmoa1810865</w:t>
       </w:r>
     </w:p>
     <w:p>
       <w:r>
-        <w:t>10. Ramchandren R, Domingo-Domenech E, Rueda A, Trneny M, Feldman TA, Lee HJ, et al. Nivolumab for Newly Diagnosed Advanced-Stage Classic Hodgkin Lymphoma: Safety and Efficacy in the Phase II CheckMate 205 Study. Journal of Clinical Oncology. 2019;37(23):1997-2007. doi:10.1200/jco.19.00315</w:t>
+        <w:t>10. Ramchandren R, et al. J Clin Oncol. 2019;37:1997-2007. doi:10.1200/jco.19.00315</w:t>
       </w:r>
     </w:p>
     <w:p>
       <w:r>
-        <w:t>11. Rini BI, Plimack ER, Stus V, Gafanov R, Hawkins R, Nosov D, et al. Pembrolizumab plus Axitinib versus Sunitinib for Advanced Renal-Cell Carcinoma. New England Journal of Medicine. 2019;380(12):1116-1127. doi:10.1056/nejmoa1816714</w:t>
+        <w:t>11. Rini BI, et al. N Engl J Med. 2019;380:1116-1127. doi:10.1056/nejmoa1816714</w:t>
       </w:r>
     </w:p>
     <w:p>
       <w:r>
-        <w:t>12. Finn RS, Qin S, Ikeda M, Galle PR, Ducreux M, Kim TY, et al. Atezolizumab plus Bevacizumab in Unresectable Hepatocellular Carcinoma. New England Journal of Medicine. 2020;382(20):1894-1905. doi:10.1056/nejmoa1915745</w:t>
+        <w:t>12. Finn RS, et al. N Engl J Med. 2020;382:1894-1905. doi:10.1056/nejmoa1915745</w:t>
       </w:r>
     </w:p>
     <w:p>
       <w:r>
-        <w:t>13. Powles T, Park SH, Voog E, Caserta C, Valderrama BP, Gurney H, et al. Avelumab Maintenance Therapy for Advanced or Metastatic Urothelial Carcinoma. New England Journal of Medicine. 2020;383(13):1218-1230. doi:10.1056/nejmoa2002788</w:t>
+        <w:t>13. Powles T, et al. N Engl J Med. 2020;383:1218-1230. doi:10.1056/nejmoa2002788</w:t>
       </w:r>
     </w:p>
     <w:p>
       <w:r>
-        <w:t>14. Schmid P, Cortes J, Pusztai L, McArthur H, Kummel S, Bergh J, et al. Pembrolizumab for Early Triple-Negative Breast Cancer. New England Journal of Medicine. 2020;382(9):810-821. doi:10.1056/nejmoa1910549</w:t>
+        <w:t>14. Schmid P, et al. N Engl J Med. 2020;382:810-821. doi:10.1056/nejmoa1910549</w:t>
       </w:r>
     </w:p>
     <w:p>
       <w:r>
-        <w:t>15. Allen PB, Savas H, Evens AM, Advani RH, Palmer B, Pro B, et al. Pembrolizumab followed by AVD in untreated early unfavorable and advanced-stage classical Hodgkin lymphoma. Blood. 2021;137(10):1318-1326. doi:10.1182/blood.2020007400</w:t>
+        <w:t>15. Allen PB, et al. Blood. 2021;137:1318-1326. doi:10.1182/blood.2020007400</w:t>
       </w:r>
     </w:p>
     <w:p>
       <w:r>
-        <w:t>16. Choueiri TK, Tomczak P, Park SH, Venugopal B, Ferguson T, Chang YH, et al. Adjuvant Pembrolizumab after Nephrectomy in Renal-Cell Carcinoma. New England Journal of Medicine. 2021;385(8):683-694. doi:10.1056/nejmoa2106391</w:t>
+        <w:t>16. Choueiri TK, et al. N Engl J Med. 2021;385:683-694. doi:10.1056/nejmoa2106391</w:t>
       </w:r>
     </w:p>
     <w:p>
       <w:r>
-        <w:t>17. Janjigian YY, Shitara K, Moehler M, Garrido M, Salman P, Shen L, et al. First-line nivolumab plus chemotherapy versus chemotherapy alone for advanced gastric, gastro-oesophageal junction, and oesophageal adenocarcinoma (CheckMate 649): a randomised, open-label, phase 3 trial. The Lancet. 2021;398(10294):27-40. doi:10.1016/S0140-6736(21)00797-2</w:t>
+        <w:t>17. Janjigian YY, et al. Lancet. 2021;398:27-40. doi:10.1016/S0140-6736(21)00797-2</w:t>
       </w:r>
     </w:p>
     <w:p>
       <w:r>
-        <w:t>18. Kuruvilla J, Ramchandren R, Santoro A, Paszkiewicz-Kozik E, Gasiorowski R, Johnson NA, et al. Pembrolizumab versus brentuximab vedotin in relapsed or refractory classical Hodgkin lymphoma (KEYNOTE-204): an interim analysis of a multicentre, randomised, open-label, phase 3 study. The Lancet Oncology. 2021;22(4):512-524. doi:10.1016/S1470-2045(21)00005-X</w:t>
+        <w:t>18. Kuruvilla J, et al. Lancet Oncol. 2021;22:512-524. doi:10.1016/S1470-2045(21)00005-X</w:t>
       </w:r>
     </w:p>
     <w:p>
       <w:r>
-        <w:t>19. Moskowitz AJ, Shah G, Schoder H, Ganesan N, Drill E, Hancock H, et al. Phase II Trial of Pembrolizumab Plus Gemcitabine, Vinorelbine, and Liposomal Doxorubicin as Second-Line Therapy for Relapsed or Refractory Classical Hodgkin Lymphoma. Journal of Clinical Oncology. 2021;39(28):3109-3117. doi:10.1200/jco.21.01056</w:t>
+        <w:t>19. Moskowitz AJ, et al. J Clin Oncol. 2021;39:3109-3117. doi:10.1200/jco.21.01056</w:t>
       </w:r>
     </w:p>
     <w:p>
       <w:r>
-        <w:t>20. Paz-Ares L, Ciuleanu TE, Cobo M, Schenker M, Zurawski B, Menezes J, et al. First-line nivolumab plus ipilimumab combined with two cycles of chemotherapy in patients with non-small-cell lung cancer (CheckMate 9LA): an international, randomised, open-label, phase 3 trial. The Lancet Oncology. 2021;22(2):198-211. doi:10.1016/S1470-2045(20)30641-0</w:t>
+        <w:t>20. Paz-Ares L, et al. Lancet Oncol. 2021;22:198-211. doi:10.1016/S1470-2045(20)30641-0</w:t>
       </w:r>
     </w:p>
     <w:p>
       <w:r>
-        <w:t>21. Satouchi M, Nosaki K, Takahashi T, Nakagawa K, Aoe K, Kurata T, et al. First-line pembrolizumab vs chemotherapy in metastatic non-small-cell lung cancer: KEYNOTE-024 Japan subset. Cancer Science. 2021;112(12):5000-5010. doi:10.1111/cas.15144</w:t>
+        <w:t>21. Satouchi M, et al. Cancer Sci. 2021;112:5000-5010. doi:10.1111/cas.15144</w:t>
       </w:r>
     </w:p>
     <w:p>
       <w:r>
-        <w:t>22. Sezer A, Kilickap S, Gumus M, Bondarenko I, Ozguroglu M, Gogishvili M, et al. Cemiplimab monotherapy for first-line treatment of advanced non-small-cell lung cancer with PD-L1 of at least 50%: a multicentre, open-label, global, phase 3, randomised, controlled trial. The Lancet. 2021;397(10274):592-604. doi:10.1016/S0140-6736(21)00228-2</w:t>
+        <w:t>22. Sezer A, et al. Lancet. 2021;397:592-604. doi:10.1016/S0140-6736(21)00228-2</w:t>
       </w:r>
     </w:p>
     <w:p>
       <w:r>
-        <w:t>23. Sun JM, Shen L, Shah MA, Enzinger P, Adenis A, Doi T, et al. Pembrolizumab plus chemotherapy versus chemotherapy alone for first-line treatment of advanced oesophageal cancer (KEYNOTE-590): a randomised, placebo-controlled, phase 3 study. The Lancet. 2021;398(10302):759-771. doi:10.1016/S0140-6736(21)01234-4</w:t>
+        <w:t>23. Sun JM, et al. Lancet. 2021;398:759-771. doi:10.1016/S0140-6736(21)01234-4</w:t>
       </w:r>
     </w:p>
     <w:p>
       <w:r>
-        <w:t>24. Forde PM, Spicer J, Lu S, Provencio M, Mitsudomi T, Awad MM, et al. Neoadjuvant Nivolumab plus Chemotherapy in Resectable Lung Cancer. New England Journal of Medicine. 2022;386(21):1973-1985. doi:10.1056/nejmoa2202170</w:t>
+        <w:t>24. Forde PM, et al. N Engl J Med. 2022;386:1973-1985. doi:10.1056/nejmoa2202170</w:t>
       </w:r>
     </w:p>
     <w:p>
       <w:r>
-        <w:t>25. Gogishvili M, Melkadze T, Makharadze T, Giorgadze D, Dvorkin M, Penkov K, et al. Cemiplimab plus chemotherapy versus chemotherapy alone in non-small cell lung cancer: a randomized, controlled, double-blind phase 3 trial. Nature Medicine. 2022;28(11):2374-2380. doi:10.1038/s41591-022-01977-y</w:t>
+        <w:t>25. Gogishvili M, et al. Nat Med. 2022;28:2374-2380. doi:10.1038/s41591-022-01977-y</w:t>
       </w:r>
     </w:p>
     <w:p>
       <w:r>
-        <w:t>26. Makker V, Colombo N, Casado Herraez A, Santin AD, Colomba E, Miller DS, et al. Lenvatinib plus Pembrolizumab for Advanced Endometrial Cancer. New England Journal of Medicine. 2022;386(5):437-448. doi:10.1056/nejmoa2108330</w:t>
+        <w:t>26. Makker V, et al. N Engl J Med. 2022;386:437-448. doi:10.1056/nejmoa2108330</w:t>
       </w:r>
     </w:p>
     <w:p>
       <w:r>
-        <w:t>27. Mei MG, Lee HJ, Palmer JM, Chen R, Tsai NC, Chen L, et al. Response-adapted anti-PD-1-based salvage therapy for Hodgkin lymphoma with nivolumab alone or in combination with ICE. Blood. 2022;139(25):3605-3616. doi:10.1182/blood.2022015423</w:t>
+        <w:t>27. Mei MG, et al. Blood. 2022;139:3605-3616. doi:10.1182/blood.2022015423</w:t>
       </w:r>
     </w:p>
     <w:p>
       <w:r>
-        <w:t>28. Naidoo J, Vansteenkiste JF, Faivre-Finn C, Ozguroglu M, Murakami S, Hui R, et al. Characterizing immune-mediated adverse events with durvalumab in patients with unresectable stage III NSCLC: A post-hoc analysis of the PACIFIC trial. Lung Cancer. 2022;166:84-93. doi:10.1016/j.lungcan.2022.02.003</w:t>
+        <w:t>28. Naidoo J, et al. Lung Cancer. 2022;166:84-93. doi:10.1016/j.lungcan.2022.02.003</w:t>
       </w:r>
     </w:p>
     <w:p>
       <w:r>
-        <w:t>29. Armand P, Zinzani PL, Lee HJ, Johnson NA, Brice P, Radford J, et al. Five-year follow-up of KEYNOTE-087: pembrolizumab monotherapy for relapsed/refractory classical Hodgkin lymphoma. Blood. 2023;142(10):878-886. doi:10.1182/blood.2022019386</w:t>
+        <w:t>29. Armand P, et al. Blood. 2023;142:878-886. doi:10.1182/blood.2022019386</w:t>
       </w:r>
     </w:p>
     <w:p>
       <w:r>
-        <w:t>30. Garassino MC, Gadgeel S, Speranza G, Felip E, Esteban E, Domine M, et al. Pembrolizumab Plus Pemetrexed and Platinum in Nonsquamous Non-Small-Cell Lung Cancer: 5-Year Outcomes From the Phase 3 KEYNOTE-189 Study. Journal of Clinical Oncology. 2023;41(11):1992-1998. doi:10.1200/jco.22.01989</w:t>
+        <w:t>30. Garassino MC, et al. J Clin Oncol. 2023;41:1992-1998. doi:10.1200/jco.22.01989</w:t>
       </w:r>
     </w:p>
     <w:p>
       <w:r>
-        <w:t>31. Novello S, Kowalski DM, Luft A, Gumus M, Vicente D, Mazieres J, et al. Pembrolizumab Plus Chemotherapy in Squamous Non-Small-Cell Lung Cancer: 5-Year Update of the Phase III KEYNOTE-407 Study. Journal of Clinical Oncology. 2023;41(11):1999-2006. doi:10.1200/jco.22.01990</w:t>
+        <w:t>31. Novello S, et al. J Clin Oncol. 2023;41:1999-2006. doi:10.1200/jco.22.01990</w:t>
       </w:r>
     </w:p>
     <w:p>
       <w:r>
-        <w:t>32. Zinzani PL, Thieblemont C, Melnichenko V, Bouabdallah K, Walewski J, Majlis A, et al. Pembrolizumab in Relapsed or Refractory Primary Mediastinal Large B-Cell Lymphoma: Final Analysis of KEYNOTE-170. Blood. 2023;142(2):141-145. doi:10.1182/blood.2022019340</w:t>
+        <w:t>32. Zinzani PL, et al. Blood. 2023;142:141-145. doi:10.1182/blood.2022019340</w:t>
       </w:r>
     </w:p>
     <w:p>
       <w:r>
-        <w:t>33. Park SH, Chang YH, Lee JL, Choueiri TK, Kimura G, Chung J, et al. Adjuvant Pembrolizumab Versus Placebo for Renal Cell Carcinoma in the East Asian Subgroup of the Phase 3 KEYNOTE-564 Study. Cancer Research and Treatment. 2026;58(2):613-621. Epub 2025 Jun 26. doi:10.4143/crt.2025.365</w:t>
+        <w:t>33. Park SH, et al. Cancer Res Treat. 2026;58:613-621. Epub 2025 Jun 26. doi:10.4143/crt.2025.365</w:t>
       </w:r>
     </w:p>
     <w:p>
       <w:r>
-        <w:t>34. Lozano AX, Chaudhuri AA, Nene A, Bacchiocchi A, Earland N, Vesely MD, et al. T cell characteristics associated with toxicity to immune checkpoint blockade in patients with melanoma. Nature Medicine. 2022;28(2):353-362. doi:10.1038/s41591-021-01623-z</w:t>
+        <w:t>34. Lozano AX, et al. Nat Med. 2022;28:353-362. doi:10.1038/s41591-021-01623-z</w:t>
       </w:r>
     </w:p>
     <w:p>
       <w:r>
-        <w:t>35. Haanen J, Obeid M, Spain L, Carbonnel F, Wang Y, Robert C, et al. Management of toxicities from immunotherapy: ESMO Clinical Practice Guideline for diagnosis, treatment and follow-up. Annals of Oncology. 2022;33(12):1217-1238. doi:10.1016/j.annonc.2022.10.001</w:t>
+        <w:t>35. Haanen J, et al. Ann Oncol. 2022;33:1217-1238. doi:10.1016/j.annonc.2022.10.001</w:t>
       </w:r>
     </w:p>
     <w:p>
       <w:r>
-        <w:t>36. Schneider BJ, Naidoo J, Santomasso BD, Lacchetti C, Adkins S, Anadkat M, et al. Management of Immune-Related Adverse Events in Patients Treated with Immune Checkpoint Inhibitor Therapy: ASCO Guideline Update. Journal of Clinical Oncology. 2021;39(36):4073-4126. doi:10.1200/JCO.21.01440</w:t>
+        <w:t>36. Schneider BJ, et al. J Clin Oncol. 2021;39:4073-4126. doi:10.1200/JCO.21.01440</w:t>
       </w:r>
     </w:p>
     <w:p>
       <w:r>
-        <w:t>37. Brahmer JR, Abu-Sbeih H, Ascierto PA, Brufsky J, Cappelli LC, Cortazar FB, et al. Society for Immunotherapy of Cancer (SITC) clinical practice guideline on immune checkpoint inhibitor-related adverse events. Journal for ImmunoTherapy of Cancer. 2021;9(6):e002435. doi:10.1136/jitc-2021-002435</w:t>
+        <w:t>37. Brahmer JR, et al. J Immunother Cancer. 2021;9:e002435. doi:10.1136/jitc-2021-002435</w:t>
       </w:r>
     </w:p>
     <w:p>
       <w:r>
-        <w:t>38. U.S. Food and Drug Administration. openFDA Drug Event API. Available at: https://open.fda.gov/apis/drug/event/. Accessed 28 June 2026.</w:t>
+        <w:t>38. U.S. Food and Drug Administration. openFDA Drug Event API. https://open.fda.gov/apis/drug/event/. Accessed 28 June 2026.</w:t>
       </w:r>
     </w:p>
     <w:sectPr>

--- a/UPLOAD_THIS_ESMO_OPEN_V3_10_HARDENED_UNDER20/ICI_IRAE_TOXICITY_PHENOTYPE_DECOMPOSITION_V3_10_ESMO_OPEN_HARDENED.docx
+++ b/UPLOAD_THIS_ESMO_OPEN_V3_10_HARDENED_UNDER20/ICI_IRAE_TOXICITY_PHENOTYPE_DECOMPOSITION_V3_10_ESMO_OPEN_HARDENED.docx
@@ -7,12 +7,12 @@
         <w:pStyle w:val="Heading1"/>
       </w:pPr>
       <w:r>
-        <w:t>Can ICI Toxicity Be Compared Across Tumor Types? Four Evidence Systems Say No.</w:t>
+        <w:t>Cross-Tumor Immune Checkpoint Inhibitor Toxicity Comparisons Are Not Supported by Current Evidence: A Four-System Phenotype Decomposition Analysis</w:t>
       </w:r>
     </w:p>
     <w:p>
       <w:r>
-        <w:t>Short title: Cross-tumor ICI toxicity comparisons require phenotype decomposition</w:t>
+        <w:t>Short title: Cross-tumor ICI toxicity comparisons are not supported by current evidence</w:t>
       </w:r>
     </w:p>
     <w:p>

--- a/UPLOAD_THIS_ESMO_OPEN_V3_10_HARDENED_UNDER20/ICI_IRAE_TOXICITY_PHENOTYPE_DECOMPOSITION_V3_10_ESMO_OPEN_HARDENED.docx
+++ b/UPLOAD_THIS_ESMO_OPEN_V3_10_HARDENED_UNDER20/ICI_IRAE_TOXICITY_PHENOTYPE_DECOMPOSITION_V3_10_ESMO_OPEN_HARDENED.docx
@@ -37,12 +37,7 @@
     </w:p>
     <w:p>
       <w:r>
-        <w:t>† These authors contributed equally to this work.</w:t>
-      </w:r>
-    </w:p>
-    <w:p>
-      <w:r>
-        <w:t>* Correspondence: Xutao Guo, guoxutao@smu.edu.cn</w:t>
+        <w:t>† Equal contribution. * Correspondence: guoxutao@smu.edu.cn</w:t>
       </w:r>
     </w:p>
     <w:p>
@@ -55,20 +50,7 @@
     </w:p>
     <w:p>
       <w:r>
-        <w:t>Background: Immune checkpoint inhibitor (ICI) toxicity is routinely compared across tumor types—in tumor boards, trial reports, meta-analyses, and regulatory discussions—yet no one asks the prior question: can these comparisons actually be made with the evidence we have? Methods: Using lymphoma versus solid-tumor ICI safety as a clinical stress test, we audited four evidence types commonly invoked in cross-tumor comparisons: (1) a locked aggregate source registry of 384 endpoint-labelled rows across 36 source blocks; (2) an organ-specific strict irAE estimability audit across 23 organ-by-grade strata; (3) an exact-match openFDA pharmacovigilance analysis (10 ICI agents, 8 irAE families, 80 agent-family ROR cells); and (4) an external melanoma PBMC molecular-support cohort (GSE186144, 60 samples, 11 immune signatures). Results: Of 384 source rows, only 71 were endpoint-compatible for primary pooling. Broad high-grade treatment-related adverse events showed wide, overlapping prediction intervals (lymphoma 19.1%, 95% CI 6.1–46.4, PI 1.4–80.2 vs. solid tumors 31.1%, 95% CI 20.2–44.6, PI 4.7–80.5). Eighteen of 23 organ-by-grade strict irAE strata were unsuitable for lineage-wide pooling. openFDA reporting signals could not be mapped to tumor type—a hard requirement for any cross-tumor comparison—because spontaneous reporting databases do not capture exposed-patient denominators by indication. Four unadjusted FDR-significant immune signatures in the PBMC cohort became zero after therapy adjustment, and the cohort was single-tumor-type. Conclusions: The four evidence systems most commonly used in cross-tumor ICI toxicity discussions cannot be substituted for one another—and, individually, none supports reliable cross-tumor inference. Cross-tumor ICI safety comparisons should not be performed without first specifying which toxicity phenotype is being measured and verifying that the evidence system can actually support the comparison. We provide a phenotype interpretation standard to guide this verification.</w:t>
-      </w:r>
-    </w:p>
-    <w:p>
-      <w:pPr>
-        <w:pStyle w:val="Heading2"/>
-      </w:pPr>
-      <w:r>
-        <w:t>Clinical Scenario</w:t>
-      </w:r>
-    </w:p>
-    <w:p>
-      <w:r>
-        <w:t>A physician at a multi-disciplinary tumor board compares the toxicity of pembrolizumab monotherapy in relapsed classical Hodgkin lymphoma—her own patient—with the toxicity she saw in the KEYNOTE-006 melanoma safety table. The KEYNOTE-006 table reports adverse events of special interest selected for likely immune etiology. The Hodgkin lymphoma data come from KEYNOTE-087, which reports treatment-related adverse events without immune attribution. The physician concludes that pembrolizumab is less toxic in lymphoma. The conclusion is clinically intuitive. It is also wrong—not because the biology is necessarily wrong, but because the two numbers are not the same measurement. Tens of thousands of such comparisons happen every year in tumor boards, guidelines committees, meta-analyses, and drug development discussions. This study asks: when we do this, what are we actually measuring?</w:t>
+        <w:t>Background: Immune checkpoint inhibitor (ICI) toxicity is routinely compared across tumor types—in tumor boards, meta-analyses, and regulatory discussions—yet these comparisons rarely specify which endpoint is being measured. Methods: Using lymphoma versus solid-tumor ICI safety as a clinical stress test, we audited four evidence types commonly invoked in cross-tumor comparisons: (1) a locked aggregate source registry of 384 endpoint-labelled rows across 36 source blocks; (2) an organ-specific strict irAE estimability audit across 23 organ-by-grade strata; (3) an exact-match openFDA pharmacovigilance analysis (10 ICI agents, 8 irAE families, 80 agent-family ROR cells); and (4) an external melanoma PBMC molecular-support cohort (GSE186144, 60 samples, 11 immune signatures). Results: Of 384 source rows, only 71 were endpoint-compatible for primary pooling. Broad high-grade treatment-related adverse events showed wide, overlapping prediction intervals (lymphoma 19.1%, 95% CI 6.1–46.4, PI 1.4–80.2 vs. solid tumors 31.1%, 95% CI 20.2–44.6, PI 4.7–80.5). Eighteen of 23 organ-by-grade strict irAE strata were unsuitable for lineage-wide pooling. openFDA reporting signals could not be mapped to tumor type because spontaneous reporting databases do not capture exposed-patient denominators by indication. Four unadjusted FDR-significant immune signatures in the PBMC cohort became zero after therapy adjustment, and the cohort was single-tumor-type. Conclusions: The four evidence systems most commonly used in cross-tumor ICI toxicity discussions cannot substitute for one another. None supports reliable cross-tumor inference with currently available public data. Investigators should specify the toxicity phenotype and verify that the evidence system supports the comparison before drawing cross-tumor conclusions. A phenotype interpretation standard is provided to guide this verification.</w:t>
       </w:r>
     </w:p>
     <w:p>
@@ -81,22 +63,22 @@
     </w:p>
     <w:p>
       <w:r>
-        <w:t>Across oncology, physicians, systematic reviewers, and drug developers routinely compare ICI toxicity across tumor types. Published meta-analyses claim that ICI toxicity "differs by tumor type" [representative examples reviewed in registry]. ESMO, ASCO, and SITC guidelines [35, 36, 37] all discuss ICI toxicity as a class effect, inviting cross-tumor extrapolation. Key opinion leaders present cross-tumor safety comparisons at major meetings. These comparisons influence treatment selection, patient counseling, clinical trial design, and regulatory strategy, yet they almost never specify which toxicity endpoint is being measured.</w:t>
+        <w:t>A physician at a multi-disciplinary tumor board compares pembrolizumab toxicity in relapsed classical Hodgkin lymphoma—her own patient—with toxicity data from the KEYNOTE-006 melanoma safety table. KEYNOTE-006 reports adverse events of special interest selected for likely immune etiology. The Hodgkin lymphoma data come from KEYNOTE-087, which reports treatment-related adverse events without immune attribution. She concludes that pembrolizumab is less toxic in lymphoma. Her conclusion is clinically intuitive. It is also wrong—not because the biology is necessarily wrong, but because the two numbers are not the same measurement. Such comparisons happen tens of thousands of times each year in tumor boards, guidelines committees, meta-analyses, and drug development discussions.</w:t>
       </w:r>
     </w:p>
     <w:p>
       <w:r>
-        <w:t>Published safety evidence is not a homogeneous pool. Trial reports contain at least nine endpoint classes: strict irAE, immune-mediated adverse events, adverse events of special interest (AEOSI), treatment-related adverse events (TRAE), selected adverse events, regulatory adverse reaction rows, ClinicalTrials.gov registry adverse event terms, post-hoc immune-mediated analyses, and pooled-label safety summaries. These endpoints differ in their attribution rules, grade thresholds, MedDRA coding, and denominators. A strict irAE requires investigator attribution of immune causality. A TRAE requires attribution to any study drug, including chemotherapy. A selected adverse event is chosen by the sponsor without uniform criteria. An openFDA reporting odds ratio (ROR) comes from spontaneous reports without any exposed-patient denominator. A peripheral blood transcriptional signature does not estimate clinical incidence at all.</w:t>
+        <w:t>This problem extends beyond any single tumor-type comparison. Across oncology, physicians, systematic reviewers, and drug developers routinely compare ICI toxicity across tumor types. Published meta-analyses claim that ICI toxicity "differs by tumor type" without controlling for endpoint class [representative examples reviewed in source registry]. ESMO, ASCO, and SITC guidelines [35–37] discuss ICI toxicity as a class effect, inviting cross-tumor extrapolation. Key opinion leaders present cross-tumor safety comparisons at major meetings. These comparisons influence treatment selection, patient counseling, clinical trial design, and regulatory strategy—yet the endpoint being measured is almost never specified.</w:t>
       </w:r>
     </w:p>
     <w:p>
       <w:r>
-        <w:t>When these endpoint classes are grouped into a single "toxicity" outcome and compared across tumor types, the comparison may be measuring endpoint heterogeneity rather than any biological difference. This problem is widely overlooked in clinical practice. We used lymphoma versus solid tumors as a stress test because the comparison is clinically plausible, frequently performed, and vulnerable to misinterpretation—and because the evidence architecture is different enough between the two settings to make the measurement problem visible. If the comparison breaks down here, it is likely to break down elsewhere.</w:t>
+        <w:t>The underlying problem is structural. Published safety evidence is not a homogeneous pool. Trial reports contain at least nine endpoint classes: strict irAE, immune-mediated adverse events, adverse events of special interest, treatment-related adverse events, selected adverse events, regulatory adverse reaction rows, ClinicalTrials.gov registry terms, post-hoc immune-mediated analyses, and pooled-label safety summaries. These endpoints differ in attribution rules, grade thresholds, MedDRA coding, and denominators. A strict irAE requires investigator attribution of immune causality. A TRAE requires attribution to any study drug, including chemotherapy. A selected adverse event is chosen by the sponsor without uniform criteria. An openFDA reporting odds ratio comes from spontaneous reports without exposed-patient denominators. A peripheral blood transcriptional signature estimates no clinical incidence at all. When these classes are grouped into a single "toxicity" outcome and compared across tumor types, the comparison may measure endpoint taxonomy, not biology.</w:t>
       </w:r>
     </w:p>
     <w:p>
       <w:r>
-        <w:t>We did not ask "is ICI more toxic in lymphoma or solid tumors?" We asked a prior question: "can the four evidence systems most commonly used in cross-tumor ICI toxicity discussions answer this question?" The answer, across all four systems, was no.</w:t>
+        <w:t>Lymphoma versus solid tumors provides a useful stress test because the comparison is clinically plausible, frequently performed, and vulnerable to misinterpretation—and because the evidence architecture differs enough between the two settings to make the measurement problem visible. If the comparison breaks down here, it likely breaks down elsewhere. Rather than asking whether ICI is more toxic in lymphoma or solid tumors, we asked a prior question: can the four evidence systems most commonly used in cross-tumor ICI toxicity discussions answer the question? Across all four systems, the answer was no.</w:t>
       </w:r>
     </w:p>
     <w:p>
@@ -117,7 +99,7 @@
     </w:p>
     <w:p>
       <w:r>
-        <w:t>We performed an endpoint-stratified translational evidence audit. Four evidence layers were selected because they represent four distinct types of information routinely invoked in cross-tumor ICI toxicity discussions: (1) Aggregate clinical source registry (the "trial safety table" layer): What happens when you pool published safety numbers across tumor types? (2) Organ-specific strict irAE estimability audit (the "what clinicians actually want" layer): Can we estimate organ-level inflammatory toxicity differences? (3) openFDA pharmacovigilance analysis (the "real-world safety signal" layer): Can spontaneous reporting databases substitute for missing trial data? (4) Patient-level PBMC molecular support (the "biology says so" layer): Can immune signatures measured in one tumor type support general claims? The study used locked source files and public data. No new patient data were collected.</w:t>
+        <w:t>An endpoint-stratified translational evidence audit examined four evidence layers representing four distinct information types routinely invoked in cross-tumor ICI toxicity discussions: (1) Aggregate clinical source registry: What happens when published safety numbers are pooled across tumor types? (2) Organ-specific strict irAE estimability audit: Can organ-level inflammatory toxicity differences be estimated? (3) openFDA pharmacovigilance analysis: Can spontaneous reporting databases substitute for missing trial data? (4) Patient-level PBMC molecular support: Can immune signatures from one tumor type support general claims? The study used locked source files and public data. No new patient data were collected.</w:t>
       </w:r>
     </w:p>
     <w:p>
@@ -130,7 +112,7 @@
     </w:p>
     <w:p>
       <w:r>
-        <w:t>We built a prespecified source registry from pivotal ICI trial reports, appendices, regulatory documents, trial registries, selected post-hoc reports, and public molecular datasets. Each row captured study name, trial identifier, tumor lineage, tumor type, regimen, ICI agent and class, chemotherapy context, endpoint label, endpoint taxonomy, safety denominator, event count, rate, grade, source tier, quantitative role, and eligibility for primary pooling. The registry contained 384 rows across 36 source blocks. The registry was not intended to exhaust every ICI trial; it captured source blocks relevant to the prespecified lymphoma-versus-solid stress test. Extraction was performed by one analyst with computational audits; the absence of independent dual extraction is a limitation.</w:t>
+        <w:t>A prespecified source registry of 384 rows across 36 source blocks was built from pivotal ICI trial reports, appendices, regulatory documents, trial registries, post-hoc reports, and public molecular datasets. Each row captured study name, trial identifier, tumor lineage, tumor type, regimen, ICI agent and class, chemotherapy context, endpoint label, endpoint taxonomy, safety denominator, event count, rate, grade, source tier, and quantitative role. Extraction was performed by one analyst with computational audits; absence of independent dual extraction is a limitation.</w:t>
       </w:r>
     </w:p>
     <w:p>
@@ -143,7 +125,7 @@
     </w:p>
     <w:p>
       <w:r>
-        <w:t>We classified every source row into one of nine endpoint classes: strict irAE, immune-mediated AE/imAE, AEOSI, TRAE, selected AE sensitivity, regulatory sensitivity, registry audit only, subgroup/post-hoc sensitivity, or context only. Only rows with compatible endpoint labels, grade thresholds, denominators, and quantitative roles were eligible for primary pooling. The remaining 313 rows were retained as sensitivity, audit, or context evidence. Broad high-grade TRAE was analyzed as a regimen-level safety-burden phenotype, not as strict inflammatory irAE.</w:t>
+        <w:t>Rows were classified into nine endpoint classes: strict irAE, immune-mediated AE/imAE, AEOSI, TRAE, selected AE sensitivity, regulatory sensitivity, registry audit only, subgroup/post-hoc sensitivity, or context only. Only rows with compatible endpoint labels, grade thresholds, denominators, and quantitative roles entered primary pooling (71 rows). The remaining 313 rows were retained as sensitivity, audit, or context evidence.</w:t>
       </w:r>
     </w:p>
     <w:p>
@@ -156,7 +138,7 @@
     </w:p>
     <w:p>
       <w:r>
-        <w:t>Endpoint-compatible pooled estimates used random-effects meta-analysis with restricted maximum likelihood (REML) estimation. We report k, total events, total denominator, pooled rate, 95% CI, prediction interval, and I². Architecture sensitivity separated concurrent chemotherapy, no-cytotoxic-chemotherapy, and ICI-before-chemotherapy contexts. Architecture strata were interpreted as exposure-context associations, not causal effects.</w:t>
+        <w:t>Endpoint-compatible pooled estimates used random-effects meta-analysis with REML estimation. Reported metrics: k, total events, total denominator, pooled rate, 95% CI, prediction interval, I².</w:t>
       </w:r>
     </w:p>
     <w:p>
@@ -169,7 +151,7 @@
     </w:p>
     <w:p>
       <w:r>
-        <w:t>We audited 23 organ-by-grade strata for total rows, strict irAE rows, primary-compatible rows, source blocks per lineage, source tiers, endpoint layers, and source concentration. A stratum was labelled "not estimable" when it lacked compatible strict irAE rows, had fewer than two independent source blocks in at least one lineage, or suffered from sparse rows, source concentration, or incompatible endpoint layers. This audit was designed to identify where cross-tumor strict irAE comparison was blocked—not to force an estimate.</w:t>
+        <w:t>Twenty-three organ-by-grade strata were audited for rows, strict irAE rows, primary-compatible rows, source blocks per lineage, source tiers, endpoint layers, and source concentration. A stratum was labelled "not estimable" when it lacked compatible strict irAE rows, had fewer than two independent source blocks in at least one lineage, or suffered from sparse rows, source concentration, or incompatible endpoint layers.</w:t>
       </w:r>
     </w:p>
     <w:p>
@@ -182,7 +164,7 @@
     </w:p>
     <w:p>
       <w:r>
-        <w:t>We queried the openFDA drug/event API on 2026-06-28. The analysis used locked agent aliases and locked irAE preferred-term families (10 marketed ICI agents, 8 prespecified reporting families). Matching was exact on patient.drug.medicinalproduct.exact and patient.reaction.reactionmeddrapt.exact, with no restriction to primary-suspect drug role. For each agent-family cell, we constructed a 2×2 reporting table and calculated RORs with 95% CIs using a 0.5 continuity correction. No multiplicity adjustment was claimed. No minimum report-count threshold was applied; cells with &lt;10 reports are flagged as unstable. We analyzed report-level records as returned by the API; no additional deduplication was performed. This layer was prespecified as descriptive pharmacovigilance evidence, not as an incidence or risk-estimation model.</w:t>
+        <w:t>The openFDA drug/event API was queried on 2026-06-28 [38] using locked agent aliases and irAE preferred-term families (10 ICI agents, 8 reporting families). Matching was exact, with no primary-suspect restriction. 2×2 ROR with 0.5 continuity correction; no multiplicity adjustment. Cells with &lt;10 reports flagged as unstable. Report-level records analyzed as returned by API; no additional deduplication. Prespecified as descriptive pharmacovigilance evidence, not incidence or risk estimation.</w:t>
       </w:r>
     </w:p>
     <w:p>
@@ -195,7 +177,7 @@
     </w:p>
     <w:p>
       <w:r>
-        <w:t>We used the public Lozano/GSE186144-GSE186143 melanoma PBMC cohort. Severe irAE (highest grade ≥3, n = 21) was compared with grade 0–2 (n = 39). Eleven locked immune signatures were scored as mean gene-wise z-scores. We estimated median deltas, bootstrap CIs, Mann-Whitney P values, Benjamini-Hochberg FDR q values, and Cliff's delta. Per-signature logistic models including signature score and a combination-therapy indicator were fit as confounding sensitivity analyses.</w:t>
+        <w:t>GSE186144-GSE186143 melanoma PBMC cohort [34]: severe irAE (highest grade ≥3, n=21) vs. grade 0–2 (n=39). Eleven locked immune signatures scored as mean gene-wise z-scores. Median deltas, bootstrap CIs, Mann-Whitney P, BH-FDR q, Cliff's delta. Per-signature logistic models with therapy indicator as confounding sensitivity analyses.</w:t>
       </w:r>
     </w:p>
     <w:p>
@@ -208,7 +190,7 @@
     </w:p>
     <w:p>
       <w:r>
-        <w:t>For each evidence system, we define what it measures, what inference it allows, and what inference it forbids in a cross-tumor context.</w:t>
+        <w:t>Each evidence system measures a distinct toxicity phenotype. The table defines what inference each system supports—and what it forbids—in cross-tumor contexts.</w:t>
       </w:r>
     </w:p>
     <w:tbl>
@@ -248,7 +230,7 @@
                 <w:b/>
                 <w:sz w:val="18"/>
               </w:rPr>
-              <w:t>What it measures</w:t>
+              <w:t>Measures</w:t>
             </w:r>
           </w:p>
         </w:tc>
@@ -304,7 +286,7 @@
               <w:rPr>
                 <w:sz w:val="16"/>
               </w:rPr>
-              <w:t>Regimen-level broad high-grade safety burden</w:t>
+              <w:t>Regimen-level broad safety burden</w:t>
             </w:r>
           </w:p>
         </w:tc>
@@ -317,7 +299,7 @@
               <w:rPr>
                 <w:sz w:val="16"/>
               </w:rPr>
-              <w:t>"This regimen has a high/low grade ≥3 toxicity burden in this tumor type"</w:t>
+              <w:t>"This regimen carries a specific grade ≥3 toxicity burden in this tumor type"</w:t>
             </w:r>
           </w:p>
         </w:tc>
@@ -412,7 +394,7 @@
               <w:rPr>
                 <w:sz w:val="16"/>
               </w:rPr>
-              <w:t>Reporting disproportionality for drug-event pairs</w:t>
+              <w:t>Reporting disproportionality</w:t>
             </w:r>
           </w:p>
         </w:tc>
@@ -500,7 +482,7 @@
     </w:tbl>
     <w:p>
       <w:r>
-        <w:t>Minimum fields required for a valid cross-tumor ICI toxicity comparison: harmonized tumor type, ICI class, regimen architecture, line of therapy, organ-specific irAE adjudication, CTCAE grade, onset time, management, steroid timing/dose/duration, recurrence, duration of follow-up, and immune-context biomarkers. No current public dataset contains all of these fields for more than one tumor type.</w:t>
+        <w:t>Minimum fields required for a valid cross-tumor ICI toxicity comparison: harmonized tumor type, ICI class, regimen architecture, line of therapy, organ-specific irAE adjudication by CTCAE grade, time to onset, management including steroid timing/dose/duration, recurrence, duration of follow-up, and immune-context biomarkers. No current public dataset contains all these fields for more than one tumor type.</w:t>
       </w:r>
     </w:p>
     <w:p>
@@ -521,7 +503,7 @@
     </w:p>
     <w:p>
       <w:r>
-        <w:t>Of 384 source rows, only 71 were primary-pooling compatible. The other 313 were sensitivity, audit, or context evidence—retained but not pooled. The largest endpoint classes were strict irAE (101 rows), immune-mediated AE/imAE (71 rows), and registry audit rows (56 rows). This heterogeneity is not a minor nuisance; it is the defining feature of the published ICI safety evidence base. If you pool everything labeled "toxicity" without considering what each row means, your pooled estimate is measuring endpoint taxonomy as much as clinical biology. This problem is fatal for cross-tumor inference because it means you cannot assume that the "toxicity" number from a lymphoma trial and the "toxicity" number from a solid-tumor trial are measuring the same thing.</w:t>
+        <w:t>Of 384 source rows, 71 were primary-pooling compatible; 313 were sensitivity, audit, or context evidence. Largest endpoint classes: strict irAE (101), immune-mediated AE/imAE (71), registry audit (56). Pooling everything labeled "toxicity" without considering endpoint meaning produces an estimate measuring taxonomy as much as biology. For cross-tumor inference, this is fatal: the "toxicity" number from a lymphoma trial and the "toxicity" number from a solid-tumor trial are often not the same measurement.</w:t>
       </w:r>
     </w:p>
     <w:p>
@@ -534,7 +516,7 @@
     </w:p>
     <w:p>
       <w:r>
-        <w:t>The TRAE phenotype—regimen-level safety burden, not adjudicated immune toxicity—showed lymphoma 19.1% (95% CI 6.1–46.4; PI 1.4–80.2; k = 4; I² = 95.2%) versus solid tumors 31.1% (95% CI 20.2–44.6; PI 4.7–80.5; k = 14; I² = 98.7%). The point estimates differ. The prediction intervals overlap massively. The heterogeneity is extreme. This is what you get when you compare broad safety burden across regimens, tumor types, and treatment contexts. It is not a stable cross-tumor difference. It is a sensitivity-only observation in a highly heterogeneous evidence space.</w:t>
+        <w:t>Broad TRAE—regimen-level safety burden, not adjudicated immune toxicity—showed lymphoma 19.1% (95% CI 6.1–46.4; PI 1.4–80.2; k=4; I²=95.2%) versus solid tumors 31.1% (95% CI 20.2–44.6; PI 4.7–80.5; k=14; I²=98.7%). Point estimates differ. Prediction intervals overlap massively. Heterogeneity is extreme. This is a sensitivity-only observation in a highly heterogeneous evidence space, not a stable cross-tumor difference.</w:t>
       </w:r>
     </w:p>
     <w:p>
@@ -542,12 +524,12 @@
         <w:pStyle w:val="Heading3"/>
       </w:pPr>
       <w:r>
-        <w:t>Strict organ-specific irAE: most of what you want to know is not estimable</w:t>
+        <w:t>Strict organ-specific irAE: most of what clinicians want to know is not estimable</w:t>
       </w:r>
     </w:p>
     <w:p>
       <w:r>
-        <w:t>This is the central finding of the study. The organ-specific audit identified 341 organ-level rows, 99 strict irAE rows, and 53 primary-compatible organ-specific strict irAE rows. Across 23 organ-by-grade strata, 18 were unsuitable for lineage-wide pooling; 5 were potentially descriptive only. The reasons: sparse compatible rows, source concentration (most data from one or two trials), and absence of comparable strict irAE rows in both lineages. If the strictest, most clinically relevant toxicity phenotype cannot support cross-tumor pooling even in the relatively well-studied lymphoma-versus-solid comparison, it cannot support cross-tumor comparisons generally.</w:t>
+        <w:t>This is the central finding. The audit identified 341 organ-level rows, 99 strict irAE rows, 53 primary-compatible. Across 23 organ-by-grade strata, 18 were unsuitable for lineage-wide pooling; 5 were potentially descriptive only. Reasons: sparse rows, source concentration, absence of comparable strict irAE in both lineages. If the strictest toxicity phenotype cannot support cross-tumor pooling here, it cannot support cross-tumor comparisons generally.</w:t>
       </w:r>
     </w:p>
     <w:p>
@@ -560,7 +542,7 @@
     </w:p>
     <w:p>
       <w:r>
-        <w:t>The openFDA query returned 20,328,575 drug/event reports, generating 80 agent-by-family ROR rows. The strongest signals (ipilimumab-endocrine ROR 29.59; pembrolizumab-endocrine ROR 22.10) align with known pharmacology. Several low-count cells (relatlimab-neuromuscular, 23 reports; relatlimab-cardiac, 29 reports) generated high RORs that we flag as unstable. But the critical point for cross-tumor inference is different: openFDA does not contain tumor-type denominators. You cannot extract "toxicity in melanoma versus lymphoma" from spontaneous reporting data because the database does not reliably capture the exposed population by indication. This layer can tell you which drug-event combinations are reported disproportionately. It cannot tell you whether toxicity differs by tumor type.</w:t>
+        <w:t>Query: 20,328,575 reports, 80 agent-family ROR rows. Strongest signals: ipilimumab-endocrine ROR 29.59 (95% CI 28.50–30.73); pembrolizumab-endocrine ROR 22.10 (95% CI 21.45–22.77). Low-count cells flagged as unstable. Critical limitation: openFDA lacks tumor-type denominators. Cannot support "toxicity in melanoma versus lymphoma" because exposed populations by indication are not captured. This layer identifies reporting disproportionality—not tumor-type-specific toxicity.</w:t>
       </w:r>
     </w:p>
     <w:p>
@@ -568,12 +550,12 @@
         <w:pStyle w:val="Heading3"/>
       </w:pPr>
       <w:r>
-        <w:t>Patient-level PBMC data: science, not evidence</w:t>
+        <w:t>Patient-level PBMC data: signal, not cross-tumor evidence</w:t>
       </w:r>
     </w:p>
     <w:p>
       <w:r>
-        <w:t>In the melanoma PBMC cohort (21 severe irAE, 39 grade 0–2), four signatures were unadjusted FDR-significant (cytotoxicity q = 0.0213; M2-like myeloid/macrophage q = 0.0213; MHC-II q = 0.0213; B-cell context q = 0.0362). None remained FDR-significant after therapy adjustment (lowest adjusted q = 0.0647). Anti-PD-1 arm: 3 severe/26 grade 0–2; combination arm: 18 severe/13 grade 0–2. This is not a cross-tumor biomarker. It is a single-cohort observation with a therapy-confounded unadjusted signal. It supports the feasibility of linking toxicity labels to molecular data. It does not support cross-tumor comparisons.</w:t>
+        <w:t>Melanoma PBMC cohort: 21 severe irAE, 39 grade 0–2. Four unadjusted FDR-significant signatures (cytotoxicity q=0.0213; M2-like myeloid/macrophage q=0.0213; MHC-II q=0.0213; B-cell context q=0.0362). None remained FDR-significant after therapy adjustment (lowest q=0.0647). Anti-PD-1: 3/29 severe; combination: 18/31 severe. Single-cohort, therapy-confounded. Supports feasibility of molecular phenotyping; does not support cross-tumor comparisons.</w:t>
       </w:r>
     </w:p>
     <w:p>
@@ -589,12 +571,12 @@
         <w:pStyle w:val="Heading3"/>
       </w:pPr>
       <w:r>
-        <w:t>What this study is</w:t>
+        <w:t>What this analysis is</w:t>
       </w:r>
     </w:p>
     <w:p>
       <w:r>
-        <w:t>This study is not a meta-analysis, not a biomarker validation, and not a pharmacovigilance risk assessment. It is a pre-emptive evidence audit: a systematic examination of whether the four evidence types most commonly invoked in cross-tumor ICI toxicity discussions can actually support the inferences people draw from them. The answer is that they cannot—not because the underlying biology is wrong, but because the measurements are not the same, and the necessary data fields for valid comparison do not exist in public evidence.</w:t>
+        <w:t>This is not a meta-analysis, biomarker validation, or pharmacovigilance risk assessment. It is a pre-emptive evidence audit: a systematic examination of whether the four evidence types most commonly invoked in cross-tumor ICI toxicity discussions can support the inferences drawn from them. They cannot—not because the biology is false, but because the measurements differ and the required data fields do not exist in public evidence.</w:t>
       </w:r>
     </w:p>
     <w:p>
@@ -607,7 +589,7 @@
     </w:p>
     <w:p>
       <w:r>
-        <w:t>Cross-tumor ICI toxicity comparisons are not an academic exercise. They influence treatment selection in tumor boards, safety monitoring in clinical trials, regulatory benefit-risk assessments, and guideline recommendations. A physician who chooses a regimen for a lymphoma patient based on perceived lower toxicity compared with solid-tumor data is making a decision on a measurement that does not exist. The phenotype interpretation standard we provide is intended to make these comparisons auditable: if a cross-tumor claim cannot specify which evidence system and which endpoint class it uses, it should be treated as hypothesis-generating at best.</w:t>
+        <w:t>Cross-tumor ICI toxicity comparisons influence tumor board decisions, clinical trial safety monitoring, regulatory assessments, and guideline recommendations. A physician who selects a regimen based on perceived lower toxicity in a different tumor type acts on a measurement that does not exist. Box 1 makes these comparisons auditable: any cross-tumor claim that cannot specify evidence system and endpoint class should be treated as hypothesis-generating at best.</w:t>
       </w:r>
     </w:p>
     <w:p>
@@ -615,12 +597,12 @@
         <w:pStyle w:val="Heading3"/>
       </w:pPr>
       <w:r>
-        <w:t>What the phenotype-decomposition framework means in practice</w:t>
+        <w:t>What the framework means in practice</w:t>
       </w:r>
     </w:p>
     <w:p>
       <w:r>
-        <w:t>Broad TRAE answers: "How many patients had any high-grade event attributed to any study drug?" This is useful for regimen-level safety planning. It does not answer: "Is this tumor type more toxic with ICI?" Strict organ irAE answers: "What is this organ's adjudicated immune-attributed toxicity rate?" This is what clinicians want—and the data show it is mostly unavailable for cross-tumor comparisons. openFDA ROR answers: "Is this drug-event pair reported disproportionately in spontaneous reports?" This is useful for signal detection. It does not answer clinical questions about incidence, risk, or tumor-type differences. PBMC signatures answer: "Is there an immune correlate of severe irAE in this specific cohort?" This is useful for biology. It does not validate a cross-tumor biomarker.</w:t>
+        <w:t>Broad TRAE answers: "How many patients had any high-grade event attributed to any study drug?" Useful for regimen-level planning; cannot identify tumor-type-specific toxicity. Strict organ irAE answers: "What is this organ's adjudicated immune-attributed toxicity rate?" This is what clinicians want—and public aggregate data are insufficient. openFDA ROR answers: "Which drug-event pairs are disproportionately reported?" Useful for signal detection; cannot estimate incidence or risk. PBMC signatures answer: "Is there an immune correlate of severe irAE in this cohort?" Useful for biology; cannot validate a cross-tumor biomarker.</w:t>
       </w:r>
     </w:p>
     <w:p>
@@ -628,12 +610,12 @@
         <w:pStyle w:val="Heading3"/>
       </w:pPr>
       <w:r>
-        <w:t>What is required for a valid cross-tumor comparison</w:t>
+        <w:t>What a valid cross-tumor comparison requires</w:t>
       </w:r>
     </w:p>
     <w:p>
       <w:r>
-        <w:t>A valid cross-tumor ICI toxicity comparison requires a prospective, harmonized, multi-tumor patient-level dataset containing at minimum: tumor type, ICI agent and class, regimen architecture, line of therapy, organ-specific irAE adjudication by CTCAE grade, time to onset, management including steroid timing/dose/duration, recurrence, minimum follow-up duration, and immune-context biomarkers. No such dataset exists in the public domain. Until one does, cross-tumor ICI toxicity claims should explicitly state which evidence system and endpoint class they use, and what inference that system supports.</w:t>
+        <w:t>Harmonized multi-tumor patient-level data containing: tumor type, ICI class, regimen architecture, line of therapy, organ-specific irAE adjudication by CTCAE grade, time to onset, steroid timing/dose/duration, recurrence, minimum follow-up, and immune-context biomarkers. No such dataset exists publicly. Until one does, cross-tumor claims must state the evidence system, endpoint class, and the inference that system supports.</w:t>
       </w:r>
     </w:p>
     <w:p>
@@ -646,7 +628,7 @@
     </w:p>
     <w:p>
       <w:r>
-        <w:t>The audit inherits the limitations of the evidence it audits. Single-analyst extraction. Open-label trial reporting. Spontaneous-reporting biases in openFDA. Single-tumor-type molecular data. High heterogeneity in pooled TRAE estimates. Sparse strict irAE strata. No independent dual extraction. These are genuine limitations. They do not invalidate the central argument; they strengthen it—because the fact that a reviewer can identify these limitations in an evidence system means that system's output should not be treated as definitive for cross-tumor inference.</w:t>
+        <w:t>Single-analyst extraction. Open-label trial reporting. Spontaneous-reporting biases. Single-tumor-type molecular data. High heterogeneity in pooled TRAE. Sparse strict irAE strata. These limitations do not weaken the argument—they strengthen it: each identifiable limitation in an evidence system means that system's output should not be treated as definitive for cross-tumor inference.</w:t>
       </w:r>
     </w:p>
     <w:p>
@@ -659,7 +641,7 @@
     </w:p>
     <w:p>
       <w:r>
-        <w:t>The four evidence systems most commonly used in cross-tumor ICI toxicity discussions cannot substitute for one another, and none can support reliable cross-tumor inference with currently available public data. Before comparing ICI toxicity across tumor types, investigators should specify the toxicity phenotype, verify that the evidence system supports the comparison, and transparently report what the system can and cannot answer. Cross-tumor comparisons performed without this step risk measuring the evidence system, not the biology.</w:t>
+        <w:t>Four evidence systems. Four distinct toxicity phenotypes. None interchangeable. None supports reliable cross-tumor inference with currently available public data. Before comparing ICI toxicity across tumor types, specify the phenotype, verify the evidence system supports the comparison, and report what it can and cannot answer. Without this, cross-tumor comparisons risk measuring the evidence system, not the biology.</w:t>
       </w:r>
     </w:p>
     <w:p>
@@ -672,27 +654,27 @@
     </w:p>
     <w:p>
       <w:r>
-        <w:t>Figure 1. ICI toxicity phenotype decomposition across four non-exchangeable evidence systems. Dashed separators indicate that the four layers answer different questions. The openFDA panel summarizes reporting signals, not individual agent RORs. Values are script-generated from locked supplementary files.</w:t>
+        <w:t>Figure 1. ICI toxicity phenotype decomposition across four non-exchangeable evidence systems. Dashed separators indicate the four layers answer different questions. The openFDA panel summarizes reporting signals, not individual agent RORs.</w:t>
       </w:r>
     </w:p>
     <w:p>
       <w:r>
-        <w:t>Figure 2. Phenotype-specific clinical estimates. Broad high-grade treatment-related adverse event pooled estimates by tumor lineage and chemotherapy context. Prediction intervals and heterogeneity are central to interpretation. Broad TRAE reflects regimen-level safety burden, not strict inflammatory irAE.</w:t>
+        <w:t>Figure 2. Phenotype-specific clinical estimates. Broad TRAE pooled estimates by tumor lineage and chemotherapy context. Prediction intervals and heterogeneity are central to interpretation. Broad TRAE reflects regimen-level safety burden, not strict inflammatory irAE.</w:t>
       </w:r>
     </w:p>
     <w:p>
       <w:r>
-        <w:t>Figure 3. Organ-specific strict irAE estimability audit. Organ-by-grade strata classified by pooling estimability. This figure supports the finding that most strict organ-specific irAE comparisons cannot support cross-tumor inference from current public aggregate evidence.</w:t>
+        <w:t>Figure 3. Organ-specific strict irAE estimability audit. Organ-by-grade strata classified by pooling estimability. Most strict organ-specific irAE comparisons cannot support cross-tumor inference from current public evidence.</w:t>
       </w:r>
     </w:p>
     <w:p>
       <w:r>
-        <w:t>Figure 4. openFDA exact-match reporting-signal heatmap (80 agent-by-irAE-family cells, 10 ICI agents, 8 families). Cell numbers: report counts. Color: log2 reporting odds ratio. Low-count, high-ROR cells (&lt;100 reports) are exploratory signal flags. These spontaneous-reporting signals must not be interpreted as incidence, risk, or adjudicated irAE rates.</w:t>
+        <w:t>Figure 4. openFDA reporting-signal heatmap (80 cells, 10 agents, 8 families). Cell numbers: report counts. Color: log2 ROR. Low-count, high-ROR cells (&lt;100 reports) are exploratory. Not incidence, risk, or adjudicated irAE rates.</w:t>
       </w:r>
     </w:p>
     <w:p>
       <w:r>
-        <w:t>Figure 5. External melanoma PBMC severe-irAE molecular support. Unadjusted FDR-significant associations with therapy-confounding boundary; exploratory therapy-adjusted models identified no FDR-significant signatures. Single-tumor-type molecular support; not cross-tumor biomarker validation.</w:t>
+        <w:t>Figure 5. External melanoma PBMC molecular support. Unadjusted FDR-significant associations with therapy-confounding boundary. Single-tumor-type; not cross-tumor biomarker validation.</w:t>
       </w:r>
     </w:p>
     <w:p>
@@ -705,7 +687,7 @@
     </w:p>
     <w:p>
       <w:r>
-        <w:t>All locked source files, pooled estimates, audit outputs, and figure source data are available at: https://github.com/xutaoguo55/ici-irae-phenotype-decomposition-esmo-open-v3-10 Submission package (v3.10): https://github.com/xutaoguo55/ici-irae-phenotype-decomposition-esmo-open-v3-10/releases/tag/v3.10 DOI: 10.5281/zenodo.20989857 (https://doi.org/10.5281/zenodo.20989857). The openFDA layer used the public FDA drug/event API. The molecular support layer used public GEO resources GSE186143 and GSE186144.</w:t>
+        <w:t>Repository: https://github.com/xutaoguo55/ici-irae-phenotype-decomposition-esmo-open-v3-10 · Release v3.10: https://github.com/xutaoguo55/ici-irae-phenotype-decomposition-esmo-open-v3-10/releases/tag/v3.10 · DOI: 10.5281/zenodo.20989857</w:t>
       </w:r>
     </w:p>
     <w:p>
@@ -718,7 +700,7 @@
     </w:p>
     <w:p>
       <w:r>
-        <w:t>This study used published aggregate source information and public de-identified transcriptomic data. No new patient recruitment, intervention, or access to identifiable individual data was performed. The institutional review board of Nanfang Hospital, Southern Medical University, confirmed exemption for this secondary analysis (exemption confirmation; identifier not required under local policy for secondary analyses of public data).</w:t>
+        <w:t>IRB exemption confirmed by Nanfang Hospital, Southern Medical University. Public aggregate and de-identified data only.</w:t>
       </w:r>
     </w:p>
     <w:p>
@@ -731,7 +713,7 @@
     </w:p>
     <w:p>
       <w:r>
-        <w:t>The authors declare no competing interests related to this work. X.G. has received honoraria for educational lectures unrelated to this study. The remaining authors declare no conflicts of interest.</w:t>
+        <w:t>None related to this work. X.G.: honoraria for unrelated educational lectures.</w:t>
       </w:r>
     </w:p>
     <w:p>
@@ -744,7 +726,7 @@
     </w:p>
     <w:p>
       <w:r>
-        <w:t>This study was supported by institutional support from the Clinical Medical Research Center of Hematological Diseases of Guangdong Province (no specific grant number). The funder had no role in study design, data collection, analysis, interpretation, or the decision to submit for publication.</w:t>
+        <w:t>Institutional support: Clinical Medical Research Center of Hematological Diseases of Guangdong Province (no grant number).</w:t>
       </w:r>
     </w:p>
     <w:p>
@@ -757,7 +739,7 @@
     </w:p>
     <w:p>
       <w:r>
-        <w:t>Conceptualization: X.G., J.H.; Methodology: X.G., J.H., X.W.; Data curation and formal analysis: J.H., X.W., H.Z.; Investigation: J.H., X.W., H.Z., Q.W., Y.W., R.F.; Writing—original draft: J.H., X.G.; Writing—review &amp; editing: all authors; Supervision: X.G.; Guarantor: X.G. All authors approved the final manuscript and agree to be accountable for all aspects of the work.</w:t>
+        <w:t>X.G., J.H.: conceptualization, methodology, writing. X.W., H.Z.: data curation, formal analysis. Q.W., Y.W., R.F.: investigation. All authors: review &amp; editing, approval. X.G.: guarantor.</w:t>
       </w:r>
     </w:p>
     <w:p>
@@ -770,7 +752,7 @@
     </w:p>
     <w:p>
       <w:r>
-        <w:t>Abstract: 284 words. Main text (excluding abstract, Box 1, figure legends, data availability, ethics, competing interests, funding, author contributions, and references): approximately 3,800 words.</w:t>
+        <w:t>Abstract: 272 words. Main text: approximately 3,600 words.</w:t>
       </w:r>
     </w:p>
     <w:p>
@@ -783,192 +765,192 @@
     </w:p>
     <w:p>
       <w:r>
-        <w:t>1. Borghaei H, et al. N Engl J Med. 2015;373:1627-1639. doi:10.1056/nejmoa1507643</w:t>
+        <w:t>1. Borghaei H et al. N Engl J Med. 2015;373:1627-1639. doi:10.1056/nejmoa1507643</w:t>
       </w:r>
     </w:p>
     <w:p>
       <w:r>
-        <w:t>2. Brahmer J, et al. N Engl J Med. 2015;373:123-135. doi:10.1056/nejmoa1504627</w:t>
+        <w:t>2. Brahmer J et al. N Engl J Med. 2015;373:123-135. doi:10.1056/nejmoa1504627</w:t>
       </w:r>
     </w:p>
     <w:p>
       <w:r>
-        <w:t>3. Larkin J, et al. N Engl J Med. 2015;373:23-34. doi:10.1056/nejmoa1504030</w:t>
+        <w:t>3. Larkin J et al. N Engl J Med. 2015;373:23-34. doi:10.1056/nejmoa1504030</w:t>
       </w:r>
     </w:p>
     <w:p>
       <w:r>
-        <w:t>4. Robert C, et al. N Engl J Med. 2015;372:2521-2532. doi:10.1056/nejmoa1503093</w:t>
+        <w:t>4. Robert C et al. N Engl J Med. 2015;372:2521-2532. doi:10.1056/nejmoa1503093</w:t>
       </w:r>
     </w:p>
     <w:p>
       <w:r>
-        <w:t>5. Reck M, et al. N Engl J Med. 2016;375:1823-1833. doi:10.1056/nejmoa1606774</w:t>
+        <w:t>5. Reck M et al. N Engl J Med. 2016;375:1823-1833. doi:10.1056/nejmoa1606774</w:t>
       </w:r>
     </w:p>
     <w:p>
       <w:r>
-        <w:t>6. Antonia SJ, et al. N Engl J Med. 2017;377:1919-1929. doi:10.1056/nejmoa1709937</w:t>
+        <w:t>6. Antonia SJ et al. N Engl J Med. 2017;377:1919-1929. doi:10.1056/nejmoa1709937</w:t>
       </w:r>
     </w:p>
     <w:p>
       <w:r>
-        <w:t>7. Gandhi L, et al. N Engl J Med. 2018;378:2078-2092. doi:10.1056/nejmoa1801005</w:t>
+        <w:t>7. Gandhi L et al. N Engl J Med. 2018;378:2078-2092. doi:10.1056/nejmoa1801005</w:t>
       </w:r>
     </w:p>
     <w:p>
       <w:r>
-        <w:t>8. Motzer RJ, et al. N Engl J Med. 2018;378:1277-1290. doi:10.1056/nejmoa1712126</w:t>
+        <w:t>8. Motzer RJ et al. N Engl J Med. 2018;378:1277-1290. doi:10.1056/nejmoa1712126</w:t>
       </w:r>
     </w:p>
     <w:p>
       <w:r>
-        <w:t>9. Paz-Ares L, et al. N Engl J Med. 2018;379:2040-2051. doi:10.1056/nejmoa1810865</w:t>
+        <w:t>9. Paz-Ares L et al. N Engl J Med. 2018;379:2040-2051. doi:10.1056/nejmoa1810865</w:t>
       </w:r>
     </w:p>
     <w:p>
       <w:r>
-        <w:t>10. Ramchandren R, et al. J Clin Oncol. 2019;37:1997-2007. doi:10.1200/jco.19.00315</w:t>
+        <w:t>10. Ramchandren R et al. J Clin Oncol. 2019;37:1997-2007. doi:10.1200/jco.19.00315</w:t>
       </w:r>
     </w:p>
     <w:p>
       <w:r>
-        <w:t>11. Rini BI, et al. N Engl J Med. 2019;380:1116-1127. doi:10.1056/nejmoa1816714</w:t>
+        <w:t>11. Rini BI et al. N Engl J Med. 2019;380:1116-1127. doi:10.1056/nejmoa1816714</w:t>
       </w:r>
     </w:p>
     <w:p>
       <w:r>
-        <w:t>12. Finn RS, et al. N Engl J Med. 2020;382:1894-1905. doi:10.1056/nejmoa1915745</w:t>
+        <w:t>12. Finn RS et al. N Engl J Med. 2020;382:1894-1905. doi:10.1056/nejmoa1915745</w:t>
       </w:r>
     </w:p>
     <w:p>
       <w:r>
-        <w:t>13. Powles T, et al. N Engl J Med. 2020;383:1218-1230. doi:10.1056/nejmoa2002788</w:t>
+        <w:t>13. Powles T et al. N Engl J Med. 2020;383:1218-1230. doi:10.1056/nejmoa2002788</w:t>
       </w:r>
     </w:p>
     <w:p>
       <w:r>
-        <w:t>14. Schmid P, et al. N Engl J Med. 2020;382:810-821. doi:10.1056/nejmoa1910549</w:t>
+        <w:t>14. Schmid P et al. N Engl J Med. 2020;382:810-821. doi:10.1056/nejmoa1910549</w:t>
       </w:r>
     </w:p>
     <w:p>
       <w:r>
-        <w:t>15. Allen PB, et al. Blood. 2021;137:1318-1326. doi:10.1182/blood.2020007400</w:t>
+        <w:t>15. Allen PB et al. Blood. 2021;137:1318-1326. doi:10.1182/blood.2020007400</w:t>
       </w:r>
     </w:p>
     <w:p>
       <w:r>
-        <w:t>16. Choueiri TK, et al. N Engl J Med. 2021;385:683-694. doi:10.1056/nejmoa2106391</w:t>
+        <w:t>16. Choueiri TK et al. N Engl J Med. 2021;385:683-694. doi:10.1056/nejmoa2106391</w:t>
       </w:r>
     </w:p>
     <w:p>
       <w:r>
-        <w:t>17. Janjigian YY, et al. Lancet. 2021;398:27-40. doi:10.1016/S0140-6736(21)00797-2</w:t>
+        <w:t>17. Janjigian YY et al. Lancet. 2021;398:27-40. doi:10.1016/S0140-6736(21)00797-2</w:t>
       </w:r>
     </w:p>
     <w:p>
       <w:r>
-        <w:t>18. Kuruvilla J, et al. Lancet Oncol. 2021;22:512-524. doi:10.1016/S1470-2045(21)00005-X</w:t>
+        <w:t>18. Kuruvilla J et al. Lancet Oncol. 2021;22:512-524. doi:10.1016/S1470-2045(21)00005-X</w:t>
       </w:r>
     </w:p>
     <w:p>
       <w:r>
-        <w:t>19. Moskowitz AJ, et al. J Clin Oncol. 2021;39:3109-3117. doi:10.1200/jco.21.01056</w:t>
+        <w:t>19. Moskowitz AJ et al. J Clin Oncol. 2021;39:3109-3117. doi:10.1200/jco.21.01056</w:t>
       </w:r>
     </w:p>
     <w:p>
       <w:r>
-        <w:t>20. Paz-Ares L, et al. Lancet Oncol. 2021;22:198-211. doi:10.1016/S1470-2045(20)30641-0</w:t>
+        <w:t>20. Paz-Ares L et al. Lancet Oncol. 2021;22:198-211. doi:10.1016/S1470-2045(20)30641-0</w:t>
       </w:r>
     </w:p>
     <w:p>
       <w:r>
-        <w:t>21. Satouchi M, et al. Cancer Sci. 2021;112:5000-5010. doi:10.1111/cas.15144</w:t>
+        <w:t>21. Satouchi M et al. Cancer Sci. 2021;112:5000-5010. doi:10.1111/cas.15144</w:t>
       </w:r>
     </w:p>
     <w:p>
       <w:r>
-        <w:t>22. Sezer A, et al. Lancet. 2021;397:592-604. doi:10.1016/S0140-6736(21)00228-2</w:t>
+        <w:t>22. Sezer A et al. Lancet. 2021;397:592-604. doi:10.1016/S0140-6736(21)00228-2</w:t>
       </w:r>
     </w:p>
     <w:p>
       <w:r>
-        <w:t>23. Sun JM, et al. Lancet. 2021;398:759-771. doi:10.1016/S0140-6736(21)01234-4</w:t>
+        <w:t>23. Sun JM et al. Lancet. 2021;398:759-771. doi:10.1016/S0140-6736(21)01234-4</w:t>
       </w:r>
     </w:p>
     <w:p>
       <w:r>
-        <w:t>24. Forde PM, et al. N Engl J Med. 2022;386:1973-1985. doi:10.1056/nejmoa2202170</w:t>
+        <w:t>24. Forde PM et al. N Engl J Med. 2022;386:1973-1985. doi:10.1056/nejmoa2202170</w:t>
       </w:r>
     </w:p>
     <w:p>
       <w:r>
-        <w:t>25. Gogishvili M, et al. Nat Med. 2022;28:2374-2380. doi:10.1038/s41591-022-01977-y</w:t>
+        <w:t>25. Gogishvili M et al. Nat Med. 2022;28:2374-2380. doi:10.1038/s41591-022-01977-y</w:t>
       </w:r>
     </w:p>
     <w:p>
       <w:r>
-        <w:t>26. Makker V, et al. N Engl J Med. 2022;386:437-448. doi:10.1056/nejmoa2108330</w:t>
+        <w:t>26. Makker V et al. N Engl J Med. 2022;386:437-448. doi:10.1056/nejmoa2108330</w:t>
       </w:r>
     </w:p>
     <w:p>
       <w:r>
-        <w:t>27. Mei MG, et al. Blood. 2022;139:3605-3616. doi:10.1182/blood.2022015423</w:t>
+        <w:t>27. Mei MG et al. Blood. 2022;139:3605-3616. doi:10.1182/blood.2022015423</w:t>
       </w:r>
     </w:p>
     <w:p>
       <w:r>
-        <w:t>28. Naidoo J, et al. Lung Cancer. 2022;166:84-93. doi:10.1016/j.lungcan.2022.02.003</w:t>
+        <w:t>28. Naidoo J et al. Lung Cancer. 2022;166:84-93. doi:10.1016/j.lungcan.2022.02.003</w:t>
       </w:r>
     </w:p>
     <w:p>
       <w:r>
-        <w:t>29. Armand P, et al. Blood. 2023;142:878-886. doi:10.1182/blood.2022019386</w:t>
+        <w:t>29. Armand P et al. Blood. 2023;142:878-886. doi:10.1182/blood.2022019386</w:t>
       </w:r>
     </w:p>
     <w:p>
       <w:r>
-        <w:t>30. Garassino MC, et al. J Clin Oncol. 2023;41:1992-1998. doi:10.1200/jco.22.01989</w:t>
+        <w:t>30. Garassino MC et al. J Clin Oncol. 2023;41:1992-1998. doi:10.1200/jco.22.01989</w:t>
       </w:r>
     </w:p>
     <w:p>
       <w:r>
-        <w:t>31. Novello S, et al. J Clin Oncol. 2023;41:1999-2006. doi:10.1200/jco.22.01990</w:t>
+        <w:t>31. Novello S et al. J Clin Oncol. 2023;41:1999-2006. doi:10.1200/jco.22.01990</w:t>
       </w:r>
     </w:p>
     <w:p>
       <w:r>
-        <w:t>32. Zinzani PL, et al. Blood. 2023;142:141-145. doi:10.1182/blood.2022019340</w:t>
+        <w:t>32. Zinzani PL et al. Blood. 2023;142:141-145. doi:10.1182/blood.2022019340</w:t>
       </w:r>
     </w:p>
     <w:p>
       <w:r>
-        <w:t>33. Park SH, et al. Cancer Res Treat. 2026;58:613-621. Epub 2025 Jun 26. doi:10.4143/crt.2025.365</w:t>
+        <w:t>33. Park SH et al. Cancer Res Treat. 2026;58:613-621. Epub 2025 Jun 26. doi:10.4143/crt.2025.365</w:t>
       </w:r>
     </w:p>
     <w:p>
       <w:r>
-        <w:t>34. Lozano AX, et al. Nat Med. 2022;28:353-362. doi:10.1038/s41591-021-01623-z</w:t>
+        <w:t>34. Lozano AX et al. Nat Med. 2022;28:353-362. doi:10.1038/s41591-021-01623-z</w:t>
       </w:r>
     </w:p>
     <w:p>
       <w:r>
-        <w:t>35. Haanen J, et al. Ann Oncol. 2022;33:1217-1238. doi:10.1016/j.annonc.2022.10.001</w:t>
+        <w:t>35. Haanen J et al. Ann Oncol. 2022;33:1217-1238. doi:10.1016/j.annonc.2022.10.001</w:t>
       </w:r>
     </w:p>
     <w:p>
       <w:r>
-        <w:t>36. Schneider BJ, et al. J Clin Oncol. 2021;39:4073-4126. doi:10.1200/JCO.21.01440</w:t>
+        <w:t>36. Schneider BJ et al. J Clin Oncol. 2021;39:4073-4126. doi:10.1200/JCO.21.01440</w:t>
       </w:r>
     </w:p>
     <w:p>
       <w:r>
-        <w:t>37. Brahmer JR, et al. J Immunother Cancer. 2021;9:e002435. doi:10.1136/jitc-2021-002435</w:t>
+        <w:t>37. Brahmer JR et al. J Immunother Cancer. 2021;9:e002435. doi:10.1136/jitc-2021-002435</w:t>
       </w:r>
     </w:p>
     <w:p>
       <w:r>
-        <w:t>38. U.S. Food and Drug Administration. openFDA Drug Event API. https://open.fda.gov/apis/drug/event/. Accessed 28 June 2026.</w:t>
+        <w:t>38. U.S. FDA. openFDA Drug Event API. https://open.fda.gov/apis/drug/event/. Accessed 28 Jun 2026.</w:t>
       </w:r>
     </w:p>
     <w:sectPr>

--- a/UPLOAD_THIS_ESMO_OPEN_V3_10_HARDENED_UNDER20/ICI_IRAE_TOXICITY_PHENOTYPE_DECOMPOSITION_V3_10_ESMO_OPEN_HARDENED.docx
+++ b/UPLOAD_THIS_ESMO_OPEN_V3_10_HARDENED_UNDER20/ICI_IRAE_TOXICITY_PHENOTYPE_DECOMPOSITION_V3_10_ESMO_OPEN_HARDENED.docx
@@ -7,14 +7,39 @@
         <w:pStyle w:val="Heading1"/>
       </w:pPr>
       <w:r>
-        <w:t>Cross-Tumor Immune Checkpoint Inhibitor Toxicity Comparisons Are Not Supported by Current Evidence: A Four-System Phenotype Decomposition Analysis</w:t>
+        <w:t>Four Evidence Systems, Four Different Answers: Why Cross-Tumor ICI Toxicity Comparisons Fail</w:t>
       </w:r>
     </w:p>
     <w:p>
       <w:r>
-        <w:t>Short title: Cross-tumor ICI toxicity comparisons are not supported by current evidence</w:t>
+        <w:t>Short title: Why cross-tumor ICI toxicity comparisons fail</w:t>
       </w:r>
     </w:p>
+    <w:p/>
+    <w:p>
+      <w:r>
+        <w:rPr>
+          <w:b/>
+        </w:rPr>
+        <w:t>Key Points</w:t>
+      </w:r>
+    </w:p>
+    <w:p>
+      <w:r>
+        <w:t>What is already known: Immune checkpoint inhibitor (ICI) toxicity is frequently compared across tumor types in clinical practice, meta-analyses, and regulatory discussions. The underlying assumption—that "toxicity" means the same thing across trials—has not been systematically tested.</w:t>
+      </w:r>
+    </w:p>
+    <w:p>
+      <w:r>
+        <w:t>What this study adds: A four-system evidence audit shows that toxicity endpoints, pharmacovigilance signals, and molecular correlates measure fundamentally different phenotypes. Most strict organ-specific irAE comparisons are not estimable from public data (18 of 23 organ-by-grade strata blocked). A phenotype interpretation standard is provided.</w:t>
+      </w:r>
+    </w:p>
+    <w:p>
+      <w:r>
+        <w:t>Implications for practice: Cross-tumor ICI toxicity claims should specify the evidence system and endpoint class. Comparisons without this step risk measuring the evidence system rather than the biology.</w:t>
+      </w:r>
+    </w:p>
+    <w:p/>
     <w:p>
       <w:r>
         <w:t>Junwei Huang†, Xiaolei Wei†, Haiqing Zheng†, Qi Wei, Yongqiang Wei, Ru Feng, Xutao Guo*</w:t>
@@ -50,7 +75,7 @@
     </w:p>
     <w:p>
       <w:r>
-        <w:t>Background: Immune checkpoint inhibitor (ICI) toxicity is routinely compared across tumor types—in tumor boards, meta-analyses, and regulatory discussions—yet these comparisons rarely specify which endpoint is being measured. Methods: Using lymphoma versus solid-tumor ICI safety as a clinical stress test, we audited four evidence types commonly invoked in cross-tumor comparisons: (1) a locked aggregate source registry of 384 endpoint-labelled rows across 36 source blocks; (2) an organ-specific strict irAE estimability audit across 23 organ-by-grade strata; (3) an exact-match openFDA pharmacovigilance analysis (10 ICI agents, 8 irAE families, 80 agent-family ROR cells); and (4) an external melanoma PBMC molecular-support cohort (GSE186144, 60 samples, 11 immune signatures). Results: Of 384 source rows, only 71 were endpoint-compatible for primary pooling. Broad high-grade treatment-related adverse events showed wide, overlapping prediction intervals (lymphoma 19.1%, 95% CI 6.1–46.4, PI 1.4–80.2 vs. solid tumors 31.1%, 95% CI 20.2–44.6, PI 4.7–80.5). Eighteen of 23 organ-by-grade strict irAE strata were unsuitable for lineage-wide pooling. openFDA reporting signals could not be mapped to tumor type because spontaneous reporting databases do not capture exposed-patient denominators by indication. Four unadjusted FDR-significant immune signatures in the PBMC cohort became zero after therapy adjustment, and the cohort was single-tumor-type. Conclusions: The four evidence systems most commonly used in cross-tumor ICI toxicity discussions cannot substitute for one another. None supports reliable cross-tumor inference with currently available public data. Investigators should specify the toxicity phenotype and verify that the evidence system supports the comparison before drawing cross-tumor conclusions. A phenotype interpretation standard is provided to guide this verification.</w:t>
+        <w:t>Background: Immune checkpoint inhibitor (ICI) toxicity is routinely compared across tumor types in tumor boards, meta-analyses, and regulatory discussions. No one asks whether the underlying measurements are comparable. Methods: Using lymphoma versus solid-tumor ICI safety as a clinical stress test, we audited four evidence types: (1) a locked source registry of 384 endpoint-labelled rows across 36 source blocks; (2) an organ-specific strict irAE estimability audit across 23 organ-by-grade strata; (3) an exact-match openFDA pharmacovigilance analysis (10 ICI agents, 8 irAE families, 80 agent-family ROR cells); and (4) an external melanoma PBMC molecular-support cohort (GSE186144, 60 samples, 11 immune signatures). Results: Of 384 source rows, only 71 were endpoint-compatible for primary pooling. Broad high-grade TRAE showed wide, overlapping prediction intervals (lymphoma 19.1%, PI 1.4–80.2 vs. solid tumors 31.1%, PI 4.7–80.5). Eighteen of 23 organ-by-grade strict irAE strata were unsuitable for lineage-wide pooling. openFDA signals could not be mapped to tumor type. Four unadjusted FDR-significant immune signatures became zero after therapy adjustment in a single-tumor-type cohort. Conclusions: The four evidence systems most commonly invoked in cross-tumor ICI toxicity discussions measure different phenotypes. None supports reliable cross-tumor inference with currently available public data. A phenotype interpretation standard is provided.</w:t>
       </w:r>
     </w:p>
     <w:p>
@@ -63,22 +88,27 @@
     </w:p>
     <w:p>
       <w:r>
-        <w:t>A physician at a multi-disciplinary tumor board compares pembrolizumab toxicity in relapsed classical Hodgkin lymphoma—her own patient—with toxicity data from the KEYNOTE-006 melanoma safety table. KEYNOTE-006 reports adverse events of special interest selected for likely immune etiology. The Hodgkin lymphoma data come from KEYNOTE-087, which reports treatment-related adverse events without immune attribution. She concludes that pembrolizumab is less toxic in lymphoma. Her conclusion is clinically intuitive. It is also wrong—not because the biology is necessarily wrong, but because the two numbers are not the same measurement. Such comparisons happen tens of thousands of times each year in tumor boards, guidelines committees, meta-analyses, and drug development discussions.</w:t>
+        <w:t>A physician at a tumor board compares pembrolizumab toxicity in relapsed Hodgkin lymphoma—her own patient—with data from the KEYNOTE-006 melanoma safety table. KEYNOTE-006 reports adverse events of special interest selected for likely immune etiology. Her Hodgkin data come from KEYNOTE-087, which reports treatment-related adverse events without immune attribution. She concludes that pembrolizumab is less toxic in lymphoma. Her conclusion is clinically intuitive. It is wrong. Not because the biology is necessarily wrong, but because the two numbers are not the same measurement.</w:t>
       </w:r>
     </w:p>
     <w:p>
       <w:r>
-        <w:t>This problem extends beyond any single tumor-type comparison. Across oncology, physicians, systematic reviewers, and drug developers routinely compare ICI toxicity across tumor types. Published meta-analyses claim that ICI toxicity "differs by tumor type" without controlling for endpoint class [representative examples reviewed in source registry]. ESMO, ASCO, and SITC guidelines [35–37] discuss ICI toxicity as a class effect, inviting cross-tumor extrapolation. Key opinion leaders present cross-tumor safety comparisons at major meetings. These comparisons influence treatment selection, patient counseling, clinical trial design, and regulatory strategy—yet the endpoint being measured is almost never specified.</w:t>
+        <w:t>Now consider a drug developer preparing a regulatory submission. She has promising safety data for a novel ICI in hepatocellular carcinoma. She needs to contextualize her toxicity profile against published ICI experience. She pulls safety tables from melanoma, lung, renal, and bladder trials—four tumor types, four different endpoint conventions. The TRAE rate is high in lung cancer (dominated by chemo-ICI regimens), the irAE rate is incompletely reported in renal cancer, and AEOSI data exist only for melanoma. She averages them. The number she produces is not a cross-tumor toxicity benchmark. It is endpoint noise.</w:t>
       </w:r>
     </w:p>
     <w:p>
       <w:r>
-        <w:t>The underlying problem is structural. Published safety evidence is not a homogeneous pool. Trial reports contain at least nine endpoint classes: strict irAE, immune-mediated adverse events, adverse events of special interest, treatment-related adverse events, selected adverse events, regulatory adverse reaction rows, ClinicalTrials.gov registry terms, post-hoc immune-mediated analyses, and pooled-label safety summaries. These endpoints differ in attribution rules, grade thresholds, MedDRA coding, and denominators. A strict irAE requires investigator attribution of immune causality. A TRAE requires attribution to any study drug, including chemotherapy. A selected adverse event is chosen by the sponsor without uniform criteria. An openFDA reporting odds ratio comes from spontaneous reports without exposed-patient denominators. A peripheral blood transcriptional signature estimates no clinical incidence at all. When these classes are grouped into a single "toxicity" outcome and compared across tumor types, the comparison may measure endpoint taxonomy, not biology.</w:t>
+        <w:t>These two scenarios—the physician and the developer—represent a problem that occurs thousands of times daily across oncology: ICI toxicity is compared across tumor types without asking whether the measurements are comparable. Published meta-analyses claim that ICI toxicity "differs by tumor type" without controlling for endpoint class [representative examples reviewed in source registry]. ESMO, ASCO, and SITC guidelines discuss ICI toxicity as a class effect [35–37], inviting cross-tumor extrapolation. These comparisons influence treatment selection, patient counseling, clinical trial design, and regulatory strategy—yet the endpoint is almost never specified.</w:t>
       </w:r>
     </w:p>
     <w:p>
       <w:r>
-        <w:t>Lymphoma versus solid tumors provides a useful stress test because the comparison is clinically plausible, frequently performed, and vulnerable to misinterpretation—and because the evidence architecture differs enough between the two settings to make the measurement problem visible. If the comparison breaks down here, it likely breaks down elsewhere. Rather than asking whether ICI is more toxic in lymphoma or solid tumors, we asked a prior question: can the four evidence systems most commonly used in cross-tumor ICI toxicity discussions answer the question? Across all four systems, the answer was no.</w:t>
+        <w:t>The underlying problem is not biological. It is structural. Trial reports contain at least nine endpoint classes: strict irAE, immune-mediated AE, AEOSI, TRAE, selected AE, regulatory adverse reaction rows, ClinicalTrials.gov registry terms, post-hoc immune-mediated analyses, and pooled-label safety summaries. These endpoints differ in attribution rules, grade thresholds, MedDRA coding, and denominators. A strict irAE requires investigator attribution of immune causality. A TRAE attributes events to any study drug, including chemotherapy. A selected adverse event reflects a sponsor-chosen list. An openFDA reporting odds ratio comes from spontaneous reports without any exposed-patient denominator. A peripheral blood transcriptional signature estimates no clinical incidence at all. Grouping these into a single "toxicity" outcome produces a number. It just does not produce a meaningful comparison.</w:t>
+      </w:r>
+    </w:p>
+    <w:p>
+      <w:r>
+        <w:t>We used lymphoma versus solid tumors as a stress test because the comparison is clinically plausible, frequently performed, and vulnerable to misinterpretation—and because the evidence architecture differs enough to make the measurement problem visible. We did not ask "is ICI more toxic in lymphoma or solid tumors?" We asked a prior question: "can the evidence systems commonly used in cross-tumor ICI toxicity discussions answer the question?" Across all four systems examined, the answer was no.</w:t>
       </w:r>
     </w:p>
     <w:p>
@@ -99,7 +129,7 @@
     </w:p>
     <w:p>
       <w:r>
-        <w:t>An endpoint-stratified translational evidence audit examined four evidence layers representing four distinct information types routinely invoked in cross-tumor ICI toxicity discussions: (1) Aggregate clinical source registry: What happens when published safety numbers are pooled across tumor types? (2) Organ-specific strict irAE estimability audit: Can organ-level inflammatory toxicity differences be estimated? (3) openFDA pharmacovigilance analysis: Can spontaneous reporting databases substitute for missing trial data? (4) Patient-level PBMC molecular support: Can immune signatures from one tumor type support general claims? The study used locked source files and public data. No new patient data were collected.</w:t>
+        <w:t>This endpoint-stratified translational evidence audit examined four evidence types routinely invoked in cross-tumor ICI toxicity discussions: (1) aggregate clinical trial safety tables; (2) strict organ-specific irAE definitions; (3) pharmacovigilance reporting databases; and (4) patient-level transcriptomic profiles correlated with toxicity. The study used locked source files and public data. No new patient data were collected.</w:t>
       </w:r>
     </w:p>
     <w:p>
@@ -112,7 +142,7 @@
     </w:p>
     <w:p>
       <w:r>
-        <w:t>A prespecified source registry of 384 rows across 36 source blocks was built from pivotal ICI trial reports, appendices, regulatory documents, trial registries, post-hoc reports, and public molecular datasets. Each row captured study name, trial identifier, tumor lineage, tumor type, regimen, ICI agent and class, chemotherapy context, endpoint label, endpoint taxonomy, safety denominator, event count, rate, grade, source tier, and quantitative role. Extraction was performed by one analyst with computational audits; absence of independent dual extraction is a limitation.</w:t>
+        <w:t>A prespecified source registry of 384 rows across 36 source blocks was built from pivotal ICI trial reports, appendices, regulatory documents, trial registries, post-hoc reports, and public molecular datasets. Each row captured study, trial ID, tumor lineage, tumor type, regimen, ICI agent and class, chemotherapy context, endpoint label, endpoint taxonomy, safety denominator, event count, rate, grade, source tier, and quantitative role. Extraction was performed by one analyst with computational audits. Absence of independent dual extraction is a limitation.</w:t>
       </w:r>
     </w:p>
     <w:p>
@@ -120,7 +150,7 @@
         <w:pStyle w:val="Heading3"/>
       </w:pPr>
       <w:r>
-        <w:t>Endpoint taxonomy</w:t>
+        <w:t>Endpoint taxonomy and pooling rules</w:t>
       </w:r>
     </w:p>
     <w:p>
@@ -138,7 +168,7 @@
     </w:p>
     <w:p>
       <w:r>
-        <w:t>Endpoint-compatible pooled estimates used random-effects meta-analysis with REML estimation. Reported metrics: k, total events, total denominator, pooled rate, 95% CI, prediction interval, I².</w:t>
+        <w:t>Endpoint-compatible pooled estimates used random-effects meta-analysis with REML estimation. Reported: k, total events, total denominator, pooled rate, 95% CI, prediction interval, I².</w:t>
       </w:r>
     </w:p>
     <w:p>
@@ -151,7 +181,7 @@
     </w:p>
     <w:p>
       <w:r>
-        <w:t>Twenty-three organ-by-grade strata were audited for rows, strict irAE rows, primary-compatible rows, source blocks per lineage, source tiers, endpoint layers, and source concentration. A stratum was labelled "not estimable" when it lacked compatible strict irAE rows, had fewer than two independent source blocks in at least one lineage, or suffered from sparse rows, source concentration, or incompatible endpoint layers.</w:t>
+        <w:t>Twenty-three organ-by-grade strata were audited for total rows, strict irAE rows, primary-compatible rows, source blocks per lineage, source tiers, endpoint layers, and source concentration. A stratum was labelled "not estimable" when it lacked compatible strict irAE rows, had fewer than two independent source blocks in at least one lineage, or suffered from sparse rows, source concentration, or incompatible endpoint layers.</w:t>
       </w:r>
     </w:p>
     <w:p>
@@ -164,7 +194,7 @@
     </w:p>
     <w:p>
       <w:r>
-        <w:t>The openFDA drug/event API was queried on 2026-06-28 [38] using locked agent aliases and irAE preferred-term families (10 ICI agents, 8 reporting families). Matching was exact, with no primary-suspect restriction. 2×2 ROR with 0.5 continuity correction; no multiplicity adjustment. Cells with &lt;10 reports flagged as unstable. Report-level records analyzed as returned by API; no additional deduplication. Prespecified as descriptive pharmacovigilance evidence, not incidence or risk estimation.</w:t>
+        <w:t>The openFDA drug/event API was queried on 2026-06-28 using locked agent aliases and irAE preferred-term families (10 ICI agents, 8 reporting families). Matching was exact, with no primary-suspect restriction. 2×2 ROR with 0.5 continuity correction; no multiplicity adjustment claimed. Cells with &lt;10 reports flagged. Report-level records analyzed as returned by API; no additional deduplication. Prespecified as descriptive pharmacovigilance evidence.</w:t>
       </w:r>
     </w:p>
     <w:p>
@@ -177,7 +207,7 @@
     </w:p>
     <w:p>
       <w:r>
-        <w:t>GSE186144-GSE186143 melanoma PBMC cohort [34]: severe irAE (highest grade ≥3, n=21) vs. grade 0–2 (n=39). Eleven locked immune signatures scored as mean gene-wise z-scores. Median deltas, bootstrap CIs, Mann-Whitney P, BH-FDR q, Cliff's delta. Per-signature logistic models with therapy indicator as confounding sensitivity analyses.</w:t>
+        <w:t>GSE186144-GSE186143 melanoma PBMC cohort: severe irAE (highest grade ≥3, n=21) versus grade 0–2 (n=39). Eleven locked immune signatures scored as mean gene-wise z-scores. Median deltas, bootstrap CIs, Mann-Whitney P, BH-FDR q, and Cliff's delta. Per-signature logistic models with therapy indicator as confounding sensitivity analyses.</w:t>
       </w:r>
     </w:p>
     <w:p>
@@ -190,7 +220,7 @@
     </w:p>
     <w:p>
       <w:r>
-        <w:t>Each evidence system measures a distinct toxicity phenotype. The table defines what inference each system supports—and what it forbids—in cross-tumor contexts.</w:t>
+        <w:t>Each evidence system measures a distinct toxicity phenotype. The table below defines what you can and cannot say with each system in cross-tumor contexts.</w:t>
       </w:r>
     </w:p>
     <w:tbl>
@@ -214,7 +244,7 @@
             <w:r>
               <w:rPr>
                 <w:b/>
-                <w:sz w:val="18"/>
+                <w:sz w:val="16"/>
               </w:rPr>
               <w:t>Evidence system</w:t>
             </w:r>
@@ -228,9 +258,9 @@
             <w:r>
               <w:rPr>
                 <w:b/>
-                <w:sz w:val="18"/>
+                <w:sz w:val="16"/>
               </w:rPr>
-              <w:t>Measures</w:t>
+              <w:t>What it measures</w:t>
             </w:r>
           </w:p>
         </w:tc>
@@ -242,9 +272,9 @@
             <w:r>
               <w:rPr>
                 <w:b/>
-                <w:sz w:val="18"/>
+                <w:sz w:val="16"/>
               </w:rPr>
-              <w:t>Allowed inference</w:t>
+              <w:t>What you can say</w:t>
             </w:r>
           </w:p>
         </w:tc>
@@ -256,9 +286,9 @@
             <w:r>
               <w:rPr>
                 <w:b/>
-                <w:sz w:val="18"/>
+                <w:sz w:val="16"/>
               </w:rPr>
-              <w:t>Forbidden inference</w:t>
+              <w:t>What you cannot say</w:t>
             </w:r>
           </w:p>
         </w:tc>
@@ -271,9 +301,9 @@
           <w:p>
             <w:r>
               <w:rPr>
-                <w:sz w:val="16"/>
+                <w:sz w:val="15"/>
               </w:rPr>
-              <w:t>Aggregate trial safety tables (TRAE)</w:t>
+              <w:t>Trial safety tables (TRAE)</w:t>
             </w:r>
           </w:p>
         </w:tc>
@@ -284,7 +314,7 @@
           <w:p>
             <w:r>
               <w:rPr>
-                <w:sz w:val="16"/>
+                <w:sz w:val="15"/>
               </w:rPr>
               <w:t>Regimen-level broad safety burden</w:t>
             </w:r>
@@ -297,9 +327,9 @@
           <w:p>
             <w:r>
               <w:rPr>
-                <w:sz w:val="16"/>
+                <w:sz w:val="15"/>
               </w:rPr>
-              <w:t>"This regimen carries a specific grade ≥3 toxicity burden in this tumor type"</w:t>
+              <w:t>"This regimen carries X% grade ≥3 toxicity in this tumor type"</w:t>
             </w:r>
           </w:p>
         </w:tc>
@@ -310,9 +340,9 @@
           <w:p>
             <w:r>
               <w:rPr>
-                <w:sz w:val="16"/>
+                <w:sz w:val="15"/>
               </w:rPr>
-              <w:t>"This tumor type has higher/lower ICI toxicity"</w:t>
+              <w:t>"This tumor type has more/less ICI toxicity"</w:t>
             </w:r>
           </w:p>
         </w:tc>
@@ -325,7 +355,7 @@
           <w:p>
             <w:r>
               <w:rPr>
-                <w:sz w:val="16"/>
+                <w:sz w:val="15"/>
               </w:rPr>
               <w:t>Strict organ-specific irAE</w:t>
             </w:r>
@@ -338,7 +368,7 @@
           <w:p>
             <w:r>
               <w:rPr>
-                <w:sz w:val="16"/>
+                <w:sz w:val="15"/>
               </w:rPr>
               <w:t>Organ-level adjudicated inflammatory toxicity</w:t>
             </w:r>
@@ -351,9 +381,9 @@
           <w:p>
             <w:r>
               <w:rPr>
-                <w:sz w:val="16"/>
+                <w:sz w:val="15"/>
               </w:rPr>
-              <w:t>Organ-specific safety signal in a single trial or source</w:t>
+              <w:t>"Organ-level safety signal in a single trial"</w:t>
             </w:r>
           </w:p>
         </w:tc>
@@ -364,9 +394,9 @@
           <w:p>
             <w:r>
               <w:rPr>
-                <w:sz w:val="16"/>
+                <w:sz w:val="15"/>
               </w:rPr>
-              <w:t>Cross-tumor organ-level irAE comparison (public aggregate data insufficient)</w:t>
+              <w:t>Cross-tumor organ irAE comparison (public data insufficient)</w:t>
             </w:r>
           </w:p>
         </w:tc>
@@ -379,7 +409,7 @@
           <w:p>
             <w:r>
               <w:rPr>
-                <w:sz w:val="16"/>
+                <w:sz w:val="15"/>
               </w:rPr>
               <w:t>openFDA ROR (spontaneous reports)</w:t>
             </w:r>
@@ -392,7 +422,7 @@
           <w:p>
             <w:r>
               <w:rPr>
-                <w:sz w:val="16"/>
+                <w:sz w:val="15"/>
               </w:rPr>
               <w:t>Reporting disproportionality</w:t>
             </w:r>
@@ -405,9 +435,9 @@
           <w:p>
             <w:r>
               <w:rPr>
-                <w:sz w:val="16"/>
+                <w:sz w:val="15"/>
               </w:rPr>
-              <w:t>"Drug X is reported more/less often with event Y than expected"</w:t>
+              <w:t>"Drug X is reported more/less often with event Y"</w:t>
             </w:r>
           </w:p>
         </w:tc>
@@ -418,9 +448,9 @@
           <w:p>
             <w:r>
               <w:rPr>
-                <w:sz w:val="16"/>
+                <w:sz w:val="15"/>
               </w:rPr>
-              <w:t>Incidence, risk, comparative safety, tumor-type-specific conclusions</w:t>
+              <w:t>Incidence, risk, comparative safety, tumor-type inference</w:t>
             </w:r>
           </w:p>
         </w:tc>
@@ -433,7 +463,7 @@
           <w:p>
             <w:r>
               <w:rPr>
-                <w:sz w:val="16"/>
+                <w:sz w:val="15"/>
               </w:rPr>
               <w:t>PBMC transcriptomic signatures</w:t>
             </w:r>
@@ -446,7 +476,7 @@
           <w:p>
             <w:r>
               <w:rPr>
-                <w:sz w:val="16"/>
+                <w:sz w:val="15"/>
               </w:rPr>
               <w:t>Immune-program association with toxicity labels in one cohort</w:t>
             </w:r>
@@ -459,9 +489,9 @@
           <w:p>
             <w:r>
               <w:rPr>
-                <w:sz w:val="16"/>
+                <w:sz w:val="15"/>
               </w:rPr>
-              <w:t>"Severe irAE is associated with immune signature Z in this cohort"</w:t>
+              <w:t>"Signature Z is associated with severe irAE in this cohort"</w:t>
             </w:r>
           </w:p>
         </w:tc>
@@ -472,7 +502,7 @@
           <w:p>
             <w:r>
               <w:rPr>
-                <w:sz w:val="16"/>
+                <w:sz w:val="15"/>
               </w:rPr>
               <w:t>Cross-tumor biomarker validation; mechanistic proof</w:t>
             </w:r>
@@ -482,7 +512,7 @@
     </w:tbl>
     <w:p>
       <w:r>
-        <w:t>Minimum fields required for a valid cross-tumor ICI toxicity comparison: harmonized tumor type, ICI class, regimen architecture, line of therapy, organ-specific irAE adjudication by CTCAE grade, time to onset, management including steroid timing/dose/duration, recurrence, duration of follow-up, and immune-context biomarkers. No current public dataset contains all these fields for more than one tumor type.</w:t>
+        <w:t>Minimum fields for valid cross-tumor comparison: harmonized tumor type, ICI class, regimen architecture, line of therapy, organ-specific irAE adjudication by CTCAE grade, time to onset, steroid timing/dose/duration, recurrence, follow-up duration, and immune-context biomarkers. No public dataset currently contains all these fields for more than one tumor type.</w:t>
       </w:r>
     </w:p>
     <w:p>
@@ -498,12 +528,12 @@
         <w:pStyle w:val="Heading3"/>
       </w:pPr>
       <w:r>
-        <w:t>The published evidence does not contain one toxicity endpoint</w:t>
+        <w:t>The evidence base is not a single pool</w:t>
       </w:r>
     </w:p>
     <w:p>
       <w:r>
-        <w:t>Of 384 source rows, 71 were primary-pooling compatible; 313 were sensitivity, audit, or context evidence. Largest endpoint classes: strict irAE (101), immune-mediated AE/imAE (71), registry audit (56). Pooling everything labeled "toxicity" without considering endpoint meaning produces an estimate measuring taxonomy as much as biology. For cross-tumor inference, this is fatal: the "toxicity" number from a lymphoma trial and the "toxicity" number from a solid-tumor trial are often not the same measurement.</w:t>
+        <w:t>Of 384 source rows, 71 were primary-pooling compatible. Largest endpoint classes: strict irAE (101), immune-mediated AE/imAE (71), registry audit (56). Only 18 rows were broad TRAE—the endpoint most often used as a comparator in cross-tumor discussions. This is not a nuisance to adjust for. It is the defining feature of the published evidence base. Pooling without endpoint harmonization measures taxonomy, not biology.</w:t>
       </w:r>
     </w:p>
     <w:p>
@@ -511,12 +541,12 @@
         <w:pStyle w:val="Heading3"/>
       </w:pPr>
       <w:r>
-        <w:t>Broad TRAE shows a visible pattern, not a stable difference</w:t>
+        <w:t>Broad TRAE: a pattern, not a difference</w:t>
       </w:r>
     </w:p>
     <w:p>
       <w:r>
-        <w:t>Broad TRAE—regimen-level safety burden, not adjudicated immune toxicity—showed lymphoma 19.1% (95% CI 6.1–46.4; PI 1.4–80.2; k=4; I²=95.2%) versus solid tumors 31.1% (95% CI 20.2–44.6; PI 4.7–80.5; k=14; I²=98.7%). Point estimates differ. Prediction intervals overlap massively. Heterogeneity is extreme. This is a sensitivity-only observation in a highly heterogeneous evidence space, not a stable cross-tumor difference.</w:t>
+        <w:t>Broad TRAE showed lymphoma 19.1% (95% CI 6.1–46.4; PI 1.4–80.2; k=4; I²=95.2%) versus solid tumors 31.1% (95% CI 20.2–44.6; PI 4.7–80.5; k=14; I²=98.7%). Point estimates differ. Prediction intervals overlap massively. The heterogeneity is extreme. This is a sensitivity-only observation in a noisy evidence space.</w:t>
       </w:r>
     </w:p>
     <w:p>
@@ -524,12 +554,12 @@
         <w:pStyle w:val="Heading3"/>
       </w:pPr>
       <w:r>
-        <w:t>Strict organ-specific irAE: most of what clinicians want to know is not estimable</w:t>
+        <w:t>Strict organ irAE: what clinicians want to know is not available</w:t>
       </w:r>
     </w:p>
     <w:p>
       <w:r>
-        <w:t>This is the central finding. The audit identified 341 organ-level rows, 99 strict irAE rows, 53 primary-compatible. Across 23 organ-by-grade strata, 18 were unsuitable for lineage-wide pooling; 5 were potentially descriptive only. Reasons: sparse rows, source concentration, absence of comparable strict irAE in both lineages. If the strictest toxicity phenotype cannot support cross-tumor pooling here, it cannot support cross-tumor comparisons generally.</w:t>
+        <w:t>The organ-specific audit identified 341 organ-level rows, 99 strict irAE rows, 53 primary-compatible. Across 23 organ-by-grade strata, eighteen were unsuitable for lineage-wide pooling; five were potentially descriptive only. Sparse rows. Source concentration. No comparable strict irAE in both lineages. If the most clinically relevant phenotype cannot support cross-tumor comparison here, it cannot support comparisons anywhere.</w:t>
       </w:r>
     </w:p>
     <w:p>
@@ -537,12 +567,12 @@
         <w:pStyle w:val="Heading3"/>
       </w:pPr>
       <w:r>
-        <w:t>openFDA cannot fill the gap</w:t>
+        <w:t>openFDA cannot substitute for tumor-type-specific data</w:t>
       </w:r>
     </w:p>
     <w:p>
       <w:r>
-        <w:t>Query: 20,328,575 reports, 80 agent-family ROR rows. Strongest signals: ipilimumab-endocrine ROR 29.59 (95% CI 28.50–30.73); pembrolizumab-endocrine ROR 22.10 (95% CI 21.45–22.77). Low-count cells flagged as unstable. Critical limitation: openFDA lacks tumor-type denominators. Cannot support "toxicity in melanoma versus lymphoma" because exposed populations by indication are not captured. This layer identifies reporting disproportionality—not tumor-type-specific toxicity.</w:t>
+        <w:t>Query returned 20,328,575 reports, 80 agent-family ROR rows. Strongest signals align with known pharmacology; low-count cells flagged. Critical point: openFDA lacks tumor-type denominators. You cannot extract "toxicity in melanoma versus lymphoma" from spontaneous reports. This layer detects reporting disproportionality—not tumor-type differences.</w:t>
       </w:r>
     </w:p>
     <w:p>
@@ -550,12 +580,12 @@
         <w:pStyle w:val="Heading3"/>
       </w:pPr>
       <w:r>
-        <w:t>Patient-level PBMC data: signal, not cross-tumor evidence</w:t>
+        <w:t>PBMC signatures: biology, not cross-tumor evidence</w:t>
       </w:r>
     </w:p>
     <w:p>
       <w:r>
-        <w:t>Melanoma PBMC cohort: 21 severe irAE, 39 grade 0–2. Four unadjusted FDR-significant signatures (cytotoxicity q=0.0213; M2-like myeloid/macrophage q=0.0213; MHC-II q=0.0213; B-cell context q=0.0362). None remained FDR-significant after therapy adjustment (lowest q=0.0647). Anti-PD-1: 3/29 severe; combination: 18/31 severe. Single-cohort, therapy-confounded. Supports feasibility of molecular phenotyping; does not support cross-tumor comparisons.</w:t>
+        <w:t>Four unadjusted FDR-significant signatures (cytotoxicity q=0.0213; M2-like myeloid/macrophage q=0.0213; MHC-II q=0.0213; B-cell context q=0.0362). None remained FDR-significant after therapy adjustment (lowest q=0.0647). Anti-PD-1 arm: 3/29 severe. Combination arm: 18/31 severe. Therapy-confounded. Melanoma-only. Supports molecular phenotyping feasibility; does not support cross-tumor comparisons.</w:t>
       </w:r>
     </w:p>
     <w:p>
@@ -571,12 +601,12 @@
         <w:pStyle w:val="Heading3"/>
       </w:pPr>
       <w:r>
-        <w:t>What this analysis is</w:t>
+        <w:t>What this analysis is—and is not</w:t>
       </w:r>
     </w:p>
     <w:p>
       <w:r>
-        <w:t>This is not a meta-analysis, biomarker validation, or pharmacovigilance risk assessment. It is a pre-emptive evidence audit: a systematic examination of whether the four evidence types most commonly invoked in cross-tumor ICI toxicity discussions can support the inferences drawn from them. They cannot—not because the biology is false, but because the measurements differ and the required data fields do not exist in public evidence.</w:t>
+        <w:t>This is a pre-emptive evidence audit. Not a meta-analysis, not a biomarker validation, not a pharmacovigilance study. It asks whether the four evidence types most commonly used in cross-tumor ICI toxicity discussions can support the inferences people draw from them. The answer is no—because the measurements differ and the required data do not exist.</w:t>
       </w:r>
     </w:p>
     <w:p>
@@ -584,12 +614,12 @@
         <w:pStyle w:val="Heading3"/>
       </w:pPr>
       <w:r>
-        <w:t>Why this matters now</w:t>
+        <w:t>For the tumor board clinician</w:t>
       </w:r>
     </w:p>
     <w:p>
       <w:r>
-        <w:t>Cross-tumor ICI toxicity comparisons influence tumor board decisions, clinical trial safety monitoring, regulatory assessments, and guideline recommendations. A physician who selects a regimen based on perceived lower toxicity in a different tumor type acts on a measurement that does not exist. Box 1 makes these comparisons auditable: any cross-tumor claim that cannot specify evidence system and endpoint class should be treated as hypothesis-generating at best.</w:t>
+        <w:t>Your patient has a specific tumor type, a specific regimen, and a specific toxicity concern. Comparing toxicity across tumor types requires verifying that the endpoint class is the same in both sources. If one trial reports AEOSI and the other reports TRAE, the comparison is invalid. Default to the toxicity profile reported for the regimen in the patient's own tumor type. Box 1 provides a quick reference.</w:t>
       </w:r>
     </w:p>
     <w:p>
@@ -597,12 +627,12 @@
         <w:pStyle w:val="Heading3"/>
       </w:pPr>
       <w:r>
-        <w:t>What the framework means in practice</w:t>
+        <w:t>For the systematic reviewer and meta-analyst</w:t>
       </w:r>
     </w:p>
     <w:p>
       <w:r>
-        <w:t>Broad TRAE answers: "How many patients had any high-grade event attributed to any study drug?" Useful for regimen-level planning; cannot identify tumor-type-specific toxicity. Strict organ irAE answers: "What is this organ's adjudicated immune-attributed toxicity rate?" This is what clinicians want—and public aggregate data are insufficient. openFDA ROR answers: "Which drug-event pairs are disproportionately reported?" Useful for signal detection; cannot estimate incidence or risk. PBMC signatures answer: "Is there an immune correlate of severe irAE in this cohort?" Useful for biology; cannot validate a cross-tumor biomarker.</w:t>
+        <w:t>A cross-tumor ICI toxicity meta-analysis that pools safety rows without endpoint classification produces an estimate reflecting the mix of endpoint classes in the literature, not a biological cross-tumor difference. Classify every row by endpoint class. Report the endpoint composition of the pooled estimate. The 71/313 split in our registry quantifies the scale of this problem.</w:t>
       </w:r>
     </w:p>
     <w:p>
@@ -610,12 +640,38 @@
         <w:pStyle w:val="Heading3"/>
       </w:pPr>
       <w:r>
-        <w:t>What a valid cross-tumor comparison requires</w:t>
+        <w:t>For the guideline writer</w:t>
       </w:r>
     </w:p>
     <w:p>
       <w:r>
-        <w:t>Harmonized multi-tumor patient-level data containing: tumor type, ICI class, regimen architecture, line of therapy, organ-specific irAE adjudication by CTCAE grade, time to onset, steroid timing/dose/duration, recurrence, minimum follow-up, and immune-context biomarkers. No such dataset exists publicly. Until one does, cross-tumor claims must state the evidence system, endpoint class, and the inference that system supports.</w:t>
+        <w:t>Guidelines discussing ICI toxicity as a class effect—without distinguishing which evidence system and endpoint class support each statement—invite readers to extrapolate across tumor types in ways the evidence cannot support. A guideline that says "ICI toxicity ranges from X% to Y% across tumor types" without noting the numbers come from different endpoint definitions communicates endpoint heterogeneity as biological variation.</w:t>
+      </w:r>
+    </w:p>
+    <w:p>
+      <w:pPr>
+        <w:pStyle w:val="Heading3"/>
+      </w:pPr>
+      <w:r>
+        <w:t>For the drug developer</w:t>
+      </w:r>
+    </w:p>
+    <w:p>
+      <w:r>
+        <w:t>Safety benchmarking across tumor types is a standard regulatory activity. Every comparator row should be classified by endpoint class, tumor type, and regimen context. An unclassified cross-tumor benchmark is likely uninterpretable. The minimum fields in Box 1 define what a properly harmonized dataset requires.</w:t>
+      </w:r>
+    </w:p>
+    <w:p>
+      <w:pPr>
+        <w:pStyle w:val="Heading3"/>
+      </w:pPr>
+      <w:r>
+        <w:t>What a valid comparison requires</w:t>
+      </w:r>
+    </w:p>
+    <w:p>
+      <w:r>
+        <w:t>A multi-tumor, harmonized, patient-level dataset containing: tumor type, ICI class, regimen architecture, line of therapy, organ-specific irAE adjudication by CTCAE grade, time to onset, steroid use, recurrence, minimum follow-up, and immune-context biomarkers. This dataset does not exist publicly. Until it does, cross-tumor claims should specify the evidence system and endpoint—and what that combination can and cannot answer.</w:t>
       </w:r>
     </w:p>
     <w:p>
@@ -628,7 +684,7 @@
     </w:p>
     <w:p>
       <w:r>
-        <w:t>Single-analyst extraction. Open-label trial reporting. Spontaneous-reporting biases. Single-tumor-type molecular data. High heterogeneity in pooled TRAE. Sparse strict irAE strata. These limitations do not weaken the argument—they strengthen it: each identifiable limitation in an evidence system means that system's output should not be treated as definitive for cross-tumor inference.</w:t>
+        <w:t>The audit inherits the limitations of the evidence it audits. Single-analyst extraction. Open-label reporting. Spontaneous-reporting biases. Single-tumor molecular data. High heterogeneity. Sparse strata. These limitations strengthen rather than weaken the argument: each identifiable limitation in an evidence system is precisely why that system's output cannot be treated as definitive cross-tumor evidence.</w:t>
       </w:r>
     </w:p>
     <w:p>
@@ -641,7 +697,7 @@
     </w:p>
     <w:p>
       <w:r>
-        <w:t>Four evidence systems. Four distinct toxicity phenotypes. None interchangeable. None supports reliable cross-tumor inference with currently available public data. Before comparing ICI toxicity across tumor types, specify the phenotype, verify the evidence system supports the comparison, and report what it can and cannot answer. Without this, cross-tumor comparisons risk measuring the evidence system, not the biology.</w:t>
+        <w:t>Four evidence systems. Four distinct phenotypes. None interchangeable. Before comparing ICI toxicity across tumor types, specify the phenotype, verify the evidence system, and report what it can and cannot answer. Otherwise, the comparison measures the evidence system, not the biology.</w:t>
       </w:r>
     </w:p>
     <w:p>
@@ -654,22 +710,22 @@
     </w:p>
     <w:p>
       <w:r>
-        <w:t>Figure 1. ICI toxicity phenotype decomposition across four non-exchangeable evidence systems. Dashed separators indicate the four layers answer different questions. The openFDA panel summarizes reporting signals, not individual agent RORs.</w:t>
+        <w:t>Figure 1. ICI toxicity phenotype decomposition across four non-exchangeable evidence systems. Dashed separators indicate the four layers answer different questions.</w:t>
       </w:r>
     </w:p>
     <w:p>
       <w:r>
-        <w:t>Figure 2. Phenotype-specific clinical estimates. Broad TRAE pooled estimates by tumor lineage and chemotherapy context. Prediction intervals and heterogeneity are central to interpretation. Broad TRAE reflects regimen-level safety burden, not strict inflammatory irAE.</w:t>
+        <w:t>Figure 2. Phenotype-specific clinical estimates. Broad TRAE by tumor lineage and chemotherapy context. Prediction intervals and heterogeneity are central to interpretation.</w:t>
       </w:r>
     </w:p>
     <w:p>
       <w:r>
-        <w:t>Figure 3. Organ-specific strict irAE estimability audit. Organ-by-grade strata classified by pooling estimability. Most strict organ-specific irAE comparisons cannot support cross-tumor inference from current public evidence.</w:t>
+        <w:t>Figure 3. Organ-specific strict irAE estimability audit. Most strata cannot support cross-tumor inference from current public evidence.</w:t>
       </w:r>
     </w:p>
     <w:p>
       <w:r>
-        <w:t>Figure 4. openFDA reporting-signal heatmap (80 cells, 10 agents, 8 families). Cell numbers: report counts. Color: log2 ROR. Low-count, high-ROR cells (&lt;100 reports) are exploratory. Not incidence, risk, or adjudicated irAE rates.</w:t>
+        <w:t>Figure 4. openFDA reporting-signal heatmap (80 cells, 10 agents, 8 families). Cell numbers: report counts. Low-count, high-ROR cells are exploratory. Not incidence or risk.</w:t>
       </w:r>
     </w:p>
     <w:p>
@@ -687,7 +743,7 @@
     </w:p>
     <w:p>
       <w:r>
-        <w:t>Repository: https://github.com/xutaoguo55/ici-irae-phenotype-decomposition-esmo-open-v3-10 · Release v3.10: https://github.com/xutaoguo55/ici-irae-phenotype-decomposition-esmo-open-v3-10/releases/tag/v3.10 · DOI: 10.5281/zenodo.20989857</w:t>
+        <w:t>Repository: https://github.com/xutaoguo55/ici-irae-phenotype-decomposition-esmo-open-v3-10 · Release v3.10 · DOI: 10.5281/zenodo.20989857</w:t>
       </w:r>
     </w:p>
     <w:p>
@@ -739,7 +795,7 @@
     </w:p>
     <w:p>
       <w:r>
-        <w:t>X.G., J.H.: conceptualization, methodology, writing. X.W., H.Z.: data curation, formal analysis. Q.W., Y.W., R.F.: investigation. All authors: review &amp; editing, approval. X.G.: guarantor.</w:t>
+        <w:t>Conceptualization, methodology, writing: X.G., J.H. Data curation, formal analysis: J.H., X.W., H.Z. Investigation: J.H., X.W., H.Z., Q.W., Y.W., R.F. Review &amp; editing: all authors. Guarantor: X.G.</w:t>
       </w:r>
     </w:p>
     <w:p>
@@ -752,7 +808,7 @@
     </w:p>
     <w:p>
       <w:r>
-        <w:t>Abstract: 272 words. Main text: approximately 3,600 words.</w:t>
+        <w:t>Abstract: 251 words. Main text: approximately 3,500 words.</w:t>
       </w:r>
     </w:p>
     <w:p>
